--- a/sit120_web/task11p/Answer.docx
+++ b/sit120_web/task11p/Answer.docx
@@ -270,6 +270,7 @@
           <w:rFonts w:asciiTheme="minorHAnsi"/>
           <w:sz w:val="22"/>
           <w:szCs w:val="22"/>
+          <w:highlight w:val="none"/>
         </w:rPr>
       </w:r>
       <w:r>
@@ -335,6 +336,7 @@
           <w:rFonts w:asciiTheme="minorHAnsi"/>
           <w:sz w:val="22"/>
           <w:szCs w:val="22"/>
+          <w:highlight w:val="none"/>
         </w:rPr>
       </w:r>
       <w:r>
@@ -368,33 +370,30 @@
           <w:rFonts w:asciiTheme="minorHAnsi"/>
           <w:sz w:val="22"/>
           <w:szCs w:val="22"/>
-          <w:highlight w:val="none"/>
-        </w:rPr>
-        <w:t xml:space="preserve">The main target audience for this website is people who regularly read good labels and/or compare ingredients in packages products before they buy something to better understand what they will put in their bo</w:t>
+        </w:rPr>
+        <w:t xml:space="preserve">The main target audience is health </w:t>
       </w:r>
       <w:r>
         <w:rPr>
           <w:rFonts w:asciiTheme="minorHAnsi"/>
           <w:sz w:val="22"/>
           <w:szCs w:val="22"/>
-          <w:highlight w:val="none"/>
-        </w:rPr>
-        <w:t xml:space="preserve">dy. The website must be responsive because the camera and confirmation features will mostly be used in mobile phones while buying food outside, but the app will still give them the ability to do more detailed on-the-spot research and comparisons as needed.</w:t>
+        </w:rPr>
+        <w:t xml:space="preserve">conscious</w:t>
       </w:r>
       <w:r>
         <w:rPr>
           <w:rFonts w:asciiTheme="minorHAnsi"/>
           <w:sz w:val="22"/>
           <w:szCs w:val="22"/>
-          <w:highlight w:val="none"/>
-        </w:rPr>
+        </w:rPr>
+        <w:t xml:space="preserve"> adults aged 18-55 of any gender. More specifically, we are aiming for regular grocery shoppers, parents and people with food sensitivities. They may use the website in grocery stores while comparing packaged products / food items, or at home, while planning what to purchase when they get to researching ingredients. The response design allows users to scan and check labels quickly on a smartphone while shopping, while still giving them the ability to both check details about it on the spot quickly as well and go through them in depth.</w:t>
       </w:r>
       <w:r>
         <w:rPr>
           <w:rFonts w:asciiTheme="minorHAnsi"/>
           <w:sz w:val="22"/>
           <w:szCs w:val="22"/>
-          <w:highlight w:val="none"/>
         </w:rPr>
       </w:r>
     </w:p>
@@ -418,12 +417,16 @@
         <w:rPr>
           <w:rFonts w:asciiTheme="minorHAnsi"/>
           <w:sz w:val="22"/>
+          <w:szCs w:val="22"/>
+          <w:highlight w:val="none"/>
         </w:rPr>
       </w:r>
       <w:r>
         <w:rPr>
           <w:rFonts w:asciiTheme="minorHAnsi"/>
           <w:sz w:val="22"/>
+          <w:szCs w:val="22"/>
+          <w:highlight w:val="none"/>
         </w:rPr>
       </w:r>
       <w:r>
@@ -431,6 +434,173 @@
           <w:rFonts w:asciiTheme="minorHAnsi"/>
           <w:sz w:val="22"/>
           <w:szCs w:val="22"/>
+          <w:highlight w:val="none"/>
+        </w:rPr>
+      </w:r>
+    </w:p>
+    <w:p>
+      <w:pPr>
+        <w:pBdr/>
+        <w:spacing w:after="105" w:before="315" w:line="360" w:lineRule="auto"/>
+        <w:ind w:left="-30"/>
+        <w:rPr>
+          <w:rFonts w:asciiTheme="minorHAnsi"/>
+          <w:color w:val="6600ff"/>
+          <w:sz w:val="22"/>
+        </w:rPr>
+      </w:pPr>
+      <w:r/>
+      <w:bookmarkStart w:id="3" w:name="bm_1_2_site_aim"/>
+      <w:r>
+        <w:rPr>
+          <w:rFonts w:eastAsia="source serif 4" w:cs="source serif 4" w:asciiTheme="minorHAnsi"/>
+          <w:b/>
+          <w:color w:val="6600ff"/>
+          <w:sz w:val="22"/>
+        </w:rPr>
+        <w:t xml:space="preserve">1.2 — Site Aim</w:t>
+      </w:r>
+      <w:bookmarkEnd w:id="3"/>
+      <w:r>
+        <w:rPr>
+          <w:rFonts w:asciiTheme="minorHAnsi"/>
+          <w:color w:val="6600ff"/>
+          <w:sz w:val="22"/>
+        </w:rPr>
+      </w:r>
+      <w:r>
+        <w:rPr>
+          <w:rFonts w:asciiTheme="minorHAnsi"/>
+          <w:color w:val="6600ff"/>
+          <w:sz w:val="22"/>
+        </w:rPr>
+      </w:r>
+    </w:p>
+    <w:p>
+      <w:pPr>
+        <w:pBdr/>
+        <w:spacing w:after="210" w:line="360" w:lineRule="auto"/>
+        <w:ind/>
+        <w:rPr>
+          <w:rFonts w:asciiTheme="minorHAnsi"/>
+          <w:sz w:val="22"/>
+        </w:rPr>
+      </w:pPr>
+      <w:r>
+        <w:rPr>
+          <w:rFonts w:eastAsia="source serif 4" w:cs="source serif 4" w:asciiTheme="minorHAnsi"/>
+          <w:color w:val="000000"/>
+          <w:sz w:val="22"/>
+        </w:rPr>
+        <w:t xml:space="preserve">State the website's primary business goal in one clear sentence. </w:t>
+      </w:r>
+      <w:r>
+        <w:rPr>
+          <w:rFonts w:eastAsia="source serif 4" w:cs="source serif 4" w:asciiTheme="minorHAnsi"/>
+          <w:color w:val="ee0000"/>
+          <w:sz w:val="22"/>
+        </w:rPr>
+        <w:t xml:space="preserve">Avoid </w:t>
+      </w:r>
+      <w:r>
+        <w:rPr>
+          <w:rFonts w:eastAsia="source serif 4" w:cs="source serif 4" w:asciiTheme="minorHAnsi"/>
+          <w:color w:val="000000" w:themeColor="text1"/>
+          <w:sz w:val="22"/>
+        </w:rPr>
+        <w:t xml:space="preserve">using</w:t>
+      </w:r>
+      <w:r>
+        <w:rPr>
+          <w:rFonts w:eastAsia="source serif 4" w:cs="source serif 4" w:asciiTheme="minorHAnsi"/>
+          <w:color w:val="ee0000"/>
+          <w:sz w:val="22"/>
+        </w:rPr>
+        <w:t xml:space="preserve"> “to promote”</w:t>
+      </w:r>
+      <w:r>
+        <w:rPr>
+          <w:rFonts w:eastAsia="source serif 4" w:cs="source serif 4" w:asciiTheme="minorHAnsi"/>
+          <w:color w:val="000000"/>
+          <w:sz w:val="22"/>
+        </w:rPr>
+        <w:t xml:space="preserve"> — </w:t>
+      </w:r>
+      <w:r>
+        <w:rPr>
+          <w:rFonts w:eastAsia="source serif 4" w:cs="source serif 4" w:asciiTheme="minorHAnsi"/>
+          <w:color w:val="00b050"/>
+          <w:sz w:val="22"/>
+        </w:rPr>
+        <w:t xml:space="preserve">identify the</w:t>
+      </w:r>
+      <w:r>
+        <w:rPr>
+          <w:rFonts w:eastAsia="source serif 4" w:cs="source serif 4" w:asciiTheme="minorHAnsi"/>
+          <w:b/>
+          <w:bCs/>
+          <w:color w:val="00b050"/>
+          <w:sz w:val="22"/>
+        </w:rPr>
+        <w:t xml:space="preserve"> real outcome</w:t>
+      </w:r>
+      <w:r>
+        <w:rPr>
+          <w:rFonts w:eastAsia="source serif 4" w:cs="source serif 4" w:asciiTheme="minorHAnsi"/>
+          <w:color w:val="00b050"/>
+          <w:sz w:val="22"/>
+        </w:rPr>
+        <w:t xml:space="preserve">.</w:t>
+      </w:r>
+      <w:r>
+        <w:rPr>
+          <w:rFonts w:asciiTheme="minorHAnsi"/>
+          <w:sz w:val="22"/>
+        </w:rPr>
+      </w:r>
+      <w:r>
+        <w:rPr>
+          <w:rFonts w:asciiTheme="minorHAnsi"/>
+          <w:sz w:val="22"/>
+        </w:rPr>
+      </w:r>
+    </w:p>
+    <w:p>
+      <w:pPr>
+        <w:pBdr>
+          <w:top w:val="single" w:color="bfbfbf" w:sz="4" w:space="2"/>
+          <w:left w:val="single" w:color="bfbfbf" w:sz="4" w:space="4"/>
+          <w:bottom w:val="single" w:color="bfbfbf" w:sz="4" w:space="2"/>
+          <w:right w:val="single" w:color="bfbfbf" w:sz="4" w:space="4"/>
+        </w:pBdr>
+        <w:spacing w:after="160" w:before="40"/>
+        <w:ind/>
+        <w:rPr>
+          <w:rFonts w:asciiTheme="minorHAnsi"/>
+          <w:sz w:val="22"/>
+        </w:rPr>
+      </w:pPr>
+      <w:r/>
+      <w:bookmarkStart w:id="4" w:name="bm_1_3_user_goals"/>
+      <w:r>
+        <w:t xml:space="preserve">To help health conscious individuals make informed decisions about what they put in their body when choosing packages food by providing trustworthy food additive </w:t>
+      </w:r>
+      <w:r>
+        <w:t xml:space="preserve">details</w:t>
+      </w:r>
+      <w:r>
+        <w:t xml:space="preserve">, clear explanations, also with simple comparisons for ease of use.</w:t>
+      </w:r>
+      <w:r>
+        <w:rPr>
+          <w:rFonts w:asciiTheme="minorHAnsi"/>
+          <w:sz w:val="22"/>
+        </w:rPr>
+      </w:r>
+      <w:r>
+        <w:rPr>
+          <w:rFonts w:asciiTheme="minorHAnsi"/>
+          <w:sz w:val="22"/>
         </w:rPr>
       </w:r>
     </w:p>
@@ -492,12 +662,7 @@
         <w:rPr>
           <w:rFonts w:asciiTheme="minorHAnsi"/>
           <w:sz w:val="22"/>
-        </w:rPr>
-      </w:r>
-      <w:r>
-        <w:rPr>
-          <w:rFonts w:asciiTheme="minorHAnsi"/>
-          <w:sz w:val="22"/>
+          <w:szCs w:val="22"/>
         </w:rPr>
       </w:r>
       <w:r>
@@ -519,8 +684,6 @@
           <w:sz w:val="22"/>
         </w:rPr>
       </w:pPr>
-      <w:r/>
-      <w:bookmarkStart w:id="3" w:name="bm_1_2_site_aim"/>
       <w:r>
         <w:rPr>
           <w:rFonts w:eastAsia="source serif 4" w:cs="source serif 4" w:asciiTheme="minorHAnsi"/>
@@ -528,9 +691,18 @@
           <w:color w:val="6600ff"/>
           <w:sz w:val="22"/>
         </w:rPr>
-        <w:t xml:space="preserve">1.2 — Site Aim</w:t>
-      </w:r>
-      <w:bookmarkEnd w:id="3"/>
+        <w:t xml:space="preserve">1.3 — User Goals</w:t>
+      </w:r>
+      <w:bookmarkEnd w:id="4"/>
+      <w:r>
+        <w:rPr>
+          <w:rFonts w:eastAsia="source serif 4" w:cs="source serif 4" w:asciiTheme="minorHAnsi"/>
+          <w:b/>
+          <w:color w:val="6600ff"/>
+          <w:sz w:val="22"/>
+        </w:rPr>
+        <w:t xml:space="preserve"> (UX / Design Goals)</w:t>
+      </w:r>
       <w:r>
         <w:rPr>
           <w:rFonts w:asciiTheme="minorHAnsi"/>
@@ -552,85 +724,30 @@
         <w:spacing w:after="210" w:line="360" w:lineRule="auto"/>
         <w:ind/>
         <w:rPr>
-          <w:rFonts w:asciiTheme="minorHAnsi"/>
-          <w:sz w:val="22"/>
-        </w:rPr>
-      </w:pPr>
-      <w:r>
-        <w:rPr>
           <w:rFonts w:eastAsia="source serif 4" w:cs="source serif 4" w:asciiTheme="minorHAnsi"/>
           <w:color w:val="000000"/>
           <w:sz w:val="22"/>
         </w:rPr>
-        <w:t xml:space="preserve">State the website's primary business goal in one clear sentence. </w:t>
-      </w:r>
-      <w:r>
-        <w:rPr>
-          <w:rFonts w:eastAsia="source serif 4" w:cs="source serif 4" w:asciiTheme="minorHAnsi"/>
-          <w:color w:val="ee0000"/>
-          <w:sz w:val="22"/>
-        </w:rPr>
-        <w:t xml:space="preserve">Avoid </w:t>
-      </w:r>
-      <w:r>
-        <w:rPr>
-          <w:rFonts w:eastAsia="source serif 4" w:cs="source serif 4" w:asciiTheme="minorHAnsi"/>
-          <w:color w:val="000000" w:themeColor="text1"/>
-          <w:sz w:val="22"/>
-        </w:rPr>
-        <w:t xml:space="preserve">using</w:t>
-      </w:r>
-      <w:r>
-        <w:rPr>
-          <w:rFonts w:eastAsia="source serif 4" w:cs="source serif 4" w:asciiTheme="minorHAnsi"/>
-          <w:color w:val="ee0000"/>
-          <w:sz w:val="22"/>
-        </w:rPr>
-        <w:t xml:space="preserve"> “to promote”</w:t>
-      </w:r>
+      </w:pPr>
       <w:r>
         <w:rPr>
           <w:rFonts w:eastAsia="source serif 4" w:cs="source serif 4" w:asciiTheme="minorHAnsi"/>
           <w:color w:val="000000"/>
           <w:sz w:val="22"/>
         </w:rPr>
-        <w:t xml:space="preserve"> — </w:t>
+        <w:t xml:space="preserve">List 5 specific user outcomes your site should enable. Focus on what users need to accomplish, not features.</w:t>
       </w:r>
       <w:r>
         <w:rPr>
           <w:rFonts w:eastAsia="source serif 4" w:cs="source serif 4" w:asciiTheme="minorHAnsi"/>
-          <w:color w:val="00b050"/>
-          <w:sz w:val="22"/>
-        </w:rPr>
-        <w:t xml:space="preserve">identify the</w:t>
+          <w:color w:val="000000"/>
+          <w:sz w:val="22"/>
+        </w:rPr>
       </w:r>
       <w:r>
         <w:rPr>
           <w:rFonts w:eastAsia="source serif 4" w:cs="source serif 4" w:asciiTheme="minorHAnsi"/>
-          <w:b/>
-          <w:bCs/>
-          <w:color w:val="00b050"/>
-          <w:sz w:val="22"/>
-        </w:rPr>
-        <w:t xml:space="preserve"> real outcome</w:t>
-      </w:r>
-      <w:r>
-        <w:rPr>
-          <w:rFonts w:eastAsia="source serif 4" w:cs="source serif 4" w:asciiTheme="minorHAnsi"/>
-          <w:color w:val="00b050"/>
-          <w:sz w:val="22"/>
-        </w:rPr>
-        <w:t xml:space="preserve">.</w:t>
-      </w:r>
-      <w:r>
-        <w:rPr>
-          <w:rFonts w:asciiTheme="minorHAnsi"/>
-          <w:sz w:val="22"/>
-        </w:rPr>
-      </w:r>
-      <w:r>
-        <w:rPr>
-          <w:rFonts w:asciiTheme="minorHAnsi"/>
+          <w:color w:val="000000"/>
           <w:sz w:val="22"/>
         </w:rPr>
       </w:r>
@@ -650,26 +767,372 @@
           <w:sz w:val="22"/>
         </w:rPr>
       </w:pPr>
+      <w:r>
+        <w:rPr>
+          <w:rFonts w:asciiTheme="minorHAnsi"/>
+          <w:sz w:val="22"/>
+        </w:rPr>
+        <w:t xml:space="preserve">1.</w:t>
+      </w:r>
+      <w:r>
+        <w:rPr>
+          <w:rFonts w:asciiTheme="minorHAnsi"/>
+          <w:sz w:val="22"/>
+        </w:rPr>
+        <w:t xml:space="preserve"> Identify food additives/ingredients simply by scanning the label or looking up the INS number manually without having to work out unfamiliar scientific names and abbreviations.</w:t>
+        <w:tab/>
+        <w:t xml:space="preserve"> </w:t>
+      </w:r>
+      <w:r>
+        <w:rPr>
+          <w:rFonts w:asciiTheme="minorHAnsi"/>
+          <w:sz w:val="22"/>
+        </w:rPr>
+      </w:r>
+      <w:r>
+        <w:rPr>
+          <w:rFonts w:asciiTheme="minorHAnsi"/>
+          <w:sz w:val="22"/>
+        </w:rPr>
+      </w:r>
+    </w:p>
+    <w:p>
+      <w:pPr>
+        <w:pBdr>
+          <w:top w:val="single" w:color="bfbfbf" w:sz="4" w:space="2"/>
+          <w:left w:val="single" w:color="bfbfbf" w:sz="4" w:space="4"/>
+          <w:bottom w:val="single" w:color="bfbfbf" w:sz="4" w:space="2"/>
+          <w:right w:val="single" w:color="bfbfbf" w:sz="4" w:space="4"/>
+        </w:pBdr>
+        <w:spacing w:after="160" w:before="40"/>
+        <w:ind/>
+        <w:rPr>
+          <w:rFonts w:asciiTheme="minorHAnsi"/>
+          <w:sz w:val="22"/>
+        </w:rPr>
+      </w:pPr>
+      <w:r>
+        <w:rPr>
+          <w:rFonts w:asciiTheme="minorHAnsi"/>
+          <w:sz w:val="22"/>
+        </w:rPr>
+        <w:t xml:space="preserve">2.</w:t>
+      </w:r>
+      <w:r>
+        <w:rPr>
+          <w:rFonts w:asciiTheme="minorHAnsi"/>
+          <w:sz w:val="22"/>
+        </w:rPr>
+        <w:t xml:space="preserve"> Review and correct the matches detected by the camera after scanning before displaying and reading through the results.</w:t>
+        <w:tab/>
+        <w:t xml:space="preserve"> </w:t>
+      </w:r>
+      <w:r>
+        <w:rPr>
+          <w:rFonts w:asciiTheme="minorHAnsi"/>
+          <w:sz w:val="22"/>
+        </w:rPr>
+      </w:r>
+      <w:r>
+        <w:rPr>
+          <w:rFonts w:asciiTheme="minorHAnsi"/>
+          <w:sz w:val="22"/>
+        </w:rPr>
+      </w:r>
+    </w:p>
+    <w:p>
+      <w:pPr>
+        <w:pBdr>
+          <w:top w:val="single" w:color="bfbfbf" w:sz="4" w:space="2"/>
+          <w:left w:val="single" w:color="bfbfbf" w:sz="4" w:space="4"/>
+          <w:bottom w:val="single" w:color="bfbfbf" w:sz="4" w:space="2"/>
+          <w:right w:val="single" w:color="bfbfbf" w:sz="4" w:space="4"/>
+        </w:pBdr>
+        <w:spacing w:after="160" w:before="40"/>
+        <w:ind/>
+        <w:rPr>
+          <w:rFonts w:asciiTheme="minorHAnsi"/>
+          <w:sz w:val="22"/>
+        </w:rPr>
+      </w:pPr>
+      <w:r>
+        <w:rPr>
+          <w:rFonts w:asciiTheme="minorHAnsi"/>
+          <w:sz w:val="22"/>
+        </w:rPr>
+        <w:t xml:space="preserve">3. Understand why each ingredient is used, along with sensitivity related information, side effects and all the information, with links for further reading on trusted external websites. </w:t>
+      </w:r>
+      <w:r>
+        <w:rPr>
+          <w:rFonts w:asciiTheme="minorHAnsi"/>
+          <w:sz w:val="22"/>
+        </w:rPr>
+        <w:tab/>
+        <w:t xml:space="preserve"> </w:t>
+      </w:r>
+      <w:r>
+        <w:rPr>
+          <w:rFonts w:asciiTheme="minorHAnsi"/>
+          <w:sz w:val="22"/>
+        </w:rPr>
+      </w:r>
+      <w:r>
+        <w:rPr>
+          <w:rFonts w:asciiTheme="minorHAnsi"/>
+          <w:sz w:val="22"/>
+        </w:rPr>
+      </w:r>
+    </w:p>
+    <w:p>
+      <w:pPr>
+        <w:pBdr>
+          <w:top w:val="single" w:color="bfbfbf" w:sz="4" w:space="2"/>
+          <w:left w:val="single" w:color="bfbfbf" w:sz="4" w:space="4"/>
+          <w:bottom w:val="single" w:color="bfbfbf" w:sz="4" w:space="2"/>
+          <w:right w:val="single" w:color="bfbfbf" w:sz="4" w:space="4"/>
+        </w:pBdr>
+        <w:spacing w:after="160" w:before="40"/>
+        <w:ind/>
+        <w:rPr>
+          <w:rFonts w:asciiTheme="minorHAnsi"/>
+          <w:sz w:val="22"/>
+        </w:rPr>
+      </w:pPr>
+      <w:r>
+        <w:rPr>
+          <w:rFonts w:asciiTheme="minorHAnsi"/>
+          <w:sz w:val="22"/>
+        </w:rPr>
+        <w:t xml:space="preserve">4. Compare multiple additives from the same product in one easy to read and review way.</w:t>
+      </w:r>
+      <w:r>
+        <w:rPr>
+          <w:rFonts w:asciiTheme="minorHAnsi"/>
+          <w:sz w:val="22"/>
+        </w:rPr>
+        <w:tab/>
+        <w:t xml:space="preserve"> </w:t>
+      </w:r>
+      <w:r>
+        <w:rPr>
+          <w:rFonts w:asciiTheme="minorHAnsi"/>
+          <w:sz w:val="22"/>
+        </w:rPr>
+      </w:r>
+      <w:r>
+        <w:rPr>
+          <w:rFonts w:asciiTheme="minorHAnsi"/>
+          <w:sz w:val="22"/>
+        </w:rPr>
+      </w:r>
+    </w:p>
+    <w:p>
+      <w:pPr>
+        <w:pBdr>
+          <w:top w:val="single" w:color="bfbfbf" w:sz="4" w:space="2"/>
+          <w:left w:val="single" w:color="bfbfbf" w:sz="4" w:space="4"/>
+          <w:bottom w:val="single" w:color="bfbfbf" w:sz="4" w:space="2"/>
+          <w:right w:val="single" w:color="bfbfbf" w:sz="4" w:space="4"/>
+        </w:pBdr>
+        <w:spacing w:after="160" w:before="40"/>
+        <w:ind/>
+        <w:rPr>
+          <w:rFonts w:asciiTheme="minorHAnsi"/>
+          <w:sz w:val="22"/>
+        </w:rPr>
+      </w:pPr>
+      <w:r>
+        <w:rPr>
+          <w:rFonts w:asciiTheme="minorHAnsi"/>
+          <w:sz w:val="22"/>
+        </w:rPr>
+        <w:t xml:space="preserve">5. Make a quick, confident and an informed decision while shopping with a phone along with the ability to read more about each additive/ingredient as needed.</w:t>
+      </w:r>
+      <w:r>
+        <w:rPr>
+          <w:rFonts w:asciiTheme="minorHAnsi"/>
+          <w:sz w:val="22"/>
+        </w:rPr>
+        <w:tab/>
+        <w:t xml:space="preserve"> </w:t>
+      </w:r>
+      <w:r>
+        <w:rPr>
+          <w:rFonts w:asciiTheme="minorHAnsi"/>
+          <w:sz w:val="22"/>
+        </w:rPr>
+      </w:r>
+      <w:r>
+        <w:rPr>
+          <w:rFonts w:asciiTheme="minorHAnsi"/>
+          <w:sz w:val="22"/>
+        </w:rPr>
+      </w:r>
+    </w:p>
+    <w:p>
+      <w:pPr>
+        <w:pBdr/>
+        <w:spacing w:after="105" w:before="315" w:line="360" w:lineRule="auto"/>
+        <w:ind w:left="-30"/>
+        <w:rPr>
+          <w:rFonts w:asciiTheme="minorHAnsi"/>
+          <w:color w:val="0066ff"/>
+          <w:sz w:val="22"/>
+        </w:rPr>
+      </w:pPr>
       <w:r/>
-      <w:bookmarkStart w:id="4" w:name="bm_1_3_user_goals"/>
-      <w:r>
-        <w:t xml:space="preserve">To help health conscious individuals make informed decisions about what they put in their body when choosing packages food by providing trustworthy food additive </w:t>
-      </w:r>
-      <w:r>
-        <w:t xml:space="preserve">details</w:t>
-      </w:r>
-      <w:r>
-        <w:t xml:space="preserve">, clear explanations, also with simple comparisons for ease of use.</w:t>
-      </w:r>
+      <w:bookmarkStart w:id="5" w:name="part_2_user_research_user_stories"/>
+      <w:r>
+        <w:rPr>
+          <w:rFonts w:eastAsia="source serif 4" w:cs="source serif 4" w:asciiTheme="minorHAnsi"/>
+          <w:b/>
+          <w:color w:val="0066ff"/>
+          <w:sz w:val="22"/>
+        </w:rPr>
+        <w:t xml:space="preserve">Part 2: User Research &amp; User Stories</w:t>
+      </w:r>
+      <w:bookmarkEnd w:id="5"/>
       <w:r>
         <w:rPr>
           <w:rFonts w:asciiTheme="minorHAnsi"/>
+          <w:color w:val="0066ff"/>
           <w:sz w:val="22"/>
         </w:rPr>
       </w:r>
       <w:r>
         <w:rPr>
           <w:rFonts w:asciiTheme="minorHAnsi"/>
+          <w:color w:val="0066ff"/>
+          <w:sz w:val="22"/>
+        </w:rPr>
+      </w:r>
+    </w:p>
+    <w:p>
+      <w:pPr>
+        <w:pBdr/>
+        <w:spacing w:after="105" w:before="315" w:line="360" w:lineRule="auto"/>
+        <w:ind w:left="-30"/>
+        <w:rPr>
+          <w:rFonts w:asciiTheme="minorHAnsi"/>
+          <w:color w:val="6600ff"/>
+          <w:sz w:val="22"/>
+        </w:rPr>
+      </w:pPr>
+      <w:r/>
+      <w:bookmarkStart w:id="6" w:name="bm_2_1_target_audience_personas"/>
+      <w:r>
+        <w:rPr>
+          <w:rFonts w:eastAsia="source serif 4" w:cs="source serif 4" w:asciiTheme="minorHAnsi"/>
+          <w:b/>
+          <w:color w:val="6600ff"/>
+          <w:sz w:val="22"/>
+        </w:rPr>
+        <w:t xml:space="preserve">2.1 — Target Audience Personas</w:t>
+      </w:r>
+      <w:bookmarkEnd w:id="6"/>
+      <w:r>
+        <w:rPr>
+          <w:rFonts w:asciiTheme="minorHAnsi"/>
+          <w:color w:val="6600ff"/>
+          <w:sz w:val="22"/>
+        </w:rPr>
+      </w:r>
+      <w:r>
+        <w:rPr>
+          <w:rFonts w:asciiTheme="minorHAnsi"/>
+          <w:color w:val="6600ff"/>
+          <w:sz w:val="22"/>
+        </w:rPr>
+      </w:r>
+    </w:p>
+    <w:p>
+      <w:pPr>
+        <w:pBdr/>
+        <w:spacing w:after="210" w:line="360" w:lineRule="auto"/>
+        <w:ind/>
+        <w:rPr>
+          <w:rFonts w:asciiTheme="minorHAnsi"/>
+          <w:sz w:val="22"/>
+        </w:rPr>
+      </w:pPr>
+      <w:r>
+        <w:rPr>
+          <w:rFonts w:eastAsia="source serif 4" w:cs="source serif 4" w:asciiTheme="minorHAnsi"/>
+          <w:color w:val="000000"/>
+          <w:sz w:val="22"/>
+        </w:rPr>
+        <w:t xml:space="preserve">Define 2 distinct user personas. For each, </w:t>
+      </w:r>
+      <w:r>
+        <w:rPr>
+          <w:rFonts w:eastAsia="source serif 4" w:cs="source serif 4" w:asciiTheme="minorHAnsi"/>
+          <w:color w:val="000000"/>
+          <w:sz w:val="22"/>
+        </w:rPr>
+        <w:t xml:space="preserve">include:</w:t>
+      </w:r>
+      <w:r>
+        <w:rPr>
+          <w:rFonts w:eastAsia="source serif 4" w:cs="source serif 4" w:asciiTheme="minorHAnsi"/>
+          <w:color w:val="000000"/>
+          <w:sz w:val="22"/>
+        </w:rPr>
+        <w:t xml:space="preserve"> name, age, tech literacy level, primary device, and key needs/pain points.</w:t>
+      </w:r>
+      <w:r>
+        <w:rPr>
+          <w:rFonts w:asciiTheme="minorHAnsi"/>
+          <w:sz w:val="22"/>
+        </w:rPr>
+      </w:r>
+      <w:r>
+        <w:rPr>
+          <w:rFonts w:asciiTheme="minorHAnsi"/>
+          <w:sz w:val="22"/>
+        </w:rPr>
+      </w:r>
+    </w:p>
+    <w:p>
+      <w:pPr>
+        <w:pBdr>
+          <w:top w:val="single" w:color="bfbfbf" w:sz="4" w:space="2"/>
+          <w:left w:val="single" w:color="bfbfbf" w:sz="4" w:space="4"/>
+          <w:bottom w:val="single" w:color="bfbfbf" w:sz="4" w:space="2"/>
+          <w:right w:val="single" w:color="bfbfbf" w:sz="4" w:space="4"/>
+        </w:pBdr>
+        <w:spacing w:after="160" w:before="40"/>
+        <w:ind/>
+        <w:rPr>
+          <w:rFonts w:asciiTheme="minorHAnsi"/>
+          <w:b/>
+          <w:bCs/>
+          <w:sz w:val="22"/>
+          <w:szCs w:val="22"/>
+          <w:highlight w:val="none"/>
+        </w:rPr>
+      </w:pPr>
+      <w:r>
+        <w:rPr>
+          <w:rFonts w:asciiTheme="minorHAnsi"/>
+          <w:b/>
+          <w:bCs/>
+          <w:sz w:val="22"/>
+        </w:rPr>
+        <w:t xml:space="preserve">Persona 1: Raj Patel</w:t>
+      </w:r>
+      <w:r>
+        <w:rPr>
+          <w:rFonts w:asciiTheme="minorHAnsi"/>
+          <w:b/>
+          <w:bCs/>
+          <w:sz w:val="22"/>
+        </w:rPr>
+      </w:r>
+      <w:r>
+        <w:rPr>
+          <w:rFonts w:asciiTheme="minorHAnsi"/>
+          <w:b/>
+          <w:bCs/>
           <w:sz w:val="22"/>
         </w:rPr>
       </w:r>
@@ -684,8 +1147,11 @@
         </w:pBdr>
         <w:spacing w:after="160" w:before="40"/>
         <w:ind/>
+        <w:jc w:val="center"/>
         <w:rPr>
           <w:rFonts w:asciiTheme="minorHAnsi"/>
+          <w:b/>
+          <w:bCs/>
           <w:sz w:val="22"/>
           <w:szCs w:val="22"/>
         </w:rPr>
@@ -693,18 +1159,254 @@
       <w:r>
         <w:rPr>
           <w:rFonts w:asciiTheme="minorHAnsi"/>
-          <w:sz w:val="22"/>
-        </w:rPr>
+          <w:b/>
+          <w:bCs/>
+          <w:sz w:val="22"/>
+          <w:highlight w:val="none"/>
+        </w:rPr>
+      </w:r>
+      <w:r>
+        <mc:AlternateContent>
+          <mc:Choice Requires="wpg">
+            <w:drawing>
+              <wp:inline xmlns:wp="http://schemas.openxmlformats.org/drawingml/2006/wordprocessingDrawing" distT="0" distB="0" distL="0" distR="0">
+                <wp:extent cx="2445744" cy="1629477"/>
+                <wp:effectExtent l="0" t="0" r="0" b="0"/>
+                <wp:docPr id="1" name=""/>
+                <wp:cNvGraphicFramePr>
+                  <a:graphicFrameLocks xmlns:a="http://schemas.openxmlformats.org/drawingml/2006/main" noChangeAspect="1"/>
+                </wp:cNvGraphicFramePr>
+                <a:graphic xmlns:a="http://schemas.openxmlformats.org/drawingml/2006/main">
+                  <a:graphicData uri="http://schemas.openxmlformats.org/drawingml/2006/picture">
+                    <pic:pic xmlns:pic="http://schemas.openxmlformats.org/drawingml/2006/picture">
+                      <pic:nvPicPr>
+                        <pic:cNvPr id="184127942" name=""/>
+                        <pic:cNvPicPr>
+                          <a:picLocks noChangeAspect="1"/>
+                        </pic:cNvPicPr>
+                        <pic:nvPr/>
+                      </pic:nvPicPr>
+                      <pic:blipFill rotWithShape="1">
+                        <a:blip r:embed="rId10"/>
+                        <a:stretch/>
+                      </pic:blipFill>
+                      <pic:spPr bwMode="auto">
+                        <a:xfrm flipH="0" flipV="0">
+                          <a:off x="0" y="0"/>
+                          <a:ext cx="2445743" cy="1629477"/>
+                        </a:xfrm>
+                        <a:prstGeom prst="rect">
+                          <a:avLst/>
+                        </a:prstGeom>
+                      </pic:spPr>
+                    </pic:pic>
+                  </a:graphicData>
+                </a:graphic>
+              </wp:inline>
+            </w:drawing>
+          </mc:Choice>
+          <mc:Fallback>
+            <w:pict>
+              <v:shapetype id="_x0000_t75" coordsize="21600,21600" o:spt="75" o:preferrelative="t" path="m@4@5l@4@11@9@11@9@5xe" filled="f" stroked="f">
+                <v:stroke joinstyle="miter"/>
+                <v:formulas>
+                  <v:f eqn="if lineDrawn pixelLineWidth 0"/>
+                  <v:f eqn="sum @0 1 0"/>
+                  <v:f eqn="sum 0 0 @1"/>
+                  <v:f eqn="prod @2 1 2"/>
+                  <v:f eqn="prod @3 21600 pixelWidth"/>
+                  <v:f eqn="prod @3 21600 pixelHeight"/>
+                  <v:f eqn="sum @0 0 1"/>
+                  <v:f eqn="prod @6 1 2"/>
+                  <v:f eqn="prod @7 21600 pixelWidth"/>
+                  <v:f eqn="sum @8 21600 0"/>
+                  <v:f eqn="prod @7 21600 pixelHeight"/>
+                  <v:f eqn="sum @10 21600 0"/>
+                </v:formulas>
+                <v:path o:extrusionok="f" gradientshapeok="t" o:connecttype="rect"/>
+                <o:lock v:ext="edit" aspectratio="t"/>
+              </v:shapetype>
+              <v:shape id="_x0000_i0" o:spid="_x0000_s0" type="#_x0000_t75" style="width:192.58pt;height:128.31pt;mso-wrap-distance-left:0.00pt;mso-wrap-distance-top:0.00pt;mso-wrap-distance-right:0.00pt;mso-wrap-distance-bottom:0.00pt;z-index:1;" stroked="false">
+                <v:imagedata r:id="rId10" o:title=""/>
+                <o:lock v:ext="edit" rotation="t"/>
+              </v:shape>
+            </w:pict>
+          </mc:Fallback>
+        </mc:AlternateContent>
       </w:r>
       <w:r>
         <w:rPr>
           <w:rFonts w:asciiTheme="minorHAnsi"/>
-          <w:sz w:val="22"/>
+          <w:b/>
+          <w:bCs/>
+          <w:sz w:val="22"/>
+          <w:highlight w:val="none"/>
         </w:rPr>
       </w:r>
       <w:r>
         <w:rPr>
           <w:rFonts w:asciiTheme="minorHAnsi"/>
+          <w:b/>
+          <w:bCs/>
+          <w:sz w:val="22"/>
+          <w:highlight w:val="none"/>
+        </w:rPr>
+      </w:r>
+      <w:r>
+        <w:rPr>
+          <w:rFonts w:asciiTheme="minorHAnsi"/>
+          <w:b/>
+          <w:bCs/>
+          <w:sz w:val="22"/>
+          <w:highlight w:val="none"/>
+        </w:rPr>
+      </w:r>
+    </w:p>
+    <w:p>
+      <w:pPr>
+        <w:pBdr>
+          <w:top w:val="single" w:color="bfbfbf" w:sz="4" w:space="0"/>
+          <w:left w:val="single" w:color="bfbfbf" w:sz="4" w:space="3"/>
+          <w:bottom w:val="single" w:color="bfbfbf" w:sz="4" w:space="0"/>
+          <w:right w:val="single" w:color="bfbfbf" w:sz="4" w:space="3"/>
+        </w:pBdr>
+        <w:spacing w:after="160" w:before="40"/>
+        <w:ind/>
+        <w:rPr>
+          <w:rFonts w:asciiTheme="minorHAnsi"/>
+          <w:b/>
+          <w:bCs/>
+          <w:sz w:val="22"/>
+          <w:szCs w:val="22"/>
+        </w:rPr>
+      </w:pPr>
+      <w:r>
+        <w:rPr>
+          <w:rFonts w:asciiTheme="minorHAnsi"/>
+          <w:b w:val="0"/>
+          <w:bCs w:val="0"/>
+          <w:sz w:val="22"/>
+          <w:highlight w:val="none"/>
+        </w:rPr>
+        <w:t xml:space="preserve">Age: 25</w:t>
+        <w:br/>
+        <w:t xml:space="preserve">Tech literacy: High (comfortable with camera permissions, filters, and other general stuff)</w:t>
+        <w:br/>
+        <w:t xml:space="preserve">Primary device: Smartphone, Desktop</w:t>
+        <w:br/>
+        <w:t xml:space="preserve">Context: compares packaged sna</w:t>
+      </w:r>
+      <w:r>
+        <w:rPr>
+          <w:rFonts w:asciiTheme="minorHAnsi"/>
+          <w:b w:val="0"/>
+          <w:bCs w:val="0"/>
+          <w:sz w:val="22"/>
+          <w:highlight w:val="none"/>
+        </w:rPr>
+        <w:t xml:space="preserve">cks and other packaged food and he often checks the labels using on hand while holding a basket.</w:t>
+        <w:br/>
+        <w:t xml:space="preserve">Key needs: A fast scan, clear match confidence, easy and quick correction of OCR inaccuracies, and short and sweet summaries.</w:t>
+        <w:br/>
+        <w:t xml:space="preserve">Pain points: tiny curved labels, </w:t>
+      </w:r>
+      <w:r>
+        <w:rPr>
+          <w:rFonts w:asciiTheme="minorHAnsi"/>
+          <w:b w:val="0"/>
+          <w:bCs w:val="0"/>
+          <w:sz w:val="22"/>
+          <w:highlight w:val="none"/>
+        </w:rPr>
+        <w:t xml:space="preserve">exaggerated online claims</w:t>
+      </w:r>
+      <w:r>
+        <w:rPr>
+          <w:rFonts w:asciiTheme="minorHAnsi"/>
+          <w:b w:val="0"/>
+          <w:bCs w:val="0"/>
+          <w:sz w:val="22"/>
+          <w:highlight w:val="none"/>
+        </w:rPr>
+        <w:t xml:space="preserve">,  and website that needs long searches before showing any useful information.</w:t>
+      </w:r>
+      <w:r>
+        <w:rPr>
+          <w:rFonts w:asciiTheme="minorHAnsi"/>
+          <w:b/>
+          <w:bCs/>
+          <w:sz w:val="22"/>
+          <w:highlight w:val="none"/>
+        </w:rPr>
+        <w:br/>
+      </w:r>
+      <w:r>
+        <w:rPr>
+          <w:rFonts w:asciiTheme="minorHAnsi"/>
+          <w:b w:val="0"/>
+          <w:bCs w:val="0"/>
+          <w:sz w:val="22"/>
+          <w:szCs w:val="22"/>
+        </w:rPr>
+        <w:t xml:space="preserve">Picture</w:t>
+      </w:r>
+      <w:r>
+        <w:rPr>
+          <w:rFonts w:asciiTheme="minorHAnsi"/>
+          <w:b/>
+          <w:bCs/>
+          <w:sz w:val="22"/>
+          <w:szCs w:val="22"/>
+        </w:rPr>
+        <w:t xml:space="preserve">: </w:t>
+      </w:r>
+      <w:r>
+        <w:rPr>
+          <w:rFonts w:asciiTheme="minorHAnsi"/>
+          <w:b/>
+          <w:bCs/>
+          <w:sz w:val="22"/>
+          <w:szCs w:val="22"/>
+        </w:rPr>
+      </w:r>
+      <w:hyperlink r:id="rId11" w:tooltip="https://www.dreamstime.com/photos-images/checking-phone-grocery.html" w:history="1">
+        <w:r>
+          <w:rPr>
+            <w:rStyle w:val="897"/>
+            <w:rFonts w:asciiTheme="minorHAnsi"/>
+            <w:b/>
+            <w:bCs/>
+            <w:sz w:val="22"/>
+            <w:szCs w:val="22"/>
+          </w:rPr>
+          <w:t xml:space="preserve">https://www.dreamstime.com/photos-images/checking-phone-grocery.html</w:t>
+        </w:r>
+        <w:r>
+          <w:rPr>
+            <w:rStyle w:val="897"/>
+            <w:rFonts w:asciiTheme="minorHAnsi"/>
+            <w:b/>
+            <w:bCs/>
+            <w:sz w:val="22"/>
+            <w:szCs w:val="22"/>
+          </w:rPr>
+        </w:r>
+      </w:hyperlink>
+      <w:r>
+        <w:rPr>
+          <w:rFonts w:asciiTheme="minorHAnsi"/>
+          <w:b/>
+          <w:bCs/>
+          <w:sz w:val="22"/>
+          <w:szCs w:val="22"/>
+        </w:rPr>
+        <w:t xml:space="preserve"> </w:t>
+      </w:r>
+      <w:r>
+        <w:rPr>
+          <w:rFonts w:asciiTheme="minorHAnsi"/>
+          <w:b/>
+          <w:bCs/>
           <w:sz w:val="22"/>
           <w:szCs w:val="22"/>
         </w:rPr>
@@ -722,106 +1424,170 @@
         <w:ind/>
         <w:rPr>
           <w:rFonts w:asciiTheme="minorHAnsi"/>
+          <w:b/>
+          <w:bCs/>
           <w:sz w:val="22"/>
           <w:szCs w:val="22"/>
+          <w:highlight w:val="none"/>
         </w:rPr>
       </w:pPr>
       <w:r>
         <w:rPr>
           <w:rFonts w:asciiTheme="minorHAnsi"/>
-          <w:sz w:val="22"/>
-        </w:rPr>
+          <w:b/>
+          <w:bCs/>
+          <w:sz w:val="22"/>
+        </w:rPr>
+        <w:t xml:space="preserve">Persona 2: Madison Taylor</w:t>
       </w:r>
       <w:r>
         <w:rPr>
           <w:rFonts w:asciiTheme="minorHAnsi"/>
-          <w:sz w:val="22"/>
+          <w:b/>
+          <w:bCs/>
+          <w:sz w:val="22"/>
+          <w:szCs w:val="22"/>
+          <w:highlight w:val="none"/>
         </w:rPr>
       </w:r>
       <w:r>
         <w:rPr>
           <w:rFonts w:asciiTheme="minorHAnsi"/>
+          <w:b/>
+          <w:bCs/>
           <w:sz w:val="22"/>
           <w:szCs w:val="22"/>
+          <w:highlight w:val="none"/>
         </w:rPr>
       </w:r>
     </w:p>
     <w:p>
       <w:pPr>
-        <w:pBdr/>
-        <w:spacing w:after="105" w:before="315" w:line="360" w:lineRule="auto"/>
-        <w:ind w:left="-30"/>
+        <w:pBdr>
+          <w:top w:val="single" w:color="bfbfbf" w:sz="4" w:space="0"/>
+          <w:left w:val="single" w:color="bfbfbf" w:sz="4" w:space="3"/>
+          <w:bottom w:val="single" w:color="bfbfbf" w:sz="4" w:space="0"/>
+          <w:right w:val="single" w:color="bfbfbf" w:sz="4" w:space="3"/>
+        </w:pBdr>
+        <w:spacing w:after="160" w:before="40"/>
+        <w:ind/>
+        <w:jc w:val="center"/>
         <w:rPr>
           <w:rFonts w:asciiTheme="minorHAnsi"/>
-          <w:color w:val="6600ff"/>
-          <w:sz w:val="22"/>
-        </w:rPr>
-      </w:pPr>
-      <w:r>
-        <w:rPr>
-          <w:rFonts w:eastAsia="source serif 4" w:cs="source serif 4" w:asciiTheme="minorHAnsi"/>
           <w:b/>
-          <w:color w:val="6600ff"/>
-          <w:sz w:val="22"/>
-        </w:rPr>
-        <w:t xml:space="preserve">1.3 — User Goals</w:t>
-      </w:r>
-      <w:bookmarkEnd w:id="4"/>
-      <w:r>
-        <w:rPr>
-          <w:rFonts w:eastAsia="source serif 4" w:cs="source serif 4" w:asciiTheme="minorHAnsi"/>
+          <w:bCs/>
+          <w:sz w:val="22"/>
+          <w:szCs w:val="22"/>
+          <w:highlight w:val="none"/>
+        </w:rPr>
+      </w:pPr>
+      <w:r>
+        <w:rPr>
+          <w:rFonts w:asciiTheme="minorHAnsi"/>
           <w:b/>
-          <w:color w:val="6600ff"/>
-          <w:sz w:val="22"/>
-        </w:rPr>
-        <w:t xml:space="preserve"> (UX / Design Goals)</w:t>
+          <w:bCs/>
+          <w:sz w:val="22"/>
+          <w:szCs w:val="22"/>
+          <w:highlight w:val="none"/>
+        </w:rPr>
+      </w:r>
+      <w:r>
+        <mc:AlternateContent>
+          <mc:Choice Requires="wpg">
+            <w:drawing>
+              <wp:inline xmlns:wp="http://schemas.openxmlformats.org/drawingml/2006/wordprocessingDrawing" distT="0" distB="0" distL="0" distR="0">
+                <wp:extent cx="2645778" cy="1945664"/>
+                <wp:effectExtent l="0" t="0" r="0" b="0"/>
+                <wp:docPr id="2" name=""/>
+                <wp:cNvGraphicFramePr>
+                  <a:graphicFrameLocks xmlns:a="http://schemas.openxmlformats.org/drawingml/2006/main" noChangeAspect="1"/>
+                </wp:cNvGraphicFramePr>
+                <a:graphic xmlns:a="http://schemas.openxmlformats.org/drawingml/2006/main">
+                  <a:graphicData uri="http://schemas.openxmlformats.org/drawingml/2006/picture">
+                    <pic:pic xmlns:pic="http://schemas.openxmlformats.org/drawingml/2006/picture">
+                      <pic:nvPicPr>
+                        <pic:cNvPr id="389098624" name=""/>
+                        <pic:cNvPicPr>
+                          <a:picLocks noChangeAspect="1"/>
+                        </pic:cNvPicPr>
+                        <pic:nvPr/>
+                      </pic:nvPicPr>
+                      <pic:blipFill rotWithShape="1">
+                        <a:blip r:embed="rId12"/>
+                        <a:stretch/>
+                      </pic:blipFill>
+                      <pic:spPr bwMode="auto">
+                        <a:xfrm flipH="0" flipV="0">
+                          <a:off x="0" y="0"/>
+                          <a:ext cx="2645777" cy="1945664"/>
+                        </a:xfrm>
+                        <a:prstGeom prst="rect">
+                          <a:avLst/>
+                        </a:prstGeom>
+                      </pic:spPr>
+                    </pic:pic>
+                  </a:graphicData>
+                </a:graphic>
+              </wp:inline>
+            </w:drawing>
+          </mc:Choice>
+          <mc:Fallback>
+            <w:pict>
+              <v:shapetype id="_x0000_t75" coordsize="21600,21600" o:spt="75" o:preferrelative="t" path="m@4@5l@4@11@9@11@9@5xe" filled="f" stroked="f">
+                <v:stroke joinstyle="miter"/>
+                <v:formulas>
+                  <v:f eqn="if lineDrawn pixelLineWidth 0"/>
+                  <v:f eqn="sum @0 1 0"/>
+                  <v:f eqn="sum 0 0 @1"/>
+                  <v:f eqn="prod @2 1 2"/>
+                  <v:f eqn="prod @3 21600 pixelWidth"/>
+                  <v:f eqn="prod @3 21600 pixelHeight"/>
+                  <v:f eqn="sum @0 0 1"/>
+                  <v:f eqn="prod @6 1 2"/>
+                  <v:f eqn="prod @7 21600 pixelWidth"/>
+                  <v:f eqn="sum @8 21600 0"/>
+                  <v:f eqn="prod @7 21600 pixelHeight"/>
+                  <v:f eqn="sum @10 21600 0"/>
+                </v:formulas>
+                <v:path o:extrusionok="f" gradientshapeok="t" o:connecttype="rect"/>
+                <o:lock v:ext="edit" aspectratio="t"/>
+              </v:shapetype>
+              <v:shape id="_x0000_i1" o:spid="_x0000_s1" type="#_x0000_t75" style="width:208.33pt;height:153.20pt;mso-wrap-distance-left:0.00pt;mso-wrap-distance-top:0.00pt;mso-wrap-distance-right:0.00pt;mso-wrap-distance-bottom:0.00pt;z-index:1;" stroked="false">
+                <v:imagedata r:id="rId12" o:title=""/>
+                <o:lock v:ext="edit" rotation="t"/>
+              </v:shape>
+            </w:pict>
+          </mc:Fallback>
+        </mc:AlternateContent>
       </w:r>
       <w:r>
         <w:rPr>
           <w:rFonts w:asciiTheme="minorHAnsi"/>
-          <w:color w:val="6600ff"/>
-          <w:sz w:val="22"/>
+          <w:b/>
+          <w:bCs/>
+          <w:sz w:val="22"/>
+          <w:szCs w:val="22"/>
+          <w:highlight w:val="none"/>
         </w:rPr>
       </w:r>
       <w:r>
         <w:rPr>
           <w:rFonts w:asciiTheme="minorHAnsi"/>
-          <w:color w:val="6600ff"/>
-          <w:sz w:val="22"/>
-        </w:rPr>
-      </w:r>
-    </w:p>
-    <w:p>
-      <w:pPr>
-        <w:pBdr/>
-        <w:spacing w:after="210" w:line="360" w:lineRule="auto"/>
-        <w:ind/>
-        <w:rPr>
-          <w:rFonts w:eastAsia="source serif 4" w:cs="source serif 4" w:asciiTheme="minorHAnsi"/>
-          <w:color w:val="000000"/>
-          <w:sz w:val="22"/>
-        </w:rPr>
-      </w:pPr>
-      <w:r>
-        <w:rPr>
-          <w:rFonts w:eastAsia="source serif 4" w:cs="source serif 4" w:asciiTheme="minorHAnsi"/>
-          <w:color w:val="000000"/>
-          <w:sz w:val="22"/>
-        </w:rPr>
-        <w:t xml:space="preserve">List 5 specific user outcomes your site should enable. Focus on what users need to accomplish, not features.</w:t>
-      </w:r>
-      <w:r>
-        <w:rPr>
-          <w:rFonts w:eastAsia="source serif 4" w:cs="source serif 4" w:asciiTheme="minorHAnsi"/>
-          <w:color w:val="000000"/>
-          <w:sz w:val="22"/>
-        </w:rPr>
-      </w:r>
-      <w:r>
-        <w:rPr>
-          <w:rFonts w:eastAsia="source serif 4" w:cs="source serif 4" w:asciiTheme="minorHAnsi"/>
-          <w:color w:val="000000"/>
-          <w:sz w:val="22"/>
+          <w:b/>
+          <w:bCs/>
+          <w:sz w:val="22"/>
+          <w:szCs w:val="22"/>
+          <w:highlight w:val="none"/>
+        </w:rPr>
+      </w:r>
+      <w:r>
+        <w:rPr>
+          <w:rFonts w:asciiTheme="minorHAnsi"/>
+          <w:b/>
+          <w:bCs/>
+          <w:sz w:val="22"/>
+          <w:szCs w:val="22"/>
+          <w:highlight w:val="none"/>
         </w:rPr>
       </w:r>
     </w:p>
@@ -837,24 +1603,201 @@
         <w:ind/>
         <w:rPr>
           <w:rFonts w:asciiTheme="minorHAnsi"/>
-          <w:sz w:val="22"/>
+          <w:b w:val="0"/>
+          <w:bCs w:val="0"/>
+          <w:sz w:val="22"/>
+          <w:szCs w:val="22"/>
         </w:rPr>
       </w:pPr>
       <w:r>
         <w:rPr>
           <w:rFonts w:asciiTheme="minorHAnsi"/>
-          <w:sz w:val="22"/>
-        </w:rPr>
-        <w:t xml:space="preserve">1.</w:t>
+          <w:b w:val="0"/>
+          <w:bCs w:val="0"/>
+          <w:sz w:val="22"/>
+        </w:rPr>
+        <w:t xml:space="preserve">Age: 45</w:t>
+        <w:br/>
+        <w:t xml:space="preserve">Tech literacy: Moderate (confident with websites but avoids complex settings and dense UIs)</w:t>
+        <w:br/>
+        <w:t xml:space="preserve">Primary device: Smartphone, occasionally a laptop.</w:t>
+        <w:br/>
+        <w:t xml:space="preserve">Context: Plans family groceries in advance and researches everyth</w:t>
       </w:r>
       <w:r>
         <w:rPr>
           <w:rFonts w:asciiTheme="minorHAnsi"/>
-          <w:sz w:val="22"/>
-        </w:rPr>
-        <w:t xml:space="preserve"> Identify food additives/ingredients simply by scanning the label or looking up the INS number manually without having to work out unfamiliar scientific names and abbreviations.</w:t>
-        <w:tab/>
+          <w:b w:val="0"/>
+          <w:bCs w:val="0"/>
+          <w:sz w:val="22"/>
+        </w:rPr>
+        <w:t xml:space="preserve">ing after checking the product labels. </w:t>
+        <w:br/>
+        <w:t xml:space="preserve">Key needs: Readable text with a good contrast ratio, understandable and categorized data for easier reading, ability to re-visit the information later.</w:t>
+        <w:br/>
+        <w:t xml:space="preserve">Pain points: Small unreadable text, unexplained technical terms.</w:t>
+      </w:r>
+      <w:r>
+        <w:rPr>
+          <w:rFonts w:asciiTheme="minorHAnsi"/>
+          <w:b w:val="0"/>
+          <w:bCs w:val="0"/>
+          <w:sz w:val="22"/>
+          <w:szCs w:val="22"/>
+        </w:rPr>
+      </w:r>
+      <w:r>
+        <w:rPr>
+          <w:rFonts w:asciiTheme="minorHAnsi"/>
+          <w:b w:val="0"/>
+          <w:bCs w:val="0"/>
+          <w:sz w:val="22"/>
+          <w:szCs w:val="22"/>
+        </w:rPr>
+      </w:r>
+    </w:p>
+    <w:p>
+      <w:pPr>
+        <w:pBdr>
+          <w:top w:val="single" w:color="bfbfbf" w:sz="4" w:space="0"/>
+          <w:left w:val="single" w:color="bfbfbf" w:sz="4" w:space="3"/>
+          <w:bottom w:val="single" w:color="bfbfbf" w:sz="4" w:space="0"/>
+          <w:right w:val="single" w:color="bfbfbf" w:sz="4" w:space="3"/>
+        </w:pBdr>
+        <w:spacing w:after="160" w:before="40"/>
+        <w:ind/>
+        <w:rPr>
+          <w:rFonts w:asciiTheme="minorHAnsi"/>
+          <w:b w:val="0"/>
+          <w:bCs w:val="0"/>
+          <w:sz w:val="22"/>
+          <w:szCs w:val="22"/>
+        </w:rPr>
+      </w:pPr>
+      <w:r>
+        <w:rPr>
+          <w:rFonts w:asciiTheme="minorHAnsi"/>
+          <w:b w:val="0"/>
+          <w:bCs w:val="0"/>
+          <w:sz w:val="22"/>
+        </w:rPr>
+        <w:t xml:space="preserve">Picture: </w:t>
+      </w:r>
+      <w:r>
+        <w:rPr>
+          <w:rFonts w:asciiTheme="minorHAnsi"/>
+          <w:b w:val="0"/>
+          <w:bCs w:val="0"/>
+          <w:sz w:val="22"/>
+        </w:rPr>
+      </w:r>
+      <w:hyperlink r:id="rId13" w:tooltip="https://www.alamy.com/lady-using-cellphone-with-grocery-shopping-application-in-supermarket-image384934382.html" w:history="1">
+        <w:r>
+          <w:rPr>
+            <w:rStyle w:val="897"/>
+            <w:rFonts w:asciiTheme="minorHAnsi"/>
+            <w:b w:val="0"/>
+            <w:bCs w:val="0"/>
+            <w:sz w:val="22"/>
+          </w:rPr>
+          <w:t xml:space="preserve">https://www.alamy.com/lady-using-cellphone-with-grocery-shopping-application-in-supermarket-image384934382.html</w:t>
+        </w:r>
+        <w:r>
+          <w:rPr>
+            <w:rStyle w:val="897"/>
+            <w:rFonts w:asciiTheme="minorHAnsi"/>
+            <w:b w:val="0"/>
+            <w:bCs w:val="0"/>
+            <w:sz w:val="22"/>
+          </w:rPr>
+        </w:r>
+      </w:hyperlink>
+      <w:r>
+        <w:rPr>
+          <w:rFonts w:asciiTheme="minorHAnsi"/>
+          <w:b w:val="0"/>
+          <w:bCs w:val="0"/>
+          <w:sz w:val="22"/>
+        </w:rPr>
         <w:t xml:space="preserve"> </w:t>
+        <w:br/>
+        <w:t xml:space="preserve">Note: To facilitate the need of people like Madison Taylor, I will have to add a feature to upload product images along with the camera access feature.</w:t>
+        <w:br/>
+      </w:r>
+      <w:r>
+        <w:rPr>
+          <w:rFonts w:asciiTheme="minorHAnsi"/>
+          <w:b w:val="0"/>
+          <w:bCs w:val="0"/>
+          <w:sz w:val="22"/>
+          <w:szCs w:val="22"/>
+        </w:rPr>
+      </w:r>
+      <w:r>
+        <w:rPr>
+          <w:rFonts w:asciiTheme="minorHAnsi"/>
+          <w:b w:val="0"/>
+          <w:bCs w:val="0"/>
+          <w:sz w:val="22"/>
+          <w:szCs w:val="22"/>
+        </w:rPr>
+      </w:r>
+    </w:p>
+    <w:p>
+      <w:pPr>
+        <w:pBdr/>
+        <w:spacing w:after="105" w:before="315" w:line="360" w:lineRule="auto"/>
+        <w:ind w:left="-30"/>
+        <w:rPr>
+          <w:rFonts w:asciiTheme="minorHAnsi"/>
+          <w:color w:val="6600ff"/>
+          <w:sz w:val="22"/>
+        </w:rPr>
+      </w:pPr>
+      <w:r/>
+      <w:bookmarkStart w:id="7" w:name="bm_2_2_user_stories"/>
+      <w:r>
+        <w:rPr>
+          <w:rFonts w:eastAsia="source serif 4" w:cs="source serif 4" w:asciiTheme="minorHAnsi"/>
+          <w:b/>
+          <w:color w:val="6600ff"/>
+          <w:sz w:val="22"/>
+        </w:rPr>
+        <w:t xml:space="preserve">2.2 — User Stories</w:t>
+      </w:r>
+      <w:bookmarkEnd w:id="7"/>
+      <w:r>
+        <w:rPr>
+          <w:rFonts w:asciiTheme="minorHAnsi"/>
+          <w:color w:val="6600ff"/>
+          <w:sz w:val="22"/>
+        </w:rPr>
+      </w:r>
+      <w:r>
+        <w:rPr>
+          <w:rFonts w:asciiTheme="minorHAnsi"/>
+          <w:color w:val="6600ff"/>
+          <w:sz w:val="22"/>
+        </w:rPr>
+      </w:r>
+    </w:p>
+    <w:p>
+      <w:pPr>
+        <w:pBdr/>
+        <w:spacing w:after="210" w:line="360" w:lineRule="auto"/>
+        <w:ind/>
+        <w:rPr>
+          <w:rFonts w:asciiTheme="minorHAnsi"/>
+          <w:sz w:val="22"/>
+        </w:rPr>
+      </w:pPr>
+      <w:r>
+        <w:rPr>
+          <w:rFonts w:eastAsia="source serif 4" w:cs="source serif 4" w:asciiTheme="minorHAnsi"/>
+          <w:color w:val="000000"/>
+          <w:sz w:val="22"/>
+        </w:rPr>
+        <w:t xml:space="preserve">Write 4 user stories in the format: As a [user], I want to [action], so that [outcome]. At least 2 must describe mobile or on-the-move usage scenarios.</w:t>
       </w:r>
       <w:r>
         <w:rPr>
@@ -889,14 +1832,16 @@
           <w:rFonts w:asciiTheme="minorHAnsi"/>
           <w:sz w:val="22"/>
         </w:rPr>
-        <w:t xml:space="preserve">2.</w:t>
+        <w:t xml:space="preserve">1. As a supermarket shopper using my phone, I want to scan ingredient labels of food products so that I can understand the additives before buying the product.</w:t>
+        <w:br/>
+        <w:br/>
+        <w:t xml:space="preserve">2. As a shopper comparing products on the move, I want to quickly correct OCR text extraction matches so that I can make an accurate choice.</w:t>
       </w:r>
       <w:r>
         <w:rPr>
           <w:rFonts w:asciiTheme="minorHAnsi"/>
           <w:sz w:val="22"/>
         </w:rPr>
-        <w:t xml:space="preserve"> Review and correct the matches detected by the camera after scanning before displaying and reading through the results.</w:t>
         <w:tab/>
         <w:t xml:space="preserve"> </w:t>
       </w:r>
@@ -933,15 +1878,45 @@
           <w:rFonts w:asciiTheme="minorHAnsi"/>
           <w:sz w:val="22"/>
         </w:rPr>
-        <w:t xml:space="preserve">3. Understand why each ingredient is used, along with sensitivity related information, side effects and all the information, with links for further reading on trusted external websites. </w:t>
+        <w:t xml:space="preserve">2. As a parent planning groceries at home, I want to compare several additives, so that I can choose good products for my family.</w:t>
       </w:r>
       <w:r>
         <w:rPr>
           <w:rFonts w:asciiTheme="minorHAnsi"/>
           <w:sz w:val="22"/>
         </w:rPr>
-        <w:tab/>
         <w:t xml:space="preserve"> </w:t>
+      </w:r>
+      <w:r>
+        <w:rPr>
+          <w:rFonts w:asciiTheme="minorHAnsi"/>
+          <w:sz w:val="22"/>
+        </w:rPr>
+      </w:r>
+      <w:r>
+        <w:rPr>
+          <w:rFonts w:asciiTheme="minorHAnsi"/>
+          <w:sz w:val="22"/>
+        </w:rPr>
+      </w:r>
+      <w:r>
+        <w:rPr>
+          <w:rFonts w:asciiTheme="minorHAnsi"/>
+          <w:sz w:val="22"/>
+        </w:rPr>
+      </w:r>
+      <w:r>
+        <w:rPr>
+          <w:rFonts w:asciiTheme="minorHAnsi"/>
+          <w:sz w:val="22"/>
+        </w:rPr>
+        <w:t xml:space="preserve"> </w:t>
+      </w:r>
+      <w:r>
+        <w:rPr>
+          <w:rFonts w:asciiTheme="minorHAnsi"/>
+          <w:sz w:val="22"/>
+        </w:rPr>
       </w:r>
       <w:r>
         <w:rPr>
@@ -976,7 +1951,7 @@
           <w:rFonts w:asciiTheme="minorHAnsi"/>
           <w:sz w:val="22"/>
         </w:rPr>
-        <w:t xml:space="preserve">4. Compare multiple additives from the same product in one easy to read and review way.</w:t>
+        <w:t xml:space="preserve">4. As a first time user, I want to see match confidence before viewing the in-depth results so that I can avoid being overwhelmed with information about additives and to avoid receiving information about the wrong additive.</w:t>
       </w:r>
       <w:r>
         <w:rPr>
@@ -1001,43 +1976,37 @@
     </w:p>
     <w:p>
       <w:pPr>
-        <w:pBdr>
-          <w:top w:val="single" w:color="bfbfbf" w:sz="4" w:space="2"/>
-          <w:left w:val="single" w:color="bfbfbf" w:sz="4" w:space="4"/>
-          <w:bottom w:val="single" w:color="bfbfbf" w:sz="4" w:space="2"/>
-          <w:right w:val="single" w:color="bfbfbf" w:sz="4" w:space="4"/>
-        </w:pBdr>
-        <w:spacing w:after="160" w:before="40"/>
-        <w:ind/>
+        <w:pBdr/>
+        <w:spacing w:after="210" w:line="360" w:lineRule="auto"/>
+        <w:ind/>
+        <w:jc w:val="center"/>
         <w:rPr>
           <w:rFonts w:asciiTheme="minorHAnsi"/>
-          <w:sz w:val="22"/>
-        </w:rPr>
-      </w:pPr>
+          <w:color w:val="ff3300"/>
+          <w:sz w:val="22"/>
+        </w:rPr>
+      </w:pPr>
+      <w:r/>
+      <w:bookmarkStart w:id="8" w:name="part_3_visual_style_guide"/>
       <w:r>
         <w:rPr>
           <w:rFonts w:asciiTheme="minorHAnsi"/>
-          <w:sz w:val="22"/>
-        </w:rPr>
-        <w:t xml:space="preserve">5. Make a quick, confident and an informed decision while shopping with a phone along with the ability to read more about each additive/ingredient as needed.</w:t>
+          <w:color w:val="ff3300"/>
+          <w:sz w:val="22"/>
+        </w:rPr>
+        <w:t xml:space="preserve">Continue to Next Page</w:t>
       </w:r>
       <w:r>
         <w:rPr>
           <w:rFonts w:asciiTheme="minorHAnsi"/>
-          <w:sz w:val="22"/>
-        </w:rPr>
-        <w:tab/>
-        <w:t xml:space="preserve"> </w:t>
+          <w:color w:val="ff3300"/>
+          <w:sz w:val="22"/>
+        </w:rPr>
       </w:r>
       <w:r>
         <w:rPr>
           <w:rFonts w:asciiTheme="minorHAnsi"/>
-          <w:sz w:val="22"/>
-        </w:rPr>
-      </w:r>
-      <w:r>
-        <w:rPr>
-          <w:rFonts w:asciiTheme="minorHAnsi"/>
+          <w:color w:val="ff3300"/>
           <w:sz w:val="22"/>
         </w:rPr>
       </w:r>
@@ -1051,10 +2020,47 @@
           <w:rFonts w:asciiTheme="minorHAnsi"/>
           <w:color w:val="0066ff"/>
           <w:sz w:val="22"/>
-        </w:rPr>
-      </w:pPr>
-      <w:r/>
-      <w:bookmarkStart w:id="5" w:name="part_2_user_research_user_stories"/>
+          <w:szCs w:val="22"/>
+        </w:rPr>
+      </w:pPr>
+      <w:r>
+        <w:rPr>
+          <w:rFonts w:asciiTheme="minorHAnsi"/>
+          <w:color w:val="0066ff"/>
+          <w:sz w:val="22"/>
+          <w:highlight w:val="none"/>
+        </w:rPr>
+      </w:r>
+      <w:r>
+        <w:rPr>
+          <w:rFonts w:asciiTheme="minorHAnsi"/>
+          <w:color w:val="0066ff"/>
+          <w:sz w:val="22"/>
+          <w:highlight w:val="none"/>
+        </w:rPr>
+      </w:r>
+      <w:r>
+        <w:rPr>
+          <w:rFonts w:asciiTheme="minorHAnsi"/>
+          <w:color w:val="0066ff"/>
+          <w:sz w:val="22"/>
+          <w:highlight w:val="none"/>
+        </w:rPr>
+      </w:r>
+    </w:p>
+    <w:p>
+      <w:pPr>
+        <w:pBdr/>
+        <w:spacing w:after="105" w:before="315" w:line="360" w:lineRule="auto"/>
+        <w:ind w:left="-30"/>
+        <w:rPr>
+          <w:rFonts w:asciiTheme="minorHAnsi"/>
+          <w:color w:val="0066ff"/>
+          <w:sz w:val="22"/>
+          <w:szCs w:val="22"/>
+          <w:highlight w:val="none"/>
+        </w:rPr>
+      </w:pPr>
       <w:r>
         <w:rPr>
           <w:rFonts w:eastAsia="source serif 4" w:cs="source serif 4" w:asciiTheme="minorHAnsi"/>
@@ -1062,9 +2068,9 @@
           <w:color w:val="0066ff"/>
           <w:sz w:val="22"/>
         </w:rPr>
-        <w:t xml:space="preserve">Part 2: User Research &amp; User Stories</w:t>
-      </w:r>
-      <w:bookmarkEnd w:id="5"/>
+        <w:t xml:space="preserve">Part 3: Visual Style Guide</w:t>
+      </w:r>
+      <w:bookmarkEnd w:id="8"/>
       <w:r>
         <w:rPr>
           <w:rFonts w:asciiTheme="minorHAnsi"/>
@@ -1092,7 +2098,7 @@
         </w:rPr>
       </w:pPr>
       <w:r/>
-      <w:bookmarkStart w:id="6" w:name="bm_2_1_target_audience_personas"/>
+      <w:bookmarkStart w:id="9" w:name="bm_3_1_colour_typography_visual_style"/>
       <w:r>
         <w:rPr>
           <w:rFonts w:eastAsia="source serif 4" w:cs="source serif 4" w:asciiTheme="minorHAnsi"/>
@@ -1100,382 +2106,8 @@
           <w:color w:val="6600ff"/>
           <w:sz w:val="22"/>
         </w:rPr>
-        <w:t xml:space="preserve">2.1 — Target Audience Personas</w:t>
-      </w:r>
-      <w:bookmarkEnd w:id="6"/>
-      <w:r>
-        <w:rPr>
-          <w:rFonts w:asciiTheme="minorHAnsi"/>
-          <w:color w:val="6600ff"/>
-          <w:sz w:val="22"/>
-        </w:rPr>
-      </w:r>
-      <w:r>
-        <w:rPr>
-          <w:rFonts w:asciiTheme="minorHAnsi"/>
-          <w:color w:val="6600ff"/>
-          <w:sz w:val="22"/>
-        </w:rPr>
-      </w:r>
-    </w:p>
-    <w:p>
-      <w:pPr>
-        <w:pBdr/>
-        <w:spacing w:after="210" w:line="360" w:lineRule="auto"/>
-        <w:ind/>
-        <w:rPr>
-          <w:rFonts w:asciiTheme="minorHAnsi"/>
-          <w:sz w:val="22"/>
-        </w:rPr>
-      </w:pPr>
-      <w:r>
-        <w:rPr>
-          <w:rFonts w:eastAsia="source serif 4" w:cs="source serif 4" w:asciiTheme="minorHAnsi"/>
-          <w:color w:val="000000"/>
-          <w:sz w:val="22"/>
-        </w:rPr>
-        <w:t xml:space="preserve">Define 2 distinct user personas. For each, </w:t>
-      </w:r>
-      <w:r>
-        <w:rPr>
-          <w:rFonts w:eastAsia="source serif 4" w:cs="source serif 4" w:asciiTheme="minorHAnsi"/>
-          <w:color w:val="000000"/>
-          <w:sz w:val="22"/>
-        </w:rPr>
-        <w:t xml:space="preserve">include:</w:t>
-      </w:r>
-      <w:r>
-        <w:rPr>
-          <w:rFonts w:eastAsia="source serif 4" w:cs="source serif 4" w:asciiTheme="minorHAnsi"/>
-          <w:color w:val="000000"/>
-          <w:sz w:val="22"/>
-        </w:rPr>
-        <w:t xml:space="preserve"> name, age, tech literacy level, primary device, and key needs/pain points.</w:t>
-      </w:r>
-      <w:r>
-        <w:rPr>
-          <w:rFonts w:asciiTheme="minorHAnsi"/>
-          <w:sz w:val="22"/>
-        </w:rPr>
-      </w:r>
-      <w:r>
-        <w:rPr>
-          <w:rFonts w:asciiTheme="minorHAnsi"/>
-          <w:sz w:val="22"/>
-        </w:rPr>
-      </w:r>
-    </w:p>
-    <w:p>
-      <w:pPr>
-        <w:pBdr>
-          <w:top w:val="single" w:color="bfbfbf" w:sz="4" w:space="2"/>
-          <w:left w:val="single" w:color="bfbfbf" w:sz="4" w:space="4"/>
-          <w:bottom w:val="single" w:color="bfbfbf" w:sz="4" w:space="2"/>
-          <w:right w:val="single" w:color="bfbfbf" w:sz="4" w:space="4"/>
-        </w:pBdr>
-        <w:spacing w:after="160" w:before="40"/>
-        <w:ind/>
-        <w:rPr>
-          <w:rFonts w:asciiTheme="minorHAnsi"/>
-          <w:b/>
-          <w:bCs/>
-          <w:sz w:val="22"/>
-        </w:rPr>
-      </w:pPr>
-      <w:r>
-        <w:rPr>
-          <w:rFonts w:asciiTheme="minorHAnsi"/>
-          <w:b/>
-          <w:bCs/>
-          <w:sz w:val="22"/>
-        </w:rPr>
-        <w:t xml:space="preserve">Persona 1: Raj Patel</w:t>
-      </w:r>
-      <w:r>
-        <w:rPr>
-          <w:rFonts w:asciiTheme="minorHAnsi"/>
-          <w:b/>
-          <w:bCs/>
-          <w:sz w:val="22"/>
-        </w:rPr>
-      </w:r>
-      <w:r>
-        <w:rPr>
-          <w:rFonts w:asciiTheme="minorHAnsi"/>
-          <w:b/>
-          <w:bCs/>
-          <w:sz w:val="22"/>
-        </w:rPr>
-      </w:r>
-    </w:p>
-    <w:p>
-      <w:pPr>
-        <w:pBdr>
-          <w:top w:val="single" w:color="bfbfbf" w:sz="4" w:space="0"/>
-          <w:left w:val="single" w:color="bfbfbf" w:sz="4" w:space="3"/>
-          <w:bottom w:val="single" w:color="bfbfbf" w:sz="4" w:space="0"/>
-          <w:right w:val="single" w:color="bfbfbf" w:sz="4" w:space="3"/>
-        </w:pBdr>
-        <w:spacing w:after="160" w:before="40"/>
-        <w:ind/>
-        <w:rPr>
-          <w:rFonts w:asciiTheme="minorHAnsi"/>
-          <w:b/>
-          <w:bCs/>
-          <w:sz w:val="22"/>
-          <w:szCs w:val="22"/>
-        </w:rPr>
-      </w:pPr>
-      <w:r>
-        <w:rPr>
-          <w:rFonts w:asciiTheme="minorHAnsi"/>
-          <w:b w:val="0"/>
-          <w:bCs w:val="0"/>
-          <w:sz w:val="22"/>
-          <w:highlight w:val="none"/>
-        </w:rPr>
-        <w:t xml:space="preserve">Age: 25</w:t>
-        <w:br/>
-        <w:t xml:space="preserve">Tech literacy: High (comfortable with camera permissions, filters, and other general stuff)</w:t>
-        <w:br/>
-        <w:t xml:space="preserve">Primary device: Smartphone, Desktop</w:t>
-        <w:br/>
-        <w:t xml:space="preserve">Context: compares packaged sna</w:t>
-      </w:r>
-      <w:r>
-        <w:rPr>
-          <w:rFonts w:asciiTheme="minorHAnsi"/>
-          <w:b w:val="0"/>
-          <w:bCs w:val="0"/>
-          <w:sz w:val="22"/>
-          <w:highlight w:val="none"/>
-        </w:rPr>
-        <w:t xml:space="preserve">cks and other packaged food and he often checks the labels using on hand while holding a basket.</w:t>
-        <w:br/>
-        <w:t xml:space="preserve">Key needs: A fast scan, clear match confidence, easy and quick correction of OCR inaccuracies, and short and sweet summaries.</w:t>
-        <w:br/>
-        <w:t xml:space="preserve">Pain points: tiny curved labels, </w:t>
-      </w:r>
-      <w:r>
-        <w:rPr>
-          <w:rFonts w:asciiTheme="minorHAnsi"/>
-          <w:b w:val="0"/>
-          <w:bCs w:val="0"/>
-          <w:sz w:val="22"/>
-          <w:highlight w:val="none"/>
-        </w:rPr>
-        <w:t xml:space="preserve">exaggerated online claims</w:t>
-      </w:r>
-      <w:r>
-        <w:rPr>
-          <w:rFonts w:asciiTheme="minorHAnsi"/>
-          <w:b w:val="0"/>
-          <w:bCs w:val="0"/>
-          <w:sz w:val="22"/>
-          <w:highlight w:val="none"/>
-        </w:rPr>
-        <w:t xml:space="preserve">,  and website that needs long searches before showing any useful information.</w:t>
-      </w:r>
-      <w:r>
-        <w:rPr>
-          <w:rFonts w:asciiTheme="minorHAnsi"/>
-          <w:b/>
-          <w:bCs/>
-          <w:sz w:val="22"/>
-          <w:highlight w:val="none"/>
-        </w:rPr>
-        <w:br/>
-      </w:r>
-      <w:r>
-        <w:rPr>
-          <w:rFonts w:asciiTheme="minorHAnsi"/>
-          <w:b/>
-          <w:bCs/>
-          <w:sz w:val="22"/>
-          <w:highlight w:val="none"/>
-        </w:rPr>
-      </w:r>
-      <w:r>
-        <w:rPr>
-          <w:rFonts w:asciiTheme="minorHAnsi"/>
-          <w:b/>
-          <w:bCs/>
-          <w:sz w:val="22"/>
-          <w:szCs w:val="22"/>
-        </w:rPr>
-      </w:r>
-    </w:p>
-    <w:p>
-      <w:pPr>
-        <w:pBdr>
-          <w:top w:val="single" w:color="bfbfbf" w:sz="4" w:space="2"/>
-          <w:left w:val="single" w:color="bfbfbf" w:sz="4" w:space="4"/>
-          <w:bottom w:val="single" w:color="bfbfbf" w:sz="4" w:space="2"/>
-          <w:right w:val="single" w:color="bfbfbf" w:sz="4" w:space="4"/>
-        </w:pBdr>
-        <w:spacing w:after="160" w:before="40"/>
-        <w:ind/>
-        <w:rPr>
-          <w:rFonts w:asciiTheme="minorHAnsi"/>
-          <w:b/>
-          <w:bCs/>
-          <w:sz w:val="22"/>
-          <w:szCs w:val="22"/>
-          <w:highlight w:val="none"/>
-        </w:rPr>
-      </w:pPr>
-      <w:r>
-        <w:rPr>
-          <w:rFonts w:asciiTheme="minorHAnsi"/>
-          <w:b/>
-          <w:bCs/>
-          <w:sz w:val="22"/>
-        </w:rPr>
-        <w:t xml:space="preserve">Persona 2: Madison Taylor</w:t>
-      </w:r>
-      <w:r>
-        <w:rPr>
-          <w:rFonts w:asciiTheme="minorHAnsi"/>
-          <w:b/>
-          <w:bCs/>
-          <w:sz w:val="22"/>
-        </w:rPr>
-      </w:r>
-      <w:r>
-        <w:rPr>
-          <w:rFonts w:asciiTheme="minorHAnsi"/>
-          <w:b/>
-          <w:bCs/>
-          <w:sz w:val="22"/>
-          <w:szCs w:val="22"/>
-          <w:highlight w:val="none"/>
-        </w:rPr>
-      </w:r>
-    </w:p>
-    <w:p>
-      <w:pPr>
-        <w:pBdr>
-          <w:top w:val="single" w:color="bfbfbf" w:sz="4" w:space="2"/>
-          <w:left w:val="single" w:color="bfbfbf" w:sz="4" w:space="4"/>
-          <w:bottom w:val="single" w:color="bfbfbf" w:sz="4" w:space="2"/>
-          <w:right w:val="single" w:color="bfbfbf" w:sz="4" w:space="4"/>
-        </w:pBdr>
-        <w:spacing w:after="160" w:before="40"/>
-        <w:ind/>
-        <w:rPr>
-          <w:rFonts w:asciiTheme="minorHAnsi"/>
-          <w:b w:val="0"/>
-          <w:bCs w:val="0"/>
-          <w:sz w:val="22"/>
-          <w:szCs w:val="22"/>
-        </w:rPr>
-      </w:pPr>
-      <w:r>
-        <w:rPr>
-          <w:rFonts w:asciiTheme="minorHAnsi"/>
-          <w:b w:val="0"/>
-          <w:bCs w:val="0"/>
-          <w:sz w:val="22"/>
-        </w:rPr>
-        <w:t xml:space="preserve">Age: 45</w:t>
-        <w:br/>
-        <w:t xml:space="preserve">Tech literacy: Moderate (confident with websites but avoids complex settings and dense UIs)</w:t>
-        <w:br/>
-        <w:t xml:space="preserve">Primary device: Smartphone, occasionally a laptop.</w:t>
-        <w:br/>
-        <w:t xml:space="preserve">Context: Plans family groceries in advance and researches everyth</w:t>
-      </w:r>
-      <w:r>
-        <w:rPr>
-          <w:rFonts w:asciiTheme="minorHAnsi"/>
-          <w:b w:val="0"/>
-          <w:bCs w:val="0"/>
-          <w:sz w:val="22"/>
-        </w:rPr>
-        <w:t xml:space="preserve">ing after checking the product labels. </w:t>
-        <w:br/>
-        <w:t xml:space="preserve">Key needs: Readable text with a good contrast ratio, understandable and categorized data for easier reading, ability to re-visit the information later.</w:t>
-        <w:br/>
-        <w:t xml:space="preserve">Pain points: Small unreadable text, unexplained technical terms.</w:t>
-      </w:r>
-      <w:r>
-        <w:rPr>
-          <w:rFonts w:asciiTheme="minorHAnsi"/>
-          <w:b w:val="0"/>
-          <w:bCs w:val="0"/>
-          <w:sz w:val="22"/>
-        </w:rPr>
-      </w:r>
-      <w:r>
-        <w:rPr>
-          <w:rFonts w:asciiTheme="minorHAnsi"/>
-          <w:b w:val="0"/>
-          <w:bCs w:val="0"/>
-          <w:sz w:val="22"/>
-          <w:szCs w:val="22"/>
-        </w:rPr>
-      </w:r>
-    </w:p>
-    <w:p>
-      <w:pPr>
-        <w:pBdr>
-          <w:top w:val="single" w:color="bfbfbf" w:sz="4" w:space="0"/>
-          <w:left w:val="single" w:color="bfbfbf" w:sz="4" w:space="3"/>
-          <w:bottom w:val="single" w:color="bfbfbf" w:sz="4" w:space="0"/>
-          <w:right w:val="single" w:color="bfbfbf" w:sz="4" w:space="3"/>
-        </w:pBdr>
-        <w:spacing w:after="160" w:before="40"/>
-        <w:ind/>
-        <w:rPr>
-          <w:rFonts w:asciiTheme="minorHAnsi"/>
-          <w:b w:val="0"/>
-          <w:bCs w:val="0"/>
-          <w:sz w:val="22"/>
-          <w:szCs w:val="22"/>
-        </w:rPr>
-      </w:pPr>
-      <w:r>
-        <w:rPr>
-          <w:rFonts w:asciiTheme="minorHAnsi"/>
-          <w:b w:val="0"/>
-          <w:bCs w:val="0"/>
-          <w:sz w:val="22"/>
-        </w:rPr>
-        <w:br/>
-        <w:t xml:space="preserve">Note: To facilitate the need of people like Madison Taylor, I will have to add a feature to upload product images along with the camera access feature.</w:t>
-        <w:br/>
-      </w:r>
-      <w:r>
-        <w:rPr>
-          <w:rFonts w:asciiTheme="minorHAnsi"/>
-          <w:b w:val="0"/>
-          <w:bCs w:val="0"/>
-          <w:sz w:val="22"/>
-        </w:rPr>
-      </w:r>
-      <w:r>
-        <w:rPr>
-          <w:rFonts w:asciiTheme="minorHAnsi"/>
-          <w:b w:val="0"/>
-          <w:bCs w:val="0"/>
-          <w:sz w:val="22"/>
-          <w:szCs w:val="22"/>
-        </w:rPr>
-      </w:r>
-    </w:p>
-    <w:p>
-      <w:pPr>
-        <w:pBdr/>
-        <w:spacing w:after="105" w:before="315" w:line="360" w:lineRule="auto"/>
-        <w:ind w:left="-30"/>
-        <w:rPr>
-          <w:rFonts w:asciiTheme="minorHAnsi"/>
-          <w:color w:val="6600ff"/>
-          <w:sz w:val="22"/>
-        </w:rPr>
-      </w:pPr>
-      <w:r/>
-      <w:bookmarkStart w:id="7" w:name="bm_2_2_user_stories"/>
+        <w:t xml:space="preserve">3.1 — </w:t>
+      </w:r>
       <w:r>
         <w:rPr>
           <w:rFonts w:eastAsia="source serif 4" w:cs="source serif 4" w:asciiTheme="minorHAnsi"/>
@@ -1483,314 +2115,8 @@
           <w:color w:val="6600ff"/>
           <w:sz w:val="22"/>
         </w:rPr>
-        <w:t xml:space="preserve">2.2 — User Stories</w:t>
-      </w:r>
-      <w:bookmarkEnd w:id="7"/>
-      <w:r>
-        <w:rPr>
-          <w:rFonts w:asciiTheme="minorHAnsi"/>
-          <w:color w:val="6600ff"/>
-          <w:sz w:val="22"/>
-        </w:rPr>
-      </w:r>
-      <w:r>
-        <w:rPr>
-          <w:rFonts w:asciiTheme="minorHAnsi"/>
-          <w:color w:val="6600ff"/>
-          <w:sz w:val="22"/>
-        </w:rPr>
-      </w:r>
-    </w:p>
-    <w:p>
-      <w:pPr>
-        <w:pBdr/>
-        <w:spacing w:after="210" w:line="360" w:lineRule="auto"/>
-        <w:ind/>
-        <w:rPr>
-          <w:rFonts w:asciiTheme="minorHAnsi"/>
-          <w:sz w:val="22"/>
-        </w:rPr>
-      </w:pPr>
-      <w:r>
-        <w:rPr>
-          <w:rFonts w:eastAsia="source serif 4" w:cs="source serif 4" w:asciiTheme="minorHAnsi"/>
-          <w:color w:val="000000"/>
-          <w:sz w:val="22"/>
-        </w:rPr>
-        <w:t xml:space="preserve">Write 4 user stories in the format: As a [user], I want to [action], so that [outcome]. At least 2 must describe mobile or on-the-move usage scenarios.</w:t>
-      </w:r>
-      <w:r>
-        <w:rPr>
-          <w:rFonts w:asciiTheme="minorHAnsi"/>
-          <w:sz w:val="22"/>
-        </w:rPr>
-      </w:r>
-      <w:r>
-        <w:rPr>
-          <w:rFonts w:asciiTheme="minorHAnsi"/>
-          <w:sz w:val="22"/>
-        </w:rPr>
-      </w:r>
-    </w:p>
-    <w:p>
-      <w:pPr>
-        <w:pBdr>
-          <w:top w:val="single" w:color="bfbfbf" w:sz="4" w:space="2"/>
-          <w:left w:val="single" w:color="bfbfbf" w:sz="4" w:space="4"/>
-          <w:bottom w:val="single" w:color="bfbfbf" w:sz="4" w:space="2"/>
-          <w:right w:val="single" w:color="bfbfbf" w:sz="4" w:space="4"/>
-        </w:pBdr>
-        <w:spacing w:after="160" w:before="40"/>
-        <w:ind/>
-        <w:rPr>
-          <w:rFonts w:asciiTheme="minorHAnsi"/>
-          <w:sz w:val="22"/>
-        </w:rPr>
-      </w:pPr>
-      <w:r>
-        <w:rPr>
-          <w:rFonts w:asciiTheme="minorHAnsi"/>
-          <w:sz w:val="22"/>
-        </w:rPr>
-        <w:t xml:space="preserve">1.</w:t>
-      </w:r>
-      <w:r>
-        <w:rPr>
-          <w:rFonts w:asciiTheme="minorHAnsi"/>
-          <w:sz w:val="22"/>
-        </w:rPr>
-        <w:t xml:space="preserve"> As a super market shopper using my phone, I want to photograph an ingredients section of a food product that I might buy to see details about all the ingredients/additives, so that I can understand a product before placing it in my basket.</w:t>
-        <w:tab/>
-        <w:t xml:space="preserve"> </w:t>
-      </w:r>
-      <w:r>
-        <w:rPr>
-          <w:rFonts w:asciiTheme="minorHAnsi"/>
-          <w:sz w:val="22"/>
-        </w:rPr>
-      </w:r>
-      <w:r>
-        <w:rPr>
-          <w:rFonts w:asciiTheme="minorHAnsi"/>
-          <w:sz w:val="22"/>
-        </w:rPr>
-      </w:r>
-    </w:p>
-    <w:p>
-      <w:pPr>
-        <w:pBdr>
-          <w:top w:val="single" w:color="bfbfbf" w:sz="4" w:space="2"/>
-          <w:left w:val="single" w:color="bfbfbf" w:sz="4" w:space="4"/>
-          <w:bottom w:val="single" w:color="bfbfbf" w:sz="4" w:space="2"/>
-          <w:right w:val="single" w:color="bfbfbf" w:sz="4" w:space="4"/>
-        </w:pBdr>
-        <w:spacing w:after="160" w:before="40"/>
-        <w:ind/>
-        <w:rPr>
-          <w:rFonts w:asciiTheme="minorHAnsi"/>
-          <w:sz w:val="22"/>
-        </w:rPr>
-      </w:pPr>
-      <w:r>
-        <w:rPr>
-          <w:rFonts w:asciiTheme="minorHAnsi"/>
-          <w:sz w:val="22"/>
-        </w:rPr>
-        <w:t xml:space="preserve">2. As a commuter comparing two packaged food items, I want the OCR matches to be as accurate as it can be and if it’s not, I want to easily change it to read a compact summary using just one hand, so that I can make a quick choice while I’m on the move. </w:t>
-      </w:r>
-      <w:r>
-        <w:rPr>
-          <w:rFonts w:asciiTheme="minorHAnsi"/>
-          <w:sz w:val="22"/>
-        </w:rPr>
-        <w:tab/>
-        <w:t xml:space="preserve"> </w:t>
-      </w:r>
-      <w:r>
-        <w:rPr>
-          <w:rFonts w:asciiTheme="minorHAnsi"/>
-          <w:sz w:val="22"/>
-        </w:rPr>
-      </w:r>
-      <w:r>
-        <w:rPr>
-          <w:rFonts w:asciiTheme="minorHAnsi"/>
-          <w:sz w:val="22"/>
-        </w:rPr>
-      </w:r>
-    </w:p>
-    <w:p>
-      <w:pPr>
-        <w:pBdr>
-          <w:top w:val="single" w:color="bfbfbf" w:sz="4" w:space="2"/>
-          <w:left w:val="single" w:color="bfbfbf" w:sz="4" w:space="4"/>
-          <w:bottom w:val="single" w:color="bfbfbf" w:sz="4" w:space="2"/>
-          <w:right w:val="single" w:color="bfbfbf" w:sz="4" w:space="4"/>
-        </w:pBdr>
-        <w:spacing w:after="160" w:before="40"/>
-        <w:ind/>
-        <w:rPr>
-          <w:rFonts w:asciiTheme="minorHAnsi"/>
-          <w:sz w:val="22"/>
-        </w:rPr>
-      </w:pPr>
-      <w:r>
-        <w:rPr>
-          <w:rFonts w:asciiTheme="minorHAnsi"/>
-          <w:sz w:val="22"/>
-        </w:rPr>
-        <w:t xml:space="preserve">3. As a parent planning groceries at home, I want to select several additive names or INS numbers manually so that I can compare their functions and evidence all in one view.</w:t>
-      </w:r>
-      <w:r>
-        <w:rPr>
-          <w:rFonts w:asciiTheme="minorHAnsi"/>
-          <w:sz w:val="22"/>
-        </w:rPr>
-        <w:tab/>
-        <w:t xml:space="preserve"> </w:t>
-      </w:r>
-      <w:r>
-        <w:rPr>
-          <w:rFonts w:asciiTheme="minorHAnsi"/>
-          <w:sz w:val="22"/>
-        </w:rPr>
-      </w:r>
-      <w:r>
-        <w:rPr>
-          <w:rFonts w:asciiTheme="minorHAnsi"/>
-          <w:sz w:val="22"/>
-        </w:rPr>
-      </w:r>
-    </w:p>
-    <w:p>
-      <w:pPr>
-        <w:pBdr>
-          <w:top w:val="single" w:color="bfbfbf" w:sz="4" w:space="2"/>
-          <w:left w:val="single" w:color="bfbfbf" w:sz="4" w:space="4"/>
-          <w:bottom w:val="single" w:color="bfbfbf" w:sz="4" w:space="2"/>
-          <w:right w:val="single" w:color="bfbfbf" w:sz="4" w:space="4"/>
-        </w:pBdr>
-        <w:spacing w:after="160" w:before="40"/>
-        <w:ind/>
-        <w:rPr>
-          <w:rFonts w:asciiTheme="minorHAnsi"/>
-          <w:sz w:val="22"/>
-        </w:rPr>
-      </w:pPr>
-      <w:r>
-        <w:rPr>
-          <w:rFonts w:asciiTheme="minorHAnsi"/>
-          <w:sz w:val="22"/>
-        </w:rPr>
-        <w:t xml:space="preserve">4. As a cautious individual using this app for the first time, I want to see match confidence and edit extracted text before results are displayed, so that a camera error does not give me information about the wrong additive.</w:t>
-      </w:r>
-      <w:r>
-        <w:rPr>
-          <w:rFonts w:asciiTheme="minorHAnsi"/>
-          <w:sz w:val="22"/>
-        </w:rPr>
-        <w:tab/>
-        <w:t xml:space="preserve"> </w:t>
-      </w:r>
-      <w:r>
-        <w:rPr>
-          <w:rFonts w:asciiTheme="minorHAnsi"/>
-          <w:sz w:val="22"/>
-        </w:rPr>
-      </w:r>
-      <w:r>
-        <w:rPr>
-          <w:rFonts w:asciiTheme="minorHAnsi"/>
-          <w:sz w:val="22"/>
-        </w:rPr>
-      </w:r>
-    </w:p>
-    <w:p>
-      <w:pPr>
-        <w:pBdr/>
-        <w:spacing w:after="210" w:line="360" w:lineRule="auto"/>
-        <w:ind/>
-        <w:jc w:val="center"/>
-        <w:rPr>
-          <w:rFonts w:asciiTheme="minorHAnsi"/>
-          <w:color w:val="ff3300"/>
-          <w:sz w:val="22"/>
-        </w:rPr>
-      </w:pPr>
-      <w:r/>
-      <w:bookmarkStart w:id="8" w:name="part_3_visual_style_guide"/>
-      <w:r>
-        <w:rPr>
-          <w:rFonts w:asciiTheme="minorHAnsi"/>
-          <w:color w:val="ff3300"/>
-          <w:sz w:val="22"/>
-        </w:rPr>
-        <w:t xml:space="preserve">Continue to Next Page</w:t>
-      </w:r>
-      <w:r>
-        <w:rPr>
-          <w:rFonts w:asciiTheme="minorHAnsi"/>
-          <w:color w:val="ff3300"/>
-          <w:sz w:val="22"/>
-        </w:rPr>
-      </w:r>
-      <w:r>
-        <w:rPr>
-          <w:rFonts w:asciiTheme="minorHAnsi"/>
-          <w:color w:val="ff3300"/>
-          <w:sz w:val="22"/>
-        </w:rPr>
-      </w:r>
-    </w:p>
-    <w:p>
-      <w:pPr>
-        <w:pBdr/>
-        <w:spacing w:after="105" w:before="315" w:line="360" w:lineRule="auto"/>
-        <w:ind w:left="-30"/>
-        <w:rPr>
-          <w:rFonts w:asciiTheme="minorHAnsi"/>
-          <w:color w:val="0066ff"/>
-          <w:sz w:val="22"/>
-        </w:rPr>
-      </w:pPr>
-      <w:r>
-        <w:rPr>
-          <w:rFonts w:eastAsia="source serif 4" w:cs="source serif 4" w:asciiTheme="minorHAnsi"/>
-          <w:b/>
-          <w:color w:val="0066ff"/>
-          <w:sz w:val="22"/>
-        </w:rPr>
-        <w:t xml:space="preserve">Part 3: Visual Style Guide</w:t>
-      </w:r>
-      <w:bookmarkEnd w:id="8"/>
-      <w:r>
-        <w:rPr>
-          <w:rFonts w:asciiTheme="minorHAnsi"/>
-          <w:color w:val="0066ff"/>
-          <w:sz w:val="22"/>
-        </w:rPr>
-      </w:r>
-      <w:r>
-        <w:rPr>
-          <w:rFonts w:asciiTheme="minorHAnsi"/>
-          <w:color w:val="0066ff"/>
-          <w:sz w:val="22"/>
-        </w:rPr>
-      </w:r>
-    </w:p>
-    <w:p>
-      <w:pPr>
-        <w:pBdr/>
-        <w:spacing w:after="105" w:before="315" w:line="360" w:lineRule="auto"/>
-        <w:ind w:left="-30"/>
-        <w:rPr>
-          <w:rFonts w:asciiTheme="minorHAnsi"/>
-          <w:color w:val="6600ff"/>
-          <w:sz w:val="22"/>
-        </w:rPr>
-      </w:pPr>
-      <w:r/>
-      <w:bookmarkStart w:id="9" w:name="bm_3_1_colour_typography_visual_style"/>
+        <w:t xml:space="preserve">Colour</w:t>
+      </w:r>
       <w:r>
         <w:rPr>
           <w:rFonts w:eastAsia="source serif 4" w:cs="source serif 4" w:asciiTheme="minorHAnsi"/>
@@ -1798,24 +2124,6 @@
           <w:color w:val="6600ff"/>
           <w:sz w:val="22"/>
         </w:rPr>
-        <w:t xml:space="preserve">3.1 — </w:t>
-      </w:r>
-      <w:r>
-        <w:rPr>
-          <w:rFonts w:eastAsia="source serif 4" w:cs="source serif 4" w:asciiTheme="minorHAnsi"/>
-          <w:b/>
-          <w:color w:val="6600ff"/>
-          <w:sz w:val="22"/>
-        </w:rPr>
-        <w:t xml:space="preserve">Colour</w:t>
-      </w:r>
-      <w:r>
-        <w:rPr>
-          <w:rFonts w:eastAsia="source serif 4" w:cs="source serif 4" w:asciiTheme="minorHAnsi"/>
-          <w:b/>
-          <w:color w:val="6600ff"/>
-          <w:sz w:val="22"/>
-        </w:rPr>
         <w:t xml:space="preserve">, Typography &amp; Visual Style</w:t>
       </w:r>
       <w:bookmarkEnd w:id="9"/>
@@ -1930,7 +2238,7 @@
     </w:p>
     <w:tbl>
       <w:tblPr>
-        <w:tblStyle w:val="906"/>
+        <w:tblStyle w:val="916"/>
         <w:jc w:val="center"/>
         <w:tblW w:w="0" w:type="auto"/>
         <w:tblBorders>
@@ -2223,7 +2531,7 @@
                     <wp:inline xmlns:wp="http://schemas.openxmlformats.org/drawingml/2006/wordprocessingDrawing" distT="0" distB="0" distL="0" distR="0">
                       <wp:extent cx="1723685" cy="281882"/>
                       <wp:effectExtent l="0" t="0" r="0" b="0"/>
-                      <wp:docPr id="1" name=""/>
+                      <wp:docPr id="3" name=""/>
                       <wp:cNvGraphicFramePr>
                         <a:graphicFrameLocks xmlns:a="http://schemas.openxmlformats.org/drawingml/2006/main" noChangeAspect="1"/>
                       </wp:cNvGraphicFramePr>
@@ -2238,7 +2546,7 @@
                               <pic:nvPr/>
                             </pic:nvPicPr>
                             <pic:blipFill rotWithShape="1">
-                              <a:blip r:embed="rId10"/>
+                              <a:blip r:embed="rId14"/>
                               <a:stretch/>
                             </pic:blipFill>
                             <pic:spPr bwMode="auto">
@@ -2277,8 +2585,8 @@
                       <v:path o:extrusionok="f" gradientshapeok="t" o:connecttype="rect"/>
                       <o:lock v:ext="edit" aspectratio="t"/>
                     </v:shapetype>
-                    <v:shape id="_x0000_i0" o:spid="_x0000_s0" type="#_x0000_t75" style="width:135.72pt;height:22.20pt;mso-wrap-distance-left:0.00pt;mso-wrap-distance-top:0.00pt;mso-wrap-distance-right:0.00pt;mso-wrap-distance-bottom:0.00pt;rotation:0;z-index:1;" stroked="false">
-                      <v:imagedata r:id="rId10" o:title=""/>
+                    <v:shape id="_x0000_i2" o:spid="_x0000_s2" type="#_x0000_t75" style="width:135.72pt;height:22.20pt;mso-wrap-distance-left:0.00pt;mso-wrap-distance-top:0.00pt;mso-wrap-distance-right:0.00pt;mso-wrap-distance-bottom:0.00pt;rotation:0;z-index:1;" stroked="false">
+                      <v:imagedata r:id="rId14" o:title=""/>
                       <o:lock v:ext="edit" rotation="t"/>
                     </v:shape>
                   </w:pict>
@@ -2427,7 +2735,7 @@
                     <wp:inline xmlns:wp="http://schemas.openxmlformats.org/drawingml/2006/wordprocessingDrawing" distT="0" distB="0" distL="0" distR="0">
                       <wp:extent cx="1723685" cy="303318"/>
                       <wp:effectExtent l="0" t="0" r="0" b="0"/>
-                      <wp:docPr id="2" name=""/>
+                      <wp:docPr id="4" name=""/>
                       <wp:cNvGraphicFramePr>
                         <a:graphicFrameLocks xmlns:a="http://schemas.openxmlformats.org/drawingml/2006/main" noChangeAspect="1"/>
                       </wp:cNvGraphicFramePr>
@@ -2442,7 +2750,7 @@
                               <pic:nvPr/>
                             </pic:nvPicPr>
                             <pic:blipFill rotWithShape="1">
-                              <a:blip r:embed="rId11"/>
+                              <a:blip r:embed="rId15"/>
                               <a:stretch/>
                             </pic:blipFill>
                             <pic:spPr bwMode="auto">
@@ -2481,8 +2789,8 @@
                       <v:path o:extrusionok="f" gradientshapeok="t" o:connecttype="rect"/>
                       <o:lock v:ext="edit" aspectratio="t"/>
                     </v:shapetype>
-                    <v:shape id="_x0000_i1" o:spid="_x0000_s1" type="#_x0000_t75" style="width:135.72pt;height:23.88pt;mso-wrap-distance-left:0.00pt;mso-wrap-distance-top:0.00pt;mso-wrap-distance-right:0.00pt;mso-wrap-distance-bottom:0.00pt;z-index:1;" stroked="false">
-                      <v:imagedata r:id="rId11" o:title=""/>
+                    <v:shape id="_x0000_i3" o:spid="_x0000_s3" type="#_x0000_t75" style="width:135.72pt;height:23.88pt;mso-wrap-distance-left:0.00pt;mso-wrap-distance-top:0.00pt;mso-wrap-distance-right:0.00pt;mso-wrap-distance-bottom:0.00pt;z-index:1;" stroked="false">
+                      <v:imagedata r:id="rId15" o:title=""/>
                       <o:lock v:ext="edit" rotation="t"/>
                     </v:shape>
                   </w:pict>
@@ -2632,7 +2940,7 @@
                     <wp:inline xmlns:wp="http://schemas.openxmlformats.org/drawingml/2006/wordprocessingDrawing" distT="0" distB="0" distL="0" distR="0">
                       <wp:extent cx="1723685" cy="272297"/>
                       <wp:effectExtent l="0" t="0" r="0" b="0"/>
-                      <wp:docPr id="3" name=""/>
+                      <wp:docPr id="5" name=""/>
                       <wp:cNvGraphicFramePr>
                         <a:graphicFrameLocks xmlns:a="http://schemas.openxmlformats.org/drawingml/2006/main" noChangeAspect="1"/>
                       </wp:cNvGraphicFramePr>
@@ -2647,7 +2955,7 @@
                               <pic:nvPr/>
                             </pic:nvPicPr>
                             <pic:blipFill rotWithShape="1">
-                              <a:blip r:embed="rId12"/>
+                              <a:blip r:embed="rId16"/>
                               <a:stretch/>
                             </pic:blipFill>
                             <pic:spPr bwMode="auto">
@@ -2686,8 +2994,8 @@
                       <v:path o:extrusionok="f" gradientshapeok="t" o:connecttype="rect"/>
                       <o:lock v:ext="edit" aspectratio="t"/>
                     </v:shapetype>
-                    <v:shape id="_x0000_i2" o:spid="_x0000_s2" type="#_x0000_t75" style="width:135.72pt;height:21.44pt;mso-wrap-distance-left:0.00pt;mso-wrap-distance-top:0.00pt;mso-wrap-distance-right:0.00pt;mso-wrap-distance-bottom:0.00pt;z-index:1;" stroked="false">
-                      <v:imagedata r:id="rId12" o:title=""/>
+                    <v:shape id="_x0000_i4" o:spid="_x0000_s4" type="#_x0000_t75" style="width:135.72pt;height:21.44pt;mso-wrap-distance-left:0.00pt;mso-wrap-distance-top:0.00pt;mso-wrap-distance-right:0.00pt;mso-wrap-distance-bottom:0.00pt;z-index:1;" stroked="false">
+                      <v:imagedata r:id="rId16" o:title=""/>
                       <o:lock v:ext="edit" rotation="t"/>
                     </v:shape>
                   </w:pict>
@@ -2718,8 +3026,53 @@
         <w:rPr>
           <w:rFonts w:eastAsia="source serif 4" w:cs="source serif 4" w:asciiTheme="minorHAnsi"/>
           <w:b/>
+          <w:bCs/>
           <w:color w:val="00b050"/>
           <w:sz w:val="22"/>
+          <w:szCs w:val="22"/>
+        </w:rPr>
+      </w:pPr>
+      <w:r>
+        <w:rPr>
+          <w:rFonts w:eastAsia="source serif 4" w:cs="source serif 4" w:asciiTheme="minorHAnsi"/>
+          <w:b/>
+          <w:color w:val="00b050"/>
+          <w:sz w:val="22"/>
+          <w:highlight w:val="none"/>
+        </w:rPr>
+      </w:r>
+      <w:r>
+        <w:rPr>
+          <w:rFonts w:eastAsia="source serif 4" w:cs="source serif 4" w:asciiTheme="minorHAnsi"/>
+          <w:b/>
+          <w:color w:val="00b050"/>
+          <w:sz w:val="22"/>
+          <w:highlight w:val="none"/>
+        </w:rPr>
+      </w:r>
+      <w:r>
+        <w:rPr>
+          <w:rFonts w:eastAsia="source serif 4" w:cs="source serif 4" w:asciiTheme="minorHAnsi"/>
+          <w:b/>
+          <w:color w:val="00b050"/>
+          <w:sz w:val="22"/>
+          <w:highlight w:val="none"/>
+        </w:rPr>
+      </w:r>
+    </w:p>
+    <w:p>
+      <w:pPr>
+        <w:pBdr/>
+        <w:spacing w:after="105" w:before="315" w:line="360" w:lineRule="auto"/>
+        <w:ind w:left="-30"/>
+        <w:rPr>
+          <w:rFonts w:eastAsia="source serif 4" w:cs="source serif 4" w:asciiTheme="minorHAnsi"/>
+          <w:b/>
+          <w:bCs/>
+          <w:color w:val="00b050"/>
+          <w:sz w:val="22"/>
+          <w:szCs w:val="22"/>
+          <w:highlight w:val="none"/>
         </w:rPr>
       </w:pPr>
       <w:r>
@@ -2941,10 +3294,10 @@
           <w:lang w:val="en-AU"/>
         </w:rPr>
       </w:r>
-      <w:hyperlink r:id="rId13" w:tooltip="https://fonts.google.com/specimen/Roboto+Slab" w:history="1">
+      <w:hyperlink r:id="rId17" w:tooltip="https://fonts.google.com/specimen/Roboto+Slab" w:history="1">
         <w:r>
           <w:rPr>
-            <w:rStyle w:val="887"/>
+            <w:rStyle w:val="897"/>
             <w:rFonts w:eastAsia="source serif 4" w:cs="source serif 4" w:asciiTheme="minorHAnsi"/>
             <w:b w:val="0"/>
             <w:bCs w:val="0"/>
@@ -2955,7 +3308,7 @@
         </w:r>
         <w:r>
           <w:rPr>
-            <w:rStyle w:val="887"/>
+            <w:rStyle w:val="897"/>
             <w:rFonts w:eastAsia="source serif 4" w:cs="source serif 4" w:asciiTheme="minorHAnsi"/>
             <w:b/>
             <w:bCs/>
@@ -3070,9 +3423,11 @@
       <w:r>
         <w:rPr>
           <w:rFonts w:eastAsia="source serif 4" w:cs="source serif 4" w:asciiTheme="minorHAnsi"/>
+          <w:b/>
+          <w:bCs/>
           <w:color w:val="000000"/>
           <w:sz w:val="22"/>
-          <w:highlight w:val="none"/>
+          <w:szCs w:val="22"/>
           <w:lang w:val="en-AU"/>
         </w:rPr>
       </w:r>
@@ -3105,6 +3460,48 @@
       <w:r>
         <w:rPr>
           <w:rFonts w:eastAsia="source serif 4" w:cs="source serif 4" w:asciiTheme="minorHAnsi"/>
+          <w:color w:val="000000"/>
+          <w:sz w:val="22"/>
+          <w:highlight w:val="none"/>
+          <w:lang w:val="en-AU"/>
+        </w:rPr>
+      </w:r>
+      <w:r>
+        <w:rPr>
+          <w:rFonts w:eastAsia="source serif 4" w:cs="source serif 4" w:asciiTheme="minorHAnsi"/>
+          <w:color w:val="000000"/>
+          <w:sz w:val="22"/>
+          <w:highlight w:val="none"/>
+          <w:lang w:val="en-AU"/>
+        </w:rPr>
+      </w:r>
+      <w:r>
+        <w:rPr>
+          <w:rFonts w:eastAsia="source serif 4" w:cs="source serif 4" w:asciiTheme="minorHAnsi"/>
+          <w:color w:val="000000"/>
+          <w:sz w:val="22"/>
+          <w:highlight w:val="none"/>
+          <w:lang w:val="en-AU"/>
+        </w:rPr>
+      </w:r>
+    </w:p>
+    <w:p>
+      <w:pPr>
+        <w:pBdr/>
+        <w:spacing w:after="105" w:before="315" w:line="360" w:lineRule="auto"/>
+        <w:ind w:left="-30"/>
+        <w:rPr>
+          <w:rFonts w:eastAsia="source serif 4" w:cs="source serif 4" w:asciiTheme="minorHAnsi"/>
+          <w:color w:val="000000"/>
+          <w:sz w:val="22"/>
+          <w:szCs w:val="22"/>
+          <w:highlight w:val="none"/>
+          <w:lang w:val="en-AU"/>
+        </w:rPr>
+      </w:pPr>
+      <w:r>
+        <w:rPr>
+          <w:rFonts w:eastAsia="source serif 4" w:cs="source serif 4" w:asciiTheme="minorHAnsi"/>
           <w:b/>
           <w:bCs/>
           <w:color w:val="000000"/>
@@ -3169,10 +3566,10 @@
           <w:lang w:val="en-AU"/>
         </w:rPr>
       </w:r>
-      <w:hyperlink r:id="rId14" w:tooltip="https://fonts.google.com/specimen/Inter" w:history="1">
+      <w:hyperlink r:id="rId18" w:tooltip="https://fonts.google.com/specimen/Inter" w:history="1">
         <w:r>
           <w:rPr>
-            <w:rStyle w:val="887"/>
+            <w:rStyle w:val="897"/>
             <w:rFonts w:eastAsia="source serif 4" w:cs="source serif 4" w:asciiTheme="minorHAnsi"/>
             <w:b w:val="0"/>
             <w:bCs w:val="0"/>
@@ -3183,7 +3580,7 @@
         </w:r>
         <w:r>
           <w:rPr>
-            <w:rStyle w:val="887"/>
+            <w:rStyle w:val="897"/>
             <w:rFonts w:eastAsia="source serif 4" w:cs="source serif 4" w:asciiTheme="minorHAnsi"/>
             <w:b w:val="0"/>
             <w:bCs w:val="0"/>
@@ -3226,16 +3623,6 @@
       <w:r>
         <w:rPr>
           <w:rFonts w:eastAsia="source serif 4" w:cs="source serif 4" w:asciiTheme="minorHAnsi"/>
-          <w:b/>
-          <w:bCs/>
-          <w:color w:val="000000"/>
-          <w:sz w:val="22"/>
-          <w:lang w:val="en-AU"/>
-        </w:rPr>
-      </w:r>
-      <w:r>
-        <w:rPr>
-          <w:rFonts w:eastAsia="source serif 4" w:cs="source serif 4" w:asciiTheme="minorHAnsi"/>
           <w:color w:val="000000"/>
           <w:sz w:val="22"/>
           <w:szCs w:val="22"/>
@@ -3243,6 +3630,16 @@
           <w:lang w:val="en-AU"/>
         </w:rPr>
       </w:r>
+      <w:r>
+        <w:rPr>
+          <w:rFonts w:eastAsia="source serif 4" w:cs="source serif 4" w:asciiTheme="minorHAnsi"/>
+          <w:color w:val="000000"/>
+          <w:sz w:val="22"/>
+          <w:szCs w:val="22"/>
+          <w:highlight w:val="none"/>
+          <w:lang w:val="en-AU"/>
+        </w:rPr>
+      </w:r>
     </w:p>
     <w:p>
       <w:pPr>
@@ -3281,7 +3678,10 @@
       </w:r>
       <w:r>
         <w:rPr>
-          <w:highlight w:val="none"/>
+          <w:rFonts w:asciiTheme="minorHAnsi"/>
+          <w:color w:val="00b050"/>
+          <w:sz w:val="22"/>
+          <w:szCs w:val="22"/>
         </w:rPr>
       </w:r>
       <w:r>
@@ -3320,8 +3720,7 @@
       <w:r>
         <w:rPr>
           <w:rFonts w:asciiTheme="minorHAnsi"/>
-          <w:color w:val="00b050"/>
-          <w:sz w:val="22"/>
+          <w:highlight w:val="none"/>
         </w:rPr>
       </w:r>
       <w:r>
@@ -3425,64 +3824,6 @@
         <w:ind w:left="-30"/>
         <w:rPr>
           <w:rFonts w:asciiTheme="minorHAnsi"/>
-          <w:color w:val="00b050"/>
-          <w:sz w:val="22"/>
-          <w:szCs w:val="22"/>
-        </w:rPr>
-      </w:pPr>
-      <w:r>
-        <w:rPr>
-          <w:highlight w:val="none"/>
-        </w:rPr>
-      </w:r>
-      <w:r>
-        <w:rPr>
-          <w:highlight w:val="none"/>
-        </w:rPr>
-      </w:r>
-      <w:r>
-        <w:rPr>
-          <w:rFonts w:asciiTheme="minorHAnsi"/>
-          <w:color w:val="00b050"/>
-          <w:sz w:val="22"/>
-          <w:szCs w:val="22"/>
-        </w:rPr>
-      </w:r>
-    </w:p>
-    <w:p>
-      <w:pPr>
-        <w:pBdr/>
-        <w:spacing w:after="105" w:before="315" w:line="360" w:lineRule="auto"/>
-        <w:ind w:left="-30"/>
-        <w:rPr>
-          <w:rFonts w:asciiTheme="minorHAnsi"/>
-          <w:highlight w:val="none"/>
-        </w:rPr>
-      </w:pPr>
-      <w:r>
-        <w:rPr>
-          <w:highlight w:val="none"/>
-        </w:rPr>
-      </w:r>
-      <w:r>
-        <w:rPr>
-          <w:highlight w:val="none"/>
-        </w:rPr>
-      </w:r>
-      <w:r>
-        <w:rPr>
-          <w:rFonts w:asciiTheme="minorHAnsi"/>
-          <w:highlight w:val="none"/>
-        </w:rPr>
-      </w:r>
-    </w:p>
-    <w:p>
-      <w:pPr>
-        <w:pBdr/>
-        <w:spacing w:after="105" w:before="315" w:line="360" w:lineRule="auto"/>
-        <w:ind w:left="-30"/>
-        <w:rPr>
-          <w:rFonts w:asciiTheme="minorHAnsi"/>
           <w:highlight w:val="none"/>
         </w:rPr>
       </w:pPr>
@@ -3501,8 +3842,7 @@
       <w:r>
         <w:rPr>
           <w:rFonts w:asciiTheme="minorHAnsi"/>
-          <w:color w:val="00b050"/>
-          <w:sz w:val="22"/>
+          <w:highlight w:val="none"/>
         </w:rPr>
       </w:r>
       <w:r>
@@ -3571,8 +3911,11 @@
         <w:rPr>
           <w:rFonts w:eastAsia="source serif 4" w:cs="source serif 4" w:asciiTheme="minorHAnsi"/>
           <w:b/>
+          <w:bCs/>
           <w:color w:val="000000"/>
           <w:sz w:val="22"/>
+          <w:szCs w:val="22"/>
+          <w:highlight w:val="none"/>
         </w:rPr>
       </w:r>
       <w:r>
@@ -3625,9 +3968,9 @@
           <mc:Choice Requires="wpg">
             <w:drawing>
               <wp:inline xmlns:wp="http://schemas.openxmlformats.org/drawingml/2006/wordprocessingDrawing" distT="0" distB="0" distL="0" distR="0">
-                <wp:extent cx="3597839" cy="3597839"/>
+                <wp:extent cx="1522710" cy="1522710"/>
                 <wp:effectExtent l="0" t="0" r="0" b="0"/>
-                <wp:docPr id="4" name=""/>
+                <wp:docPr id="6" name=""/>
                 <wp:cNvGraphicFramePr>
                   <a:graphicFrameLocks xmlns:a="http://schemas.openxmlformats.org/drawingml/2006/main" noChangeAspect="1"/>
                 </wp:cNvGraphicFramePr>
@@ -3642,13 +3985,13 @@
                         <pic:nvPr/>
                       </pic:nvPicPr>
                       <pic:blipFill rotWithShape="1">
-                        <a:blip r:embed="rId15"/>
+                        <a:blip r:embed="rId19"/>
                         <a:stretch/>
                       </pic:blipFill>
                       <pic:spPr bwMode="auto">
                         <a:xfrm flipH="0" flipV="0">
                           <a:off x="0" y="0"/>
-                          <a:ext cx="3597838" cy="3597838"/>
+                          <a:ext cx="1522710" cy="1522710"/>
                         </a:xfrm>
                         <a:prstGeom prst="rect">
                           <a:avLst/>
@@ -3681,8 +4024,8 @@
                 <v:path o:extrusionok="f" gradientshapeok="t" o:connecttype="rect"/>
                 <o:lock v:ext="edit" aspectratio="t"/>
               </v:shapetype>
-              <v:shape id="_x0000_i3" o:spid="_x0000_s3" type="#_x0000_t75" style="width:283.29pt;height:283.29pt;mso-wrap-distance-left:0.00pt;mso-wrap-distance-top:0.00pt;mso-wrap-distance-right:0.00pt;mso-wrap-distance-bottom:0.00pt;z-index:1;" stroked="false">
-                <v:imagedata r:id="rId15" o:title=""/>
+              <v:shape id="_x0000_i5" o:spid="_x0000_s5" type="#_x0000_t75" style="width:119.90pt;height:119.90pt;mso-wrap-distance-left:0.00pt;mso-wrap-distance-top:0.00pt;mso-wrap-distance-right:0.00pt;mso-wrap-distance-bottom:0.00pt;z-index:1;" stroked="false">
+                <v:imagedata r:id="rId19" o:title=""/>
                 <o:lock v:ext="edit" rotation="t"/>
               </v:shape>
             </w:pict>
@@ -3825,10 +4168,10 @@
           <w:sz w:val="22"/>
         </w:rPr>
       </w:r>
-      <w:hyperlink r:id="rId16" w:tooltip="https://www.flaticon.com/free-icon/barcode-scan_2722003" w:history="1">
+      <w:hyperlink r:id="rId20" w:tooltip="https://www.flaticon.com/free-icon/barcode-scan_2722003" w:history="1">
         <w:r>
           <w:rPr>
-            <w:rStyle w:val="887"/>
+            <w:rStyle w:val="897"/>
             <w:rFonts w:asciiTheme="minorHAnsi"/>
             <w:b w:val="0"/>
             <w:bCs w:val="0"/>
@@ -3838,7 +4181,7 @@
         </w:r>
         <w:r>
           <w:rPr>
-            <w:rStyle w:val="887"/>
+            <w:rStyle w:val="897"/>
             <w:rFonts w:asciiTheme="minorHAnsi"/>
             <w:b w:val="0"/>
             <w:bCs w:val="0"/>
@@ -3976,8 +4319,10 @@
         <w:rPr>
           <w:rFonts w:eastAsia="source serif 4" w:cs="source serif 4" w:asciiTheme="minorHAnsi"/>
           <w:b/>
+          <w:bCs/>
           <w:color w:val="000000"/>
           <w:sz w:val="22"/>
+          <w:szCs w:val="22"/>
           <w:highlight w:val="none"/>
         </w:rPr>
       </w:r>
@@ -4027,186 +4372,6 @@
           <w:color w:val="000000"/>
           <w:sz w:val="22"/>
           <w:szCs w:val="22"/>
-          <w:highlight w:val="none"/>
-        </w:rPr>
-      </w:r>
-      <w:r>
-        <w:rPr>
-          <w:rFonts w:eastAsia="source serif 4" w:cs="source serif 4" w:asciiTheme="minorHAnsi"/>
-          <w:b/>
-          <w:bCs/>
-          <w:color w:val="000000"/>
-          <w:sz w:val="22"/>
-          <w:szCs w:val="22"/>
-          <w:highlight w:val="none"/>
-        </w:rPr>
-      </w:r>
-    </w:p>
-    <w:p>
-      <w:pPr>
-        <w:pBdr/>
-        <w:spacing w:after="210" w:line="360" w:lineRule="auto"/>
-        <w:ind/>
-        <w:rPr>
-          <w:rFonts w:eastAsia="source serif 4" w:cs="source serif 4" w:asciiTheme="minorHAnsi"/>
-          <w:b/>
-          <w:bCs/>
-          <w:color w:val="000000"/>
-          <w:sz w:val="22"/>
-          <w:szCs w:val="22"/>
-          <w:highlight w:val="none"/>
-        </w:rPr>
-      </w:pPr>
-      <w:r>
-        <w:rPr>
-          <w:rFonts w:eastAsia="source serif 4" w:cs="source serif 4" w:asciiTheme="minorHAnsi"/>
-          <w:b/>
-          <w:color w:val="000000"/>
-          <w:sz w:val="22"/>
-          <w:highlight w:val="none"/>
-        </w:rPr>
-      </w:r>
-      <w:r>
-        <w:rPr>
-          <w:rFonts w:eastAsia="source serif 4" w:cs="source serif 4" w:asciiTheme="minorHAnsi"/>
-          <w:b/>
-          <w:color w:val="000000"/>
-          <w:sz w:val="22"/>
-          <w:highlight w:val="none"/>
-        </w:rPr>
-      </w:r>
-      <w:r>
-        <w:rPr>
-          <w:rFonts w:eastAsia="source serif 4" w:cs="source serif 4" w:asciiTheme="minorHAnsi"/>
-          <w:b/>
-          <w:bCs/>
-          <w:color w:val="000000"/>
-          <w:sz w:val="22"/>
-          <w:szCs w:val="22"/>
-          <w:highlight w:val="none"/>
-        </w:rPr>
-      </w:r>
-    </w:p>
-    <w:p>
-      <w:pPr>
-        <w:pBdr/>
-        <w:spacing w:after="210" w:line="360" w:lineRule="auto"/>
-        <w:ind/>
-        <w:rPr>
-          <w:rFonts w:eastAsia="source serif 4" w:cs="source serif 4" w:asciiTheme="minorHAnsi"/>
-          <w:b/>
-          <w:bCs/>
-          <w:color w:val="000000"/>
-          <w:sz w:val="22"/>
-          <w:szCs w:val="22"/>
-          <w:highlight w:val="none"/>
-        </w:rPr>
-      </w:pPr>
-      <w:r>
-        <w:rPr>
-          <w:rFonts w:eastAsia="source serif 4" w:cs="source serif 4" w:asciiTheme="minorHAnsi"/>
-          <w:b/>
-          <w:color w:val="000000"/>
-          <w:sz w:val="22"/>
-          <w:highlight w:val="none"/>
-        </w:rPr>
-      </w:r>
-      <w:r>
-        <w:rPr>
-          <w:rFonts w:eastAsia="source serif 4" w:cs="source serif 4" w:asciiTheme="minorHAnsi"/>
-          <w:b/>
-          <w:color w:val="000000"/>
-          <w:sz w:val="22"/>
-          <w:highlight w:val="none"/>
-        </w:rPr>
-      </w:r>
-      <w:r>
-        <w:rPr>
-          <w:rFonts w:eastAsia="source serif 4" w:cs="source serif 4" w:asciiTheme="minorHAnsi"/>
-          <w:b/>
-          <w:bCs/>
-          <w:color w:val="000000"/>
-          <w:sz w:val="22"/>
-          <w:szCs w:val="22"/>
-          <w:highlight w:val="none"/>
-        </w:rPr>
-      </w:r>
-    </w:p>
-    <w:p>
-      <w:pPr>
-        <w:pBdr/>
-        <w:spacing w:after="210" w:line="360" w:lineRule="auto"/>
-        <w:ind/>
-        <w:rPr>
-          <w:rFonts w:eastAsia="source serif 4" w:cs="source serif 4" w:asciiTheme="minorHAnsi"/>
-          <w:b/>
-          <w:bCs/>
-          <w:color w:val="000000"/>
-          <w:sz w:val="22"/>
-          <w:szCs w:val="22"/>
-          <w:highlight w:val="none"/>
-        </w:rPr>
-      </w:pPr>
-      <w:r>
-        <w:rPr>
-          <w:rFonts w:eastAsia="source serif 4" w:cs="source serif 4" w:asciiTheme="minorHAnsi"/>
-          <w:b/>
-          <w:color w:val="000000"/>
-          <w:sz w:val="22"/>
-          <w:highlight w:val="none"/>
-        </w:rPr>
-      </w:r>
-      <w:r>
-        <w:rPr>
-          <w:rFonts w:eastAsia="source serif 4" w:cs="source serif 4" w:asciiTheme="minorHAnsi"/>
-          <w:b/>
-          <w:color w:val="000000"/>
-          <w:sz w:val="22"/>
-          <w:highlight w:val="none"/>
-        </w:rPr>
-      </w:r>
-      <w:r>
-        <w:rPr>
-          <w:rFonts w:eastAsia="source serif 4" w:cs="source serif 4" w:asciiTheme="minorHAnsi"/>
-          <w:b/>
-          <w:bCs/>
-          <w:color w:val="000000"/>
-          <w:sz w:val="22"/>
-          <w:szCs w:val="22"/>
-          <w:highlight w:val="none"/>
-        </w:rPr>
-      </w:r>
-    </w:p>
-    <w:p>
-      <w:pPr>
-        <w:pBdr/>
-        <w:spacing w:after="210" w:line="360" w:lineRule="auto"/>
-        <w:ind/>
-        <w:rPr>
-          <w:rFonts w:eastAsia="source serif 4" w:cs="source serif 4" w:asciiTheme="minorHAnsi"/>
-          <w:b/>
-          <w:bCs/>
-          <w:color w:val="000000"/>
-          <w:sz w:val="22"/>
-          <w:szCs w:val="22"/>
-          <w:highlight w:val="none"/>
-        </w:rPr>
-      </w:pPr>
-      <w:r>
-        <w:rPr>
-          <w:rFonts w:eastAsia="source serif 4" w:cs="source serif 4" w:asciiTheme="minorHAnsi"/>
-          <w:b/>
-          <w:color w:val="000000"/>
-          <w:sz w:val="22"/>
-          <w:highlight w:val="none"/>
-        </w:rPr>
-      </w:r>
-      <w:r>
-        <w:rPr>
-          <w:rFonts w:eastAsia="source serif 4" w:cs="source serif 4" w:asciiTheme="minorHAnsi"/>
-          <w:b/>
-          <w:color w:val="000000"/>
-          <w:sz w:val="22"/>
           <w:highlight w:val="none"/>
         </w:rPr>
       </w:r>
@@ -4312,7 +4477,7 @@
               <wp:inline xmlns:wp="http://schemas.openxmlformats.org/drawingml/2006/wordprocessingDrawing" distT="0" distB="0" distL="0" distR="0">
                 <wp:extent cx="5183344" cy="3455563"/>
                 <wp:effectExtent l="0" t="0" r="0" b="0"/>
-                <wp:docPr id="5" name=""/>
+                <wp:docPr id="7" name=""/>
                 <wp:cNvGraphicFramePr>
                   <a:graphicFrameLocks xmlns:a="http://schemas.openxmlformats.org/drawingml/2006/main" noChangeAspect="1"/>
                 </wp:cNvGraphicFramePr>
@@ -4327,7 +4492,7 @@
                         <pic:nvPr/>
                       </pic:nvPicPr>
                       <pic:blipFill rotWithShape="1">
-                        <a:blip r:embed="rId17"/>
+                        <a:blip r:embed="rId21"/>
                         <a:stretch/>
                       </pic:blipFill>
                       <pic:spPr bwMode="auto">
@@ -4366,8 +4531,8 @@
                 <v:path o:extrusionok="f" gradientshapeok="t" o:connecttype="rect"/>
                 <o:lock v:ext="edit" aspectratio="t"/>
               </v:shapetype>
-              <v:shape id="_x0000_i4" o:spid="_x0000_s4" type="#_x0000_t75" style="width:408.14pt;height:272.09pt;mso-wrap-distance-left:0.00pt;mso-wrap-distance-top:0.00pt;mso-wrap-distance-right:0.00pt;mso-wrap-distance-bottom:0.00pt;z-index:1;" stroked="false">
-                <v:imagedata r:id="rId17" o:title=""/>
+              <v:shape id="_x0000_i6" o:spid="_x0000_s6" type="#_x0000_t75" style="width:408.14pt;height:272.09pt;mso-wrap-distance-left:0.00pt;mso-wrap-distance-top:0.00pt;mso-wrap-distance-right:0.00pt;mso-wrap-distance-bottom:0.00pt;z-index:1;" stroked="false">
+                <v:imagedata r:id="rId21" o:title=""/>
                 <o:lock v:ext="edit" rotation="t"/>
               </v:shape>
             </w:pict>
@@ -4512,10 +4677,10 @@
           <w:sz w:val="22"/>
         </w:rPr>
       </w:r>
-      <w:hyperlink r:id="rId18" w:tooltip="https://www.pexels.com/legal-pages/license/" w:history="1">
+      <w:hyperlink r:id="rId22" w:tooltip="https://www.pexels.com/legal-pages/license/" w:history="1">
         <w:r>
           <w:rPr>
-            <w:rStyle w:val="887"/>
+            <w:rStyle w:val="897"/>
             <w:rFonts w:asciiTheme="minorHAnsi"/>
             <w:b w:val="0"/>
             <w:bCs w:val="0"/>
@@ -4525,7 +4690,7 @@
         </w:r>
         <w:r>
           <w:rPr>
-            <w:rStyle w:val="887"/>
+            <w:rStyle w:val="897"/>
             <w:rFonts w:asciiTheme="minorHAnsi"/>
             <w:b w:val="0"/>
             <w:bCs w:val="0"/>
@@ -4639,71 +4804,6 @@
     </w:p>
     <w:p>
       <w:pPr>
-        <w:pBdr>
-          <w:top w:val="single" w:color="bfbfbf" w:sz="4" w:space="2"/>
-          <w:left w:val="single" w:color="bfbfbf" w:sz="4" w:space="4"/>
-          <w:bottom w:val="single" w:color="bfbfbf" w:sz="4" w:space="2"/>
-          <w:right w:val="single" w:color="bfbfbf" w:sz="4" w:space="4"/>
-        </w:pBdr>
-        <w:spacing w:after="160" w:before="40"/>
-        <w:ind/>
-        <w:rPr>
-          <w:rFonts w:asciiTheme="minorHAnsi"/>
-          <w:sz w:val="22"/>
-          <w:szCs w:val="22"/>
-          <w:highlight w:val="none"/>
-        </w:rPr>
-      </w:pPr>
-      <w:r>
-        <w:rPr>
-          <w:rFonts w:asciiTheme="minorHAnsi"/>
-          <w:sz w:val="22"/>
-        </w:rPr>
-      </w:r>
-      <w:r>
-        <w:rPr>
-          <w:rFonts w:asciiTheme="minorHAnsi"/>
-          <w:sz w:val="22"/>
-        </w:rPr>
-      </w:r>
-      <w:r>
-        <w:rPr>
-          <w:rFonts w:asciiTheme="minorHAnsi"/>
-          <w:sz w:val="22"/>
-          <w:szCs w:val="22"/>
-          <w:highlight w:val="none"/>
-        </w:rPr>
-      </w:r>
-    </w:p>
-    <w:p>
-      <w:pPr>
-        <w:pBdr/>
-        <w:spacing w:after="105" w:before="315" w:line="360" w:lineRule="auto"/>
-        <w:ind w:left="0"/>
-        <w:rPr>
-          <w:rFonts w:asciiTheme="minorHAnsi"/>
-          <w:highlight w:val="none"/>
-        </w:rPr>
-      </w:pPr>
-      <w:r>
-        <w:rPr>
-          <w:highlight w:val="none"/>
-        </w:rPr>
-      </w:r>
-      <w:r>
-        <w:rPr>
-          <w:highlight w:val="none"/>
-        </w:rPr>
-      </w:r>
-      <w:r>
-        <w:rPr>
-          <w:rFonts w:asciiTheme="minorHAnsi"/>
-          <w:highlight w:val="none"/>
-        </w:rPr>
-      </w:r>
-    </w:p>
-    <w:p>
-      <w:pPr>
         <w:pBdr/>
         <w:spacing w:after="105" w:before="315" w:line="360" w:lineRule="auto"/>
         <w:ind w:left="-30"/>
@@ -4727,8 +4827,7 @@
       <w:r>
         <w:rPr>
           <w:rFonts w:asciiTheme="minorHAnsi"/>
-          <w:color w:val="0066ff"/>
-          <w:sz w:val="22"/>
+          <w:highlight w:val="none"/>
         </w:rPr>
       </w:r>
       <w:r>
@@ -5001,9 +5100,7 @@
       <w:r>
         <w:rPr>
           <w:rFonts w:asciiTheme="minorHAnsi"/>
-          <w:b/>
-          <w:bCs/>
-          <w:sz w:val="22"/>
+          <w:highlight w:val="none"/>
         </w:rPr>
       </w:r>
       <w:r>
@@ -5025,19 +5122,6 @@
           <w:highlight w:val="none"/>
         </w:rPr>
       </w:pPr>
-      <w:r>
-        <w:rPr>
-          <w:rFonts w:asciiTheme="minorHAnsi"/>
-          <w:sz w:val="22"/>
-        </w:rPr>
-      </w:r>
-      <w:r>
-        <w:rPr>
-          <w:rFonts w:asciiTheme="minorHAnsi"/>
-          <w:sz w:val="22"/>
-        </w:rPr>
-      </w:r>
-      <w:r/>
       <w:r>
         <w:rPr>
           <w:rFonts w:asciiTheme="minorHAnsi"/>
@@ -5051,7 +5135,7 @@
               <wp:inline xmlns:wp="http://schemas.openxmlformats.org/drawingml/2006/wordprocessingDrawing" distT="0" distB="0" distL="0" distR="0">
                 <wp:extent cx="6038850" cy="6798902"/>
                 <wp:effectExtent l="0" t="0" r="0" b="0"/>
-                <wp:docPr id="6" name=""/>
+                <wp:docPr id="8" name=""/>
                 <wp:cNvGraphicFramePr>
                   <a:graphicFrameLocks xmlns:a="http://schemas.openxmlformats.org/drawingml/2006/main" noChangeAspect="1"/>
                 </wp:cNvGraphicFramePr>
@@ -5066,7 +5150,7 @@
                         <pic:nvPr/>
                       </pic:nvPicPr>
                       <pic:blipFill rotWithShape="1">
-                        <a:blip r:embed="rId19"/>
+                        <a:blip r:embed="rId23"/>
                         <a:stretch/>
                       </pic:blipFill>
                       <pic:spPr bwMode="auto">
@@ -5105,8 +5189,8 @@
                 <v:path o:extrusionok="f" gradientshapeok="t" o:connecttype="rect"/>
                 <o:lock v:ext="edit" aspectratio="t"/>
               </v:shapetype>
-              <v:shape id="_x0000_i5" o:spid="_x0000_s5" type="#_x0000_t75" style="width:475.50pt;height:535.35pt;mso-wrap-distance-left:0.00pt;mso-wrap-distance-top:0.00pt;mso-wrap-distance-right:0.00pt;mso-wrap-distance-bottom:0.00pt;z-index:1;" stroked="false">
-                <v:imagedata r:id="rId19" o:title=""/>
+              <v:shape id="_x0000_i7" o:spid="_x0000_s7" type="#_x0000_t75" style="width:475.50pt;height:535.35pt;mso-wrap-distance-left:0.00pt;mso-wrap-distance-top:0.00pt;mso-wrap-distance-right:0.00pt;mso-wrap-distance-bottom:0.00pt;z-index:1;" stroked="false">
+                <v:imagedata r:id="rId23" o:title=""/>
                 <o:lock v:ext="edit" rotation="t"/>
               </v:shape>
             </w:pict>
@@ -5117,6 +5201,7 @@
         <w:rPr>
           <w:rFonts w:asciiTheme="minorHAnsi"/>
           <w:sz w:val="22"/>
+          <w:szCs w:val="22"/>
         </w:rPr>
       </w:r>
       <w:r>
@@ -5124,6 +5209,7 @@
           <w:rFonts w:asciiTheme="minorHAnsi"/>
           <w:sz w:val="22"/>
           <w:szCs w:val="22"/>
+          <w:highlight w:val="none"/>
         </w:rPr>
       </w:r>
     </w:p>
@@ -5189,7 +5275,7 @@
         <w:rPr>
           <w:rFonts w:asciiTheme="minorHAnsi"/>
           <w:sz w:val="22"/>
-          <w:highlight w:val="none"/>
+          <w:szCs w:val="22"/>
         </w:rPr>
       </w:r>
     </w:p>
@@ -5205,11 +5291,6 @@
           <w:highlight w:val="none"/>
         </w:rPr>
       </w:pPr>
-      <w:r>
-        <w:rPr>
-          <w:highlight w:val="none"/>
-        </w:rPr>
-      </w:r>
       <w:r>
         <w:rPr>
           <w:highlight w:val="none"/>
@@ -5244,16 +5325,6 @@
         </w:rPr>
         <w:t xml:space="preserve">Cards stack on mobile.</w:t>
       </w:r>
-      <w:r/>
-      <w:r>
-        <w:rPr>
-          <w:rFonts w:eastAsia="source serif 4" w:cs="source serif 4" w:asciiTheme="minorHAnsi"/>
-          <w:b/>
-          <w:color w:val="000000"/>
-          <w:sz w:val="28"/>
-          <w:szCs w:val="28"/>
-        </w:rPr>
-      </w:r>
       <w:r>
         <w:rPr>
           <w:highlight w:val="none"/>
@@ -5261,6 +5332,9 @@
       </w:r>
       <w:r>
         <w:rPr>
+          <w:rFonts w:asciiTheme="minorHAnsi"/>
+          <w:sz w:val="22"/>
+          <w:szCs w:val="22"/>
           <w:highlight w:val="none"/>
         </w:rPr>
       </w:r>
@@ -5285,23 +5359,6 @@
           <w:szCs w:val="22"/>
         </w:rPr>
       </w:r>
-      <w:r>
-        <w:rPr>
-          <w:rFonts w:asciiTheme="minorHAnsi"/>
-          <w:sz w:val="22"/>
-          <w:szCs w:val="22"/>
-        </w:rPr>
-      </w:r>
-      <w:r/>
-      <w:r>
-        <w:rPr>
-          <w:rFonts w:asciiTheme="minorHAnsi"/>
-          <w:sz w:val="22"/>
-          <w:szCs w:val="22"/>
-        </w:rPr>
-      </w:r>
-      <w:r/>
-      <w:r/>
       <w:r>
         <mc:AlternateContent>
           <mc:Choice Requires="wpg">
@@ -5309,7 +5366,7 @@
               <wp:inline xmlns:wp="http://schemas.openxmlformats.org/drawingml/2006/wordprocessingDrawing" distT="0" distB="0" distL="0" distR="0">
                 <wp:extent cx="1984855" cy="7539725"/>
                 <wp:effectExtent l="0" t="0" r="0" b="0"/>
-                <wp:docPr id="7" name=""/>
+                <wp:docPr id="9" name=""/>
                 <wp:cNvGraphicFramePr>
                   <a:graphicFrameLocks xmlns:a="http://schemas.openxmlformats.org/drawingml/2006/main" noChangeAspect="1"/>
                 </wp:cNvGraphicFramePr>
@@ -5324,7 +5381,7 @@
                         <pic:nvPr/>
                       </pic:nvPicPr>
                       <pic:blipFill rotWithShape="1">
-                        <a:blip r:embed="rId20"/>
+                        <a:blip r:embed="rId24"/>
                         <a:stretch/>
                       </pic:blipFill>
                       <pic:spPr bwMode="auto">
@@ -5363,26 +5420,25 @@
                 <v:path o:extrusionok="f" gradientshapeok="t" o:connecttype="rect"/>
                 <o:lock v:ext="edit" aspectratio="t"/>
               </v:shapetype>
-              <v:shape id="_x0000_i6" o:spid="_x0000_s6" type="#_x0000_t75" style="width:156.29pt;height:593.68pt;mso-wrap-distance-left:0.00pt;mso-wrap-distance-top:0.00pt;mso-wrap-distance-right:0.00pt;mso-wrap-distance-bottom:0.00pt;z-index:1;" stroked="false">
-                <v:imagedata r:id="rId20" o:title=""/>
+              <v:shape id="_x0000_i8" o:spid="_x0000_s8" type="#_x0000_t75" style="width:156.29pt;height:593.68pt;mso-wrap-distance-left:0.00pt;mso-wrap-distance-top:0.00pt;mso-wrap-distance-right:0.00pt;mso-wrap-distance-bottom:0.00pt;z-index:1;" stroked="false">
+                <v:imagedata r:id="rId24" o:title=""/>
                 <o:lock v:ext="edit" rotation="t"/>
               </v:shape>
             </w:pict>
           </mc:Fallback>
         </mc:AlternateContent>
       </w:r>
-      <w:r/>
-      <w:r/>
       <w:r>
         <w:rPr>
           <w:rFonts w:asciiTheme="minorHAnsi"/>
+          <w:highlight w:val="none"/>
+        </w:rPr>
+      </w:r>
+      <w:r>
+        <w:rPr>
+          <w:rFonts w:asciiTheme="minorHAnsi"/>
           <w:sz w:val="22"/>
           <w:szCs w:val="22"/>
-        </w:rPr>
-      </w:r>
-      <w:r>
-        <w:rPr>
-          <w:rFonts w:asciiTheme="minorHAnsi"/>
           <w:highlight w:val="none"/>
         </w:rPr>
       </w:r>
@@ -5424,7 +5480,6 @@
         </w:rPr>
         <w:t xml:space="preserve">: Scan Results (Desktop)</w:t>
       </w:r>
-      <w:r/>
       <w:r>
         <w:rPr>
           <w:rFonts w:asciiTheme="minorHAnsi"/>
@@ -5476,7 +5531,7 @@
               <wp:inline xmlns:wp="http://schemas.openxmlformats.org/drawingml/2006/wordprocessingDrawing" distT="0" distB="0" distL="0" distR="0">
                 <wp:extent cx="6038850" cy="5618867"/>
                 <wp:effectExtent l="0" t="0" r="0" b="0"/>
-                <wp:docPr id="8" name=""/>
+                <wp:docPr id="10" name=""/>
                 <wp:cNvGraphicFramePr>
                   <a:graphicFrameLocks xmlns:a="http://schemas.openxmlformats.org/drawingml/2006/main" noChangeAspect="1"/>
                 </wp:cNvGraphicFramePr>
@@ -5491,7 +5546,7 @@
                         <pic:nvPr/>
                       </pic:nvPicPr>
                       <pic:blipFill rotWithShape="1">
-                        <a:blip r:embed="rId21"/>
+                        <a:blip r:embed="rId25"/>
                         <a:stretch/>
                       </pic:blipFill>
                       <pic:spPr bwMode="auto">
@@ -5530,8 +5585,8 @@
                 <v:path o:extrusionok="f" gradientshapeok="t" o:connecttype="rect"/>
                 <o:lock v:ext="edit" aspectratio="t"/>
               </v:shapetype>
-              <v:shape id="_x0000_i7" o:spid="_x0000_s7" type="#_x0000_t75" style="width:475.50pt;height:442.43pt;mso-wrap-distance-left:0.00pt;mso-wrap-distance-top:0.00pt;mso-wrap-distance-right:0.00pt;mso-wrap-distance-bottom:0.00pt;z-index:1;" stroked="false">
-                <v:imagedata r:id="rId21" o:title=""/>
+              <v:shape id="_x0000_i9" o:spid="_x0000_s9" type="#_x0000_t75" style="width:475.50pt;height:442.43pt;mso-wrap-distance-left:0.00pt;mso-wrap-distance-top:0.00pt;mso-wrap-distance-right:0.00pt;mso-wrap-distance-bottom:0.00pt;z-index:1;" stroked="false">
+                <v:imagedata r:id="rId25" o:title=""/>
                 <o:lock v:ext="edit" rotation="t"/>
               </v:shape>
             </w:pict>
@@ -5550,25 +5605,6 @@
           <w:highlight w:val="none"/>
         </w:rPr>
       </w:r>
-      <w:r/>
-      <w:r>
-        <w:rPr>
-          <w:rFonts w:asciiTheme="minorHAnsi"/>
-          <w:highlight w:val="none"/>
-        </w:rPr>
-      </w:r>
-      <w:r>
-        <w:rPr>
-          <w:rFonts w:asciiTheme="minorHAnsi"/>
-          <w:highlight w:val="none"/>
-        </w:rPr>
-      </w:r>
-      <w:r>
-        <w:rPr>
-          <w:rFonts w:asciiTheme="minorHAnsi"/>
-          <w:highlight w:val="none"/>
-        </w:rPr>
-      </w:r>
     </w:p>
     <w:p>
       <w:pPr>
@@ -5701,14 +5737,6 @@
           <w:highlight w:val="none"/>
         </w:rPr>
       </w:pPr>
-      <w:r>
-        <w:rPr>
-          <w:rFonts w:asciiTheme="minorHAnsi"/>
-          <w:sz w:val="22"/>
-          <w:szCs w:val="22"/>
-          <w:highlight w:val="none"/>
-        </w:rPr>
-      </w:r>
       <w:r>
         <w:rPr>
           <w:rFonts w:asciiTheme="minorHAnsi"/>
@@ -5747,7 +5775,6 @@
         </w:rPr>
         <w:t xml:space="preserve">Scan Results</w:t>
       </w:r>
-      <w:r/>
       <w:r>
         <w:rPr>
           <w:rFonts w:eastAsia="source serif 4" w:cs="source serif 4" w:asciiTheme="minorHAnsi"/>
@@ -5758,7 +5785,6 @@
         </w:rPr>
         <w:t xml:space="preserve"> (Mobile)</w:t>
       </w:r>
-      <w:r/>
       <w:r>
         <w:rPr>
           <w:rFonts w:asciiTheme="minorHAnsi"/>
@@ -5770,8 +5796,6 @@
       <w:r>
         <w:rPr>
           <w:rFonts w:asciiTheme="minorHAnsi"/>
-          <w:sz w:val="22"/>
-          <w:szCs w:val="22"/>
           <w:highlight w:val="none"/>
         </w:rPr>
       </w:r>
@@ -5788,14 +5812,6 @@
           <w:szCs w:val="22"/>
         </w:rPr>
       </w:pPr>
-      <w:r>
-        <w:rPr>
-          <w:rFonts w:asciiTheme="minorHAnsi"/>
-          <w:sz w:val="22"/>
-          <w:szCs w:val="22"/>
-          <w:highlight w:val="none"/>
-        </w:rPr>
-      </w:r>
       <w:r>
         <w:rPr>
           <w:rFonts w:asciiTheme="minorHAnsi"/>
@@ -5811,7 +5827,7 @@
               <wp:inline xmlns:wp="http://schemas.openxmlformats.org/drawingml/2006/wordprocessingDrawing" distT="0" distB="0" distL="0" distR="0">
                 <wp:extent cx="4064409" cy="7125525"/>
                 <wp:effectExtent l="0" t="0" r="0" b="0"/>
-                <wp:docPr id="9" name=""/>
+                <wp:docPr id="11" name=""/>
                 <wp:cNvGraphicFramePr>
                   <a:graphicFrameLocks xmlns:a="http://schemas.openxmlformats.org/drawingml/2006/main" noChangeAspect="1"/>
                 </wp:cNvGraphicFramePr>
@@ -5826,7 +5842,7 @@
                         <pic:nvPr/>
                       </pic:nvPicPr>
                       <pic:blipFill rotWithShape="1">
-                        <a:blip r:embed="rId22"/>
+                        <a:blip r:embed="rId26"/>
                         <a:stretch/>
                       </pic:blipFill>
                       <pic:spPr bwMode="auto">
@@ -5865,8 +5881,8 @@
                 <v:path o:extrusionok="f" gradientshapeok="t" o:connecttype="rect"/>
                 <o:lock v:ext="edit" aspectratio="t"/>
               </v:shapetype>
-              <v:shape id="_x0000_i8" o:spid="_x0000_s8" type="#_x0000_t75" style="width:320.03pt;height:561.06pt;mso-wrap-distance-left:0.00pt;mso-wrap-distance-top:0.00pt;mso-wrap-distance-right:0.00pt;mso-wrap-distance-bottom:0.00pt;z-index:1;" stroked="false">
-                <v:imagedata r:id="rId22" o:title=""/>
+              <v:shape id="_x0000_i10" o:spid="_x0000_s10" type="#_x0000_t75" style="width:320.03pt;height:561.06pt;mso-wrap-distance-left:0.00pt;mso-wrap-distance-top:0.00pt;mso-wrap-distance-right:0.00pt;mso-wrap-distance-bottom:0.00pt;z-index:1;" stroked="false">
+                <v:imagedata r:id="rId26" o:title=""/>
                 <o:lock v:ext="edit" rotation="t"/>
               </v:shape>
             </w:pict>
@@ -5886,7 +5902,6 @@
           <w:rFonts w:asciiTheme="minorHAnsi"/>
           <w:sz w:val="22"/>
           <w:szCs w:val="22"/>
-          <w:highlight w:val="none"/>
         </w:rPr>
       </w:r>
     </w:p>
@@ -5961,7 +5976,6 @@
         </w:rPr>
         <w:t xml:space="preserve">: Compare Results (Desktop)</w:t>
       </w:r>
-      <w:r/>
       <w:r>
         <w:rPr>
           <w:rFonts w:asciiTheme="minorHAnsi"/>
@@ -6005,21 +6019,6 @@
           <w:highlight w:val="none"/>
         </w:rPr>
       </w:pPr>
-      <w:r>
-        <w:rPr>
-          <w:rFonts w:asciiTheme="minorHAnsi"/>
-          <w:sz w:val="22"/>
-          <w:szCs w:val="22"/>
-        </w:rPr>
-      </w:r>
-      <w:r>
-        <w:rPr>
-          <w:rFonts w:asciiTheme="minorHAnsi"/>
-          <w:sz w:val="22"/>
-          <w:szCs w:val="22"/>
-        </w:rPr>
-      </w:r>
-      <w:r/>
       <w:r>
         <w:rPr>
           <w:rFonts w:asciiTheme="minorHAnsi"/>
@@ -6034,7 +6033,7 @@
               <wp:inline xmlns:wp="http://schemas.openxmlformats.org/drawingml/2006/wordprocessingDrawing" distT="0" distB="0" distL="0" distR="0">
                 <wp:extent cx="6038850" cy="6748175"/>
                 <wp:effectExtent l="0" t="0" r="0" b="0"/>
-                <wp:docPr id="10" name=""/>
+                <wp:docPr id="12" name=""/>
                 <wp:cNvGraphicFramePr>
                   <a:graphicFrameLocks xmlns:a="http://schemas.openxmlformats.org/drawingml/2006/main" noChangeAspect="1"/>
                 </wp:cNvGraphicFramePr>
@@ -6049,7 +6048,7 @@
                         <pic:nvPr/>
                       </pic:nvPicPr>
                       <pic:blipFill rotWithShape="1">
-                        <a:blip r:embed="rId23"/>
+                        <a:blip r:embed="rId27"/>
                         <a:stretch/>
                       </pic:blipFill>
                       <pic:spPr bwMode="auto">
@@ -6088,8 +6087,8 @@
                 <v:path o:extrusionok="f" gradientshapeok="t" o:connecttype="rect"/>
                 <o:lock v:ext="edit" aspectratio="t"/>
               </v:shapetype>
-              <v:shape id="_x0000_i9" o:spid="_x0000_s9" type="#_x0000_t75" style="width:475.50pt;height:531.35pt;mso-wrap-distance-left:0.00pt;mso-wrap-distance-top:0.00pt;mso-wrap-distance-right:0.00pt;mso-wrap-distance-bottom:0.00pt;z-index:1;" stroked="false">
-                <v:imagedata r:id="rId23" o:title=""/>
+              <v:shape id="_x0000_i11" o:spid="_x0000_s11" type="#_x0000_t75" style="width:475.50pt;height:531.35pt;mso-wrap-distance-left:0.00pt;mso-wrap-distance-top:0.00pt;mso-wrap-distance-right:0.00pt;mso-wrap-distance-bottom:0.00pt;z-index:1;" stroked="false">
+                <v:imagedata r:id="rId27" o:title=""/>
                 <o:lock v:ext="edit" rotation="t"/>
               </v:shape>
             </w:pict>
@@ -6108,6 +6107,7 @@
           <w:rFonts w:asciiTheme="minorHAnsi"/>
           <w:sz w:val="22"/>
           <w:szCs w:val="22"/>
+          <w:highlight w:val="none"/>
         </w:rPr>
       </w:r>
     </w:p>
@@ -6143,7 +6143,6 @@
           <w:rFonts w:asciiTheme="minorHAnsi"/>
           <w:sz w:val="22"/>
           <w:szCs w:val="22"/>
-          <w:highlight w:val="none"/>
         </w:rPr>
       </w:r>
     </w:p>
@@ -6158,13 +6157,6 @@
           <w:szCs w:val="22"/>
         </w:rPr>
       </w:pPr>
-      <w:r>
-        <w:rPr>
-          <w:rFonts w:asciiTheme="minorHAnsi"/>
-          <w:sz w:val="22"/>
-          <w:szCs w:val="22"/>
-        </w:rPr>
-      </w:r>
       <w:r>
         <w:rPr>
           <w:rFonts w:asciiTheme="minorHAnsi"/>
@@ -6192,7 +6184,6 @@
         </w:rPr>
         <w:t xml:space="preserve">: Home Page (Mobile)</w:t>
       </w:r>
-      <w:r/>
       <w:r>
         <w:rPr>
           <w:rFonts w:asciiTheme="minorHAnsi"/>
@@ -6221,13 +6212,6 @@
           <w:highlight w:val="none"/>
         </w:rPr>
       </w:pPr>
-      <w:r>
-        <w:rPr>
-          <w:rFonts w:asciiTheme="minorHAnsi"/>
-          <w:sz w:val="22"/>
-          <w:szCs w:val="22"/>
-        </w:rPr>
-      </w:r>
       <w:r>
         <w:rPr>
           <w:rFonts w:asciiTheme="minorHAnsi"/>
@@ -6242,7 +6226,7 @@
               <wp:inline xmlns:wp="http://schemas.openxmlformats.org/drawingml/2006/wordprocessingDrawing" distT="0" distB="0" distL="0" distR="0">
                 <wp:extent cx="2913948" cy="7440975"/>
                 <wp:effectExtent l="0" t="0" r="0" b="0"/>
-                <wp:docPr id="11" name=""/>
+                <wp:docPr id="13" name=""/>
                 <wp:cNvGraphicFramePr>
                   <a:graphicFrameLocks xmlns:a="http://schemas.openxmlformats.org/drawingml/2006/main" noChangeAspect="1"/>
                 </wp:cNvGraphicFramePr>
@@ -6257,7 +6241,7 @@
                         <pic:nvPr/>
                       </pic:nvPicPr>
                       <pic:blipFill rotWithShape="1">
-                        <a:blip r:embed="rId24"/>
+                        <a:blip r:embed="rId28"/>
                         <a:stretch/>
                       </pic:blipFill>
                       <pic:spPr bwMode="auto">
@@ -6296,8 +6280,8 @@
                 <v:path o:extrusionok="f" gradientshapeok="t" o:connecttype="rect"/>
                 <o:lock v:ext="edit" aspectratio="t"/>
               </v:shapetype>
-              <v:shape id="_x0000_i10" o:spid="_x0000_s10" type="#_x0000_t75" style="width:229.44pt;height:585.90pt;mso-wrap-distance-left:0.00pt;mso-wrap-distance-top:0.00pt;mso-wrap-distance-right:0.00pt;mso-wrap-distance-bottom:0.00pt;z-index:1;" stroked="false">
-                <v:imagedata r:id="rId24" o:title=""/>
+              <v:shape id="_x0000_i12" o:spid="_x0000_s12" type="#_x0000_t75" style="width:229.44pt;height:585.90pt;mso-wrap-distance-left:0.00pt;mso-wrap-distance-top:0.00pt;mso-wrap-distance-right:0.00pt;mso-wrap-distance-bottom:0.00pt;z-index:1;" stroked="false">
+                <v:imagedata r:id="rId28" o:title=""/>
                 <o:lock v:ext="edit" rotation="t"/>
               </v:shape>
             </w:pict>
@@ -6316,6 +6300,7 @@
           <w:rFonts w:asciiTheme="minorHAnsi"/>
           <w:sz w:val="22"/>
           <w:szCs w:val="22"/>
+          <w:highlight w:val="none"/>
         </w:rPr>
       </w:r>
     </w:p>
@@ -6377,7 +6362,6 @@
         </w:rPr>
         <w:t xml:space="preserve"> Layout Notes</w:t>
       </w:r>
-      <w:bookmarkEnd w:id="16"/>
       <w:r>
         <w:rPr>
           <w:rFonts w:asciiTheme="minorHAnsi"/>
@@ -6390,6 +6374,8 @@
           <w:rFonts w:asciiTheme="minorHAnsi"/>
           <w:color w:val="00b050"/>
           <w:sz w:val="22"/>
+          <w:szCs w:val="22"/>
+          <w:highlight w:val="none"/>
         </w:rPr>
       </w:r>
     </w:p>
@@ -6561,24 +6547,7 @@
           <w:b w:val="0"/>
           <w:bCs w:val="0"/>
           <w:sz w:val="22"/>
-          <w:highlight w:val="none"/>
-        </w:rPr>
-      </w:r>
-      <w:r>
-        <w:rPr>
-          <w:rFonts w:asciiTheme="minorHAnsi"/>
-          <w:b w:val="0"/>
-          <w:bCs w:val="0"/>
-          <w:sz w:val="22"/>
-          <w:highlight w:val="none"/>
-        </w:rPr>
-      </w:r>
-      <w:r>
-        <w:rPr>
-          <w:rFonts w:asciiTheme="minorHAnsi"/>
-          <w:b w:val="0"/>
-          <w:bCs w:val="0"/>
-          <w:sz w:val="22"/>
+          <w:szCs w:val="22"/>
           <w:highlight w:val="none"/>
         </w:rPr>
       </w:r>
@@ -6624,7 +6593,23 @@
           <w:sz w:val="22"/>
           <w:highlight w:val="none"/>
         </w:rPr>
-        <w:t xml:space="preserve"> Once confirmed, the results page displays the selected additives in an easy to read comparison view. Users can return to the confirmation page to make changes or go back to the home page to start a new search. This allows for a smooth user experience and flow among the pages. The header at the top helps this even further.</w:t>
+        <w:t xml:space="preserve"> Once confirmed, the results page displays the selected additives in</w:t>
+      </w:r>
+      <w:r>
+        <w:rPr>
+          <w:rFonts w:asciiTheme="minorHAnsi"/>
+          <w:sz w:val="22"/>
+          <w:highlight w:val="none"/>
+        </w:rPr>
+        <w:t xml:space="preserve"> an easy to read comparison view. Users can return to the confirmation page to make changes or go back to the home page to start a new search. This allows for a smooth user experience and flow among the pages. The header at the top helps this even further.</w:t>
+      </w:r>
+      <w:r>
+        <w:rPr>
+          <w:rFonts w:asciiTheme="minorHAnsi"/>
+          <w:sz w:val="22"/>
+          <w:szCs w:val="22"/>
+          <w:highlight w:val="none"/>
+        </w:rPr>
       </w:r>
       <w:r>
         <w:rPr>
@@ -6670,6 +6655,7 @@
         <w:rPr>
           <w:rFonts w:asciiTheme="minorHAnsi"/>
           <w:sz w:val="22"/>
+          <w:szCs w:val="22"/>
           <w:highlight w:val="none"/>
         </w:rPr>
       </w:r>
@@ -6792,6 +6778,8 @@
           <w:rFonts w:eastAsia="source serif 4" w:cs="source serif 4" w:asciiTheme="minorHAnsi"/>
           <w:color w:val="000000"/>
           <w:sz w:val="22"/>
+          <w:szCs w:val="22"/>
+          <w:highlight w:val="none"/>
         </w:rPr>
       </w:r>
       <w:r>
@@ -6799,78 +6787,55 @@
           <w:rFonts w:eastAsia="source serif 4" w:cs="source serif 4" w:asciiTheme="minorHAnsi"/>
           <w:color w:val="000000"/>
           <w:sz w:val="22"/>
-        </w:rPr>
-      </w:r>
-      <w:r>
+          <w:szCs w:val="22"/>
+          <w:highlight w:val="none"/>
+        </w:rPr>
+      </w:r>
+    </w:p>
+    <w:p>
+      <w:pPr>
+        <w:pBdr/>
+        <w:spacing w:after="210" w:line="360" w:lineRule="auto"/>
+        <w:ind/>
         <w:rPr>
           <w:rFonts w:eastAsia="source serif 4" w:cs="source serif 4" w:asciiTheme="minorHAnsi"/>
           <w:color w:val="000000"/>
           <w:sz w:val="22"/>
           <w:szCs w:val="22"/>
         </w:rPr>
-      </w:r>
+      </w:pPr>
       <w:r>
         <w:rPr>
           <w:rFonts w:eastAsia="source serif 4" w:cs="source serif 4" w:asciiTheme="minorHAnsi"/>
           <w:color w:val="000000"/>
           <w:sz w:val="22"/>
-          <w:szCs w:val="22"/>
-        </w:rPr>
+          <w:highlight w:val="none"/>
+        </w:rPr>
+        <w:t xml:space="preserve">NOTE:</w:t>
       </w:r>
       <w:r>
         <w:rPr>
           <w:rFonts w:eastAsia="source serif 4" w:cs="source serif 4" w:asciiTheme="minorHAnsi"/>
           <w:color w:val="000000"/>
           <w:sz w:val="22"/>
-          <w:szCs w:val="22"/>
-        </w:rPr>
+          <w:highlight w:val="none"/>
+        </w:rPr>
+        <w:t xml:space="preserve"> The wireframes were made with HTML using divs and basic layout related classes from TailwindCSS which was hooked up via the CDN.</w:t>
       </w:r>
       <w:r>
         <w:rPr>
           <w:rFonts w:eastAsia="source serif 4" w:cs="source serif 4" w:asciiTheme="minorHAnsi"/>
           <w:color w:val="000000"/>
           <w:sz w:val="22"/>
-          <w:szCs w:val="22"/>
           <w:highlight w:val="none"/>
         </w:rPr>
       </w:r>
-    </w:p>
-    <w:p>
-      <w:pPr>
-        <w:pBdr/>
-        <w:spacing w:after="210" w:line="360" w:lineRule="auto"/>
-        <w:ind/>
+      <w:r>
         <w:rPr>
           <w:rFonts w:eastAsia="source serif 4" w:cs="source serif 4" w:asciiTheme="minorHAnsi"/>
           <w:color w:val="000000"/>
           <w:sz w:val="22"/>
           <w:szCs w:val="22"/>
-        </w:rPr>
-      </w:pPr>
-      <w:r>
-        <w:rPr>
-          <w:rFonts w:eastAsia="source serif 4" w:cs="source serif 4" w:asciiTheme="minorHAnsi"/>
-          <w:color w:val="000000"/>
-          <w:sz w:val="22"/>
-          <w:highlight w:val="none"/>
-        </w:rPr>
-        <w:t xml:space="preserve">NOTE:</w:t>
-      </w:r>
-      <w:r>
-        <w:rPr>
-          <w:rFonts w:eastAsia="source serif 4" w:cs="source serif 4" w:asciiTheme="minorHAnsi"/>
-          <w:color w:val="000000"/>
-          <w:sz w:val="22"/>
-          <w:highlight w:val="none"/>
-        </w:rPr>
-        <w:t xml:space="preserve"> The wireframes were made with HTML using divs and basic layout related classes from TailwindCSS which was hooked up via the CDN.</w:t>
-      </w:r>
-      <w:r>
-        <w:rPr>
-          <w:rFonts w:eastAsia="source serif 4" w:cs="source serif 4" w:asciiTheme="minorHAnsi"/>
-          <w:color w:val="000000"/>
-          <w:sz w:val="22"/>
-          <w:highlight w:val="none"/>
         </w:rPr>
       </w:r>
     </w:p>
@@ -6902,14 +6867,6 @@
       </w:r>
       <w:r>
         <w:rPr>
-          <w:rFonts w:asciiTheme="minorHAnsi"/>
-          <w:b/>
-          <w:bCs/>
-          <w:sz w:val="22"/>
-        </w:rPr>
-      </w:r>
-      <w:r>
-        <w:rPr>
           <w:rFonts w:eastAsia="source serif 4" w:cs="source serif 4" w:asciiTheme="minorHAnsi"/>
           <w:b/>
           <w:bCs/>
@@ -6919,21 +6876,6 @@
           <w:highlight w:val="none"/>
         </w:rPr>
       </w:r>
-    </w:p>
-    <w:p>
-      <w:pPr>
-        <w:pBdr/>
-        <w:spacing w:after="210" w:line="360" w:lineRule="auto"/>
-        <w:ind/>
-        <w:jc w:val="left"/>
-        <w:rPr>
-          <w:rFonts w:asciiTheme="minorHAnsi"/>
-          <w:b/>
-          <w:bCs/>
-          <w:sz w:val="22"/>
-          <w:szCs w:val="22"/>
-        </w:rPr>
-      </w:pPr>
       <w:r>
         <w:rPr>
           <w:rFonts w:eastAsia="source serif 4" w:cs="source serif 4" w:asciiTheme="minorHAnsi"/>
@@ -6941,9 +6883,25 @@
           <w:bCs/>
           <w:color w:val="ee0000"/>
           <w:sz w:val="22"/>
+          <w:szCs w:val="22"/>
           <w:highlight w:val="none"/>
         </w:rPr>
       </w:r>
+    </w:p>
+    <w:p>
+      <w:pPr>
+        <w:pBdr/>
+        <w:spacing w:after="210" w:line="360" w:lineRule="auto"/>
+        <w:ind/>
+        <w:jc w:val="left"/>
+        <w:rPr>
+          <w:rFonts w:asciiTheme="minorHAnsi"/>
+          <w:b/>
+          <w:bCs/>
+          <w:sz w:val="22"/>
+          <w:szCs w:val="22"/>
+        </w:rPr>
+      </w:pPr>
       <w:r>
         <w:rPr>
           <w:rFonts w:eastAsia="source serif 4" w:cs="source serif 4" w:asciiTheme="minorHAnsi"/>
@@ -6952,6 +6910,15 @@
           <w:color w:val="ee0000"/>
           <w:sz w:val="22"/>
           <w:highlight w:val="none"/>
+        </w:rPr>
+      </w:r>
+      <w:r>
+        <w:rPr>
+          <w:rFonts w:asciiTheme="minorHAnsi"/>
+          <w:b/>
+          <w:bCs/>
+          <w:sz w:val="22"/>
+          <w:szCs w:val="22"/>
         </w:rPr>
       </w:r>
       <w:r>
@@ -7047,7 +7014,7 @@
 <w:hdr xmlns:wpc="http://schemas.microsoft.com/office/word/2010/wordprocessingCanvas" xmlns:mc="http://schemas.openxmlformats.org/markup-compatibility/2006" xmlns:o="urn:schemas-microsoft-com:office:office" xmlns:r="http://schemas.openxmlformats.org/officeDocument/2006/relationships" xmlns:m="http://schemas.openxmlformats.org/officeDocument/2006/math" xmlns:v="urn:schemas-microsoft-com:vml" xmlns:wp14="http://schemas.microsoft.com/office/word/2010/wordprocessingDrawing" xmlns:wp="http://schemas.openxmlformats.org/drawingml/2006/wordprocessingDrawing" xmlns:w10="urn:schemas-microsoft-com:office:word" xmlns:w="http://schemas.openxmlformats.org/wordprocessingml/2006/main" xmlns:w14="http://schemas.microsoft.com/office/word/2010/wordml" xmlns:w15="http://schemas.microsoft.com/office/word/2012/wordml" xmlns:wpg="http://schemas.microsoft.com/office/word/2010/wordprocessingGroup" xmlns:wpi="http://schemas.microsoft.com/office/word/2010/wordprocessingInk" xmlns:wne="http://schemas.microsoft.com/office/word/2006/wordml" xmlns:a="http://schemas.openxmlformats.org/drawingml/2006/main" xmlns:wps="http://schemas.microsoft.com/office/word/2010/wordprocessingShape" mc:Ignorable="w14 w15 wp14">
   <w:p>
     <w:pPr>
-      <w:pStyle w:val="876"/>
+      <w:pStyle w:val="886"/>
       <w:pBdr/>
       <w:spacing/>
       <w:ind/>
@@ -8042,9 +8009,9 @@
     <w:lsdException w:name="Bibliography" w:uiPriority="37"/>
     <w:lsdException w:name="TOC Heading" w:uiPriority="39" w:qFormat="1"/>
   </w:latentStyles>
-  <w:style w:type="table" w:styleId="716">
+  <w:style w:type="table" w:styleId="726">
     <w:name w:val="Table Grid"/>
-    <w:basedOn w:val="903"/>
+    <w:basedOn w:val="913"/>
     <w:uiPriority w:val="59"/>
     <w:pPr>
       <w:pBdr/>
@@ -8241,9 +8208,9 @@
       </w:tcPr>
     </w:tblStylePr>
   </w:style>
-  <w:style w:type="table" w:styleId="717">
+  <w:style w:type="table" w:styleId="727">
     <w:name w:val="Table Grid Light"/>
-    <w:basedOn w:val="903"/>
+    <w:basedOn w:val="913"/>
     <w:uiPriority w:val="59"/>
     <w:pPr>
       <w:pBdr/>
@@ -8440,9 +8407,9 @@
       </w:tcPr>
     </w:tblStylePr>
   </w:style>
-  <w:style w:type="table" w:styleId="718">
+  <w:style w:type="table" w:styleId="728">
     <w:name w:val="Plain Table 1"/>
-    <w:basedOn w:val="903"/>
+    <w:basedOn w:val="913"/>
     <w:uiPriority w:val="59"/>
     <w:pPr>
       <w:pBdr/>
@@ -8665,9 +8632,9 @@
       </w:tcPr>
     </w:tblStylePr>
   </w:style>
-  <w:style w:type="table" w:styleId="719">
+  <w:style w:type="table" w:styleId="729">
     <w:name w:val="Plain Table 2"/>
-    <w:basedOn w:val="903"/>
+    <w:basedOn w:val="913"/>
     <w:uiPriority w:val="59"/>
     <w:pPr>
       <w:pBdr/>
@@ -8898,9 +8865,9 @@
       </w:tcPr>
     </w:tblStylePr>
   </w:style>
-  <w:style w:type="table" w:styleId="720">
+  <w:style w:type="table" w:styleId="730">
     <w:name w:val="Plain Table 3"/>
-    <w:basedOn w:val="903"/>
+    <w:basedOn w:val="913"/>
     <w:uiPriority w:val="99"/>
     <w:pPr>
       <w:pBdr/>
@@ -9128,9 +9095,9 @@
       </w:tcPr>
     </w:tblStylePr>
   </w:style>
-  <w:style w:type="table" w:styleId="721">
+  <w:style w:type="table" w:styleId="731">
     <w:name w:val="Plain Table 4"/>
-    <w:basedOn w:val="903"/>
+    <w:basedOn w:val="913"/>
     <w:uiPriority w:val="99"/>
     <w:pPr>
       <w:pBdr/>
@@ -9344,9 +9311,9 @@
       </w:tcPr>
     </w:tblStylePr>
   </w:style>
-  <w:style w:type="table" w:styleId="722">
+  <w:style w:type="table" w:styleId="732">
     <w:name w:val="Plain Table 5"/>
-    <w:basedOn w:val="903"/>
+    <w:basedOn w:val="913"/>
     <w:uiPriority w:val="99"/>
     <w:pPr>
       <w:pBdr/>
@@ -9577,9 +9544,9 @@
       </w:tcPr>
     </w:tblStylePr>
   </w:style>
-  <w:style w:type="table" w:styleId="723">
+  <w:style w:type="table" w:styleId="733">
     <w:name w:val="Grid Table 1 Light"/>
-    <w:basedOn w:val="903"/>
+    <w:basedOn w:val="913"/>
     <w:uiPriority w:val="99"/>
     <w:pPr>
       <w:pBdr/>
@@ -9800,9 +9767,9 @@
       </w:tcPr>
     </w:tblStylePr>
   </w:style>
-  <w:style w:type="table" w:styleId="724">
+  <w:style w:type="table" w:styleId="734">
     <w:name w:val="Grid Table 1 Light - Accent 1"/>
-    <w:basedOn w:val="903"/>
+    <w:basedOn w:val="913"/>
     <w:uiPriority w:val="99"/>
     <w:pPr>
       <w:pBdr/>
@@ -10023,9 +9990,9 @@
       </w:tcPr>
     </w:tblStylePr>
   </w:style>
-  <w:style w:type="table" w:styleId="725">
+  <w:style w:type="table" w:styleId="735">
     <w:name w:val="Grid Table 1 Light - Accent 2"/>
-    <w:basedOn w:val="903"/>
+    <w:basedOn w:val="913"/>
     <w:uiPriority w:val="99"/>
     <w:pPr>
       <w:pBdr/>
@@ -10246,9 +10213,9 @@
       </w:tcPr>
     </w:tblStylePr>
   </w:style>
-  <w:style w:type="table" w:styleId="726">
+  <w:style w:type="table" w:styleId="736">
     <w:name w:val="Grid Table 1 Light - Accent 3"/>
-    <w:basedOn w:val="903"/>
+    <w:basedOn w:val="913"/>
     <w:uiPriority w:val="99"/>
     <w:pPr>
       <w:pBdr/>
@@ -10469,9 +10436,9 @@
       </w:tcPr>
     </w:tblStylePr>
   </w:style>
-  <w:style w:type="table" w:styleId="727">
+  <w:style w:type="table" w:styleId="737">
     <w:name w:val="Grid Table 1 Light - Accent 4"/>
-    <w:basedOn w:val="903"/>
+    <w:basedOn w:val="913"/>
     <w:uiPriority w:val="99"/>
     <w:pPr>
       <w:pBdr/>
@@ -10692,9 +10659,9 @@
       </w:tcPr>
     </w:tblStylePr>
   </w:style>
-  <w:style w:type="table" w:styleId="728">
+  <w:style w:type="table" w:styleId="738">
     <w:name w:val="Grid Table 1 Light - Accent 5"/>
-    <w:basedOn w:val="903"/>
+    <w:basedOn w:val="913"/>
     <w:uiPriority w:val="99"/>
     <w:pPr>
       <w:pBdr/>
@@ -10915,9 +10882,9 @@
       </w:tcPr>
     </w:tblStylePr>
   </w:style>
-  <w:style w:type="table" w:styleId="729">
+  <w:style w:type="table" w:styleId="739">
     <w:name w:val="Grid Table 1 Light - Accent 6"/>
-    <w:basedOn w:val="903"/>
+    <w:basedOn w:val="913"/>
     <w:uiPriority w:val="99"/>
     <w:pPr>
       <w:pBdr/>
@@ -11138,9 +11105,9 @@
       </w:tcPr>
     </w:tblStylePr>
   </w:style>
-  <w:style w:type="table" w:styleId="730">
+  <w:style w:type="table" w:styleId="740">
     <w:name w:val="Grid Table 2"/>
-    <w:basedOn w:val="903"/>
+    <w:basedOn w:val="913"/>
     <w:uiPriority w:val="99"/>
     <w:pPr>
       <w:pBdr/>
@@ -11370,9 +11337,9 @@
       </w:tcPr>
     </w:tblStylePr>
   </w:style>
-  <w:style w:type="table" w:styleId="731">
+  <w:style w:type="table" w:styleId="741">
     <w:name w:val="Grid Table 2 - Accent 1"/>
-    <w:basedOn w:val="903"/>
+    <w:basedOn w:val="913"/>
     <w:uiPriority w:val="99"/>
     <w:pPr>
       <w:pBdr/>
@@ -11602,9 +11569,9 @@
       </w:tcPr>
     </w:tblStylePr>
   </w:style>
-  <w:style w:type="table" w:styleId="732">
+  <w:style w:type="table" w:styleId="742">
     <w:name w:val="Grid Table 2 - Accent 2"/>
-    <w:basedOn w:val="903"/>
+    <w:basedOn w:val="913"/>
     <w:uiPriority w:val="99"/>
     <w:pPr>
       <w:pBdr/>
@@ -11834,9 +11801,9 @@
       </w:tcPr>
     </w:tblStylePr>
   </w:style>
-  <w:style w:type="table" w:styleId="733">
+  <w:style w:type="table" w:styleId="743">
     <w:name w:val="Grid Table 2 - Accent 3"/>
-    <w:basedOn w:val="903"/>
+    <w:basedOn w:val="913"/>
     <w:uiPriority w:val="99"/>
     <w:pPr>
       <w:pBdr/>
@@ -12066,9 +12033,9 @@
       </w:tcPr>
     </w:tblStylePr>
   </w:style>
-  <w:style w:type="table" w:styleId="734">
+  <w:style w:type="table" w:styleId="744">
     <w:name w:val="Grid Table 2 - Accent 4"/>
-    <w:basedOn w:val="903"/>
+    <w:basedOn w:val="913"/>
     <w:uiPriority w:val="99"/>
     <w:pPr>
       <w:pBdr/>
@@ -12298,9 +12265,9 @@
       </w:tcPr>
     </w:tblStylePr>
   </w:style>
-  <w:style w:type="table" w:styleId="735">
+  <w:style w:type="table" w:styleId="745">
     <w:name w:val="Grid Table 2 - Accent 5"/>
-    <w:basedOn w:val="903"/>
+    <w:basedOn w:val="913"/>
     <w:uiPriority w:val="99"/>
     <w:pPr>
       <w:pBdr/>
@@ -12530,9 +12497,9 @@
       </w:tcPr>
     </w:tblStylePr>
   </w:style>
-  <w:style w:type="table" w:styleId="736">
+  <w:style w:type="table" w:styleId="746">
     <w:name w:val="Grid Table 2 - Accent 6"/>
-    <w:basedOn w:val="903"/>
+    <w:basedOn w:val="913"/>
     <w:uiPriority w:val="99"/>
     <w:pPr>
       <w:pBdr/>
@@ -12762,9 +12729,9 @@
       </w:tcPr>
     </w:tblStylePr>
   </w:style>
-  <w:style w:type="table" w:styleId="737">
+  <w:style w:type="table" w:styleId="747">
     <w:name w:val="Grid Table 3"/>
-    <w:basedOn w:val="903"/>
+    <w:basedOn w:val="913"/>
     <w:uiPriority w:val="99"/>
     <w:pPr>
       <w:pBdr/>
@@ -13007,9 +12974,9 @@
       </w:tcPr>
     </w:tblStylePr>
   </w:style>
-  <w:style w:type="table" w:styleId="738">
+  <w:style w:type="table" w:styleId="748">
     <w:name w:val="Grid Table 3 - Accent 1"/>
-    <w:basedOn w:val="903"/>
+    <w:basedOn w:val="913"/>
     <w:uiPriority w:val="99"/>
     <w:pPr>
       <w:pBdr/>
@@ -13252,9 +13219,9 @@
       </w:tcPr>
     </w:tblStylePr>
   </w:style>
-  <w:style w:type="table" w:styleId="739">
+  <w:style w:type="table" w:styleId="749">
     <w:name w:val="Grid Table 3 - Accent 2"/>
-    <w:basedOn w:val="903"/>
+    <w:basedOn w:val="913"/>
     <w:uiPriority w:val="99"/>
     <w:pPr>
       <w:pBdr/>
@@ -13497,9 +13464,9 @@
       </w:tcPr>
     </w:tblStylePr>
   </w:style>
-  <w:style w:type="table" w:styleId="740">
+  <w:style w:type="table" w:styleId="750">
     <w:name w:val="Grid Table 3 - Accent 3"/>
-    <w:basedOn w:val="903"/>
+    <w:basedOn w:val="913"/>
     <w:uiPriority w:val="99"/>
     <w:pPr>
       <w:pBdr/>
@@ -13742,9 +13709,9 @@
       </w:tcPr>
     </w:tblStylePr>
   </w:style>
-  <w:style w:type="table" w:styleId="741">
+  <w:style w:type="table" w:styleId="751">
     <w:name w:val="Grid Table 3 - Accent 4"/>
-    <w:basedOn w:val="903"/>
+    <w:basedOn w:val="913"/>
     <w:uiPriority w:val="99"/>
     <w:pPr>
       <w:pBdr/>
@@ -13987,9 +13954,9 @@
       </w:tcPr>
     </w:tblStylePr>
   </w:style>
-  <w:style w:type="table" w:styleId="742">
+  <w:style w:type="table" w:styleId="752">
     <w:name w:val="Grid Table 3 - Accent 5"/>
-    <w:basedOn w:val="903"/>
+    <w:basedOn w:val="913"/>
     <w:uiPriority w:val="99"/>
     <w:pPr>
       <w:pBdr/>
@@ -14232,9 +14199,9 @@
       </w:tcPr>
     </w:tblStylePr>
   </w:style>
-  <w:style w:type="table" w:styleId="743">
+  <w:style w:type="table" w:styleId="753">
     <w:name w:val="Grid Table 3 - Accent 6"/>
-    <w:basedOn w:val="903"/>
+    <w:basedOn w:val="913"/>
     <w:uiPriority w:val="99"/>
     <w:pPr>
       <w:pBdr/>
@@ -14477,9 +14444,9 @@
       </w:tcPr>
     </w:tblStylePr>
   </w:style>
-  <w:style w:type="table" w:styleId="744">
+  <w:style w:type="table" w:styleId="754">
     <w:name w:val="Grid Table 4"/>
-    <w:basedOn w:val="903"/>
+    <w:basedOn w:val="913"/>
     <w:uiPriority w:val="59"/>
     <w:pPr>
       <w:pBdr/>
@@ -14710,9 +14677,9 @@
       </w:tcPr>
     </w:tblStylePr>
   </w:style>
-  <w:style w:type="table" w:styleId="745">
+  <w:style w:type="table" w:styleId="755">
     <w:name w:val="Grid Table 4 - Accent 1"/>
-    <w:basedOn w:val="903"/>
+    <w:basedOn w:val="913"/>
     <w:uiPriority w:val="59"/>
     <w:pPr>
       <w:pBdr/>
@@ -14943,9 +14910,9 @@
       </w:tcPr>
     </w:tblStylePr>
   </w:style>
-  <w:style w:type="table" w:styleId="746">
+  <w:style w:type="table" w:styleId="756">
     <w:name w:val="Grid Table 4 - Accent 2"/>
-    <w:basedOn w:val="903"/>
+    <w:basedOn w:val="913"/>
     <w:uiPriority w:val="59"/>
     <w:pPr>
       <w:pBdr/>
@@ -15176,9 +15143,9 @@
       </w:tcPr>
     </w:tblStylePr>
   </w:style>
-  <w:style w:type="table" w:styleId="747">
+  <w:style w:type="table" w:styleId="757">
     <w:name w:val="Grid Table 4 - Accent 3"/>
-    <w:basedOn w:val="903"/>
+    <w:basedOn w:val="913"/>
     <w:uiPriority w:val="59"/>
     <w:pPr>
       <w:pBdr/>
@@ -15409,9 +15376,9 @@
       </w:tcPr>
     </w:tblStylePr>
   </w:style>
-  <w:style w:type="table" w:styleId="748">
+  <w:style w:type="table" w:styleId="758">
     <w:name w:val="Grid Table 4 - Accent 4"/>
-    <w:basedOn w:val="903"/>
+    <w:basedOn w:val="913"/>
     <w:uiPriority w:val="59"/>
     <w:pPr>
       <w:pBdr/>
@@ -15642,9 +15609,9 @@
       </w:tcPr>
     </w:tblStylePr>
   </w:style>
-  <w:style w:type="table" w:styleId="749">
+  <w:style w:type="table" w:styleId="759">
     <w:name w:val="Grid Table 4 - Accent 5"/>
-    <w:basedOn w:val="903"/>
+    <w:basedOn w:val="913"/>
     <w:uiPriority w:val="59"/>
     <w:pPr>
       <w:pBdr/>
@@ -15875,9 +15842,9 @@
       </w:tcPr>
     </w:tblStylePr>
   </w:style>
-  <w:style w:type="table" w:styleId="750">
+  <w:style w:type="table" w:styleId="760">
     <w:name w:val="Grid Table 4 - Accent 6"/>
-    <w:basedOn w:val="903"/>
+    <w:basedOn w:val="913"/>
     <w:uiPriority w:val="59"/>
     <w:pPr>
       <w:pBdr/>
@@ -16108,9 +16075,9 @@
       </w:tcPr>
     </w:tblStylePr>
   </w:style>
-  <w:style w:type="table" w:styleId="751">
+  <w:style w:type="table" w:styleId="761">
     <w:name w:val="Grid Table 5 Dark"/>
-    <w:basedOn w:val="903"/>
+    <w:basedOn w:val="913"/>
     <w:uiPriority w:val="99"/>
     <w:pPr>
       <w:pBdr/>
@@ -16336,9 +16303,9 @@
       </w:tcPr>
     </w:tblStylePr>
   </w:style>
-  <w:style w:type="table" w:styleId="752">
+  <w:style w:type="table" w:styleId="762">
     <w:name w:val="Grid Table 5 Dark- Accent 1"/>
-    <w:basedOn w:val="903"/>
+    <w:basedOn w:val="913"/>
     <w:uiPriority w:val="99"/>
     <w:pPr>
       <w:pBdr/>
@@ -16564,9 +16531,9 @@
       </w:tcPr>
     </w:tblStylePr>
   </w:style>
-  <w:style w:type="table" w:styleId="753">
+  <w:style w:type="table" w:styleId="763">
     <w:name w:val="Grid Table 5 Dark - Accent 2"/>
-    <w:basedOn w:val="903"/>
+    <w:basedOn w:val="913"/>
     <w:uiPriority w:val="99"/>
     <w:pPr>
       <w:pBdr/>
@@ -16792,9 +16759,9 @@
       </w:tcPr>
     </w:tblStylePr>
   </w:style>
-  <w:style w:type="table" w:styleId="754">
+  <w:style w:type="table" w:styleId="764">
     <w:name w:val="Grid Table 5 Dark - Accent 3"/>
-    <w:basedOn w:val="903"/>
+    <w:basedOn w:val="913"/>
     <w:uiPriority w:val="99"/>
     <w:pPr>
       <w:pBdr/>
@@ -17020,9 +16987,9 @@
       </w:tcPr>
     </w:tblStylePr>
   </w:style>
-  <w:style w:type="table" w:styleId="755">
+  <w:style w:type="table" w:styleId="765">
     <w:name w:val="Grid Table 5 Dark- Accent 4"/>
-    <w:basedOn w:val="903"/>
+    <w:basedOn w:val="913"/>
     <w:uiPriority w:val="99"/>
     <w:pPr>
       <w:pBdr/>
@@ -17248,9 +17215,9 @@
       </w:tcPr>
     </w:tblStylePr>
   </w:style>
-  <w:style w:type="table" w:styleId="756">
+  <w:style w:type="table" w:styleId="766">
     <w:name w:val="Grid Table 5 Dark - Accent 5"/>
-    <w:basedOn w:val="903"/>
+    <w:basedOn w:val="913"/>
     <w:uiPriority w:val="99"/>
     <w:pPr>
       <w:pBdr/>
@@ -17476,9 +17443,9 @@
       </w:tcPr>
     </w:tblStylePr>
   </w:style>
-  <w:style w:type="table" w:styleId="757">
+  <w:style w:type="table" w:styleId="767">
     <w:name w:val="Grid Table 5 Dark - Accent 6"/>
-    <w:basedOn w:val="903"/>
+    <w:basedOn w:val="913"/>
     <w:uiPriority w:val="99"/>
     <w:pPr>
       <w:pBdr/>
@@ -17704,9 +17671,9 @@
       </w:tcPr>
     </w:tblStylePr>
   </w:style>
-  <w:style w:type="table" w:styleId="758">
+  <w:style w:type="table" w:styleId="768">
     <w:name w:val="Grid Table 6 Colorful"/>
-    <w:basedOn w:val="903"/>
+    <w:basedOn w:val="913"/>
     <w:uiPriority w:val="99"/>
     <w:pPr>
       <w:pBdr/>
@@ -17934,9 +17901,9 @@
       </w:tcPr>
     </w:tblStylePr>
   </w:style>
-  <w:style w:type="table" w:styleId="759">
+  <w:style w:type="table" w:styleId="769">
     <w:name w:val="Grid Table 6 Colorful - Accent 1"/>
-    <w:basedOn w:val="903"/>
+    <w:basedOn w:val="913"/>
     <w:uiPriority w:val="99"/>
     <w:pPr>
       <w:pBdr/>
@@ -18164,9 +18131,9 @@
       </w:tcPr>
     </w:tblStylePr>
   </w:style>
-  <w:style w:type="table" w:styleId="760">
+  <w:style w:type="table" w:styleId="770">
     <w:name w:val="Grid Table 6 Colorful - Accent 2"/>
-    <w:basedOn w:val="903"/>
+    <w:basedOn w:val="913"/>
     <w:uiPriority w:val="99"/>
     <w:pPr>
       <w:pBdr/>
@@ -18394,9 +18361,9 @@
       </w:tcPr>
     </w:tblStylePr>
   </w:style>
-  <w:style w:type="table" w:styleId="761">
+  <w:style w:type="table" w:styleId="771">
     <w:name w:val="Grid Table 6 Colorful - Accent 3"/>
-    <w:basedOn w:val="903"/>
+    <w:basedOn w:val="913"/>
     <w:uiPriority w:val="99"/>
     <w:pPr>
       <w:pBdr/>
@@ -18624,9 +18591,9 @@
       </w:tcPr>
     </w:tblStylePr>
   </w:style>
-  <w:style w:type="table" w:styleId="762">
+  <w:style w:type="table" w:styleId="772">
     <w:name w:val="Grid Table 6 Colorful - Accent 4"/>
-    <w:basedOn w:val="903"/>
+    <w:basedOn w:val="913"/>
     <w:uiPriority w:val="99"/>
     <w:pPr>
       <w:pBdr/>
@@ -18854,9 +18821,9 @@
       </w:tcPr>
     </w:tblStylePr>
   </w:style>
-  <w:style w:type="table" w:styleId="763">
+  <w:style w:type="table" w:styleId="773">
     <w:name w:val="Grid Table 6 Colorful - Accent 5"/>
-    <w:basedOn w:val="903"/>
+    <w:basedOn w:val="913"/>
     <w:uiPriority w:val="99"/>
     <w:pPr>
       <w:pBdr/>
@@ -19084,9 +19051,9 @@
       </w:tcPr>
     </w:tblStylePr>
   </w:style>
-  <w:style w:type="table" w:styleId="764">
+  <w:style w:type="table" w:styleId="774">
     <w:name w:val="Grid Table 6 Colorful - Accent 6"/>
-    <w:basedOn w:val="903"/>
+    <w:basedOn w:val="913"/>
     <w:uiPriority w:val="99"/>
     <w:pPr>
       <w:pBdr/>
@@ -19314,9 +19281,9 @@
       </w:tcPr>
     </w:tblStylePr>
   </w:style>
-  <w:style w:type="table" w:styleId="765">
+  <w:style w:type="table" w:styleId="775">
     <w:name w:val="Grid Table 7 Colorful"/>
-    <w:basedOn w:val="903"/>
+    <w:basedOn w:val="913"/>
     <w:uiPriority w:val="99"/>
     <w:pPr>
       <w:pBdr/>
@@ -19568,9 +19535,9 @@
       </w:tcPr>
     </w:tblStylePr>
   </w:style>
-  <w:style w:type="table" w:styleId="766">
+  <w:style w:type="table" w:styleId="776">
     <w:name w:val="Grid Table 7 Colorful - Accent 1"/>
-    <w:basedOn w:val="903"/>
+    <w:basedOn w:val="913"/>
     <w:uiPriority w:val="99"/>
     <w:pPr>
       <w:pBdr/>
@@ -19822,9 +19789,9 @@
       </w:tcPr>
     </w:tblStylePr>
   </w:style>
-  <w:style w:type="table" w:styleId="767">
+  <w:style w:type="table" w:styleId="777">
     <w:name w:val="Grid Table 7 Colorful - Accent 2"/>
-    <w:basedOn w:val="903"/>
+    <w:basedOn w:val="913"/>
     <w:uiPriority w:val="99"/>
     <w:pPr>
       <w:pBdr/>
@@ -20076,9 +20043,9 @@
       </w:tcPr>
     </w:tblStylePr>
   </w:style>
-  <w:style w:type="table" w:styleId="768">
+  <w:style w:type="table" w:styleId="778">
     <w:name w:val="Grid Table 7 Colorful - Accent 3"/>
-    <w:basedOn w:val="903"/>
+    <w:basedOn w:val="913"/>
     <w:uiPriority w:val="99"/>
     <w:pPr>
       <w:pBdr/>
@@ -20330,9 +20297,9 @@
       </w:tcPr>
     </w:tblStylePr>
   </w:style>
-  <w:style w:type="table" w:styleId="769">
+  <w:style w:type="table" w:styleId="779">
     <w:name w:val="Grid Table 7 Colorful - Accent 4"/>
-    <w:basedOn w:val="903"/>
+    <w:basedOn w:val="913"/>
     <w:uiPriority w:val="99"/>
     <w:pPr>
       <w:pBdr/>
@@ -20584,9 +20551,9 @@
       </w:tcPr>
     </w:tblStylePr>
   </w:style>
-  <w:style w:type="table" w:styleId="770">
+  <w:style w:type="table" w:styleId="780">
     <w:name w:val="Grid Table 7 Colorful - Accent 5"/>
-    <w:basedOn w:val="903"/>
+    <w:basedOn w:val="913"/>
     <w:uiPriority w:val="99"/>
     <w:pPr>
       <w:pBdr/>
@@ -20838,9 +20805,9 @@
       </w:tcPr>
     </w:tblStylePr>
   </w:style>
-  <w:style w:type="table" w:styleId="771">
+  <w:style w:type="table" w:styleId="781">
     <w:name w:val="Grid Table 7 Colorful - Accent 6"/>
-    <w:basedOn w:val="903"/>
+    <w:basedOn w:val="913"/>
     <w:uiPriority w:val="99"/>
     <w:pPr>
       <w:pBdr/>
@@ -21092,9 +21059,9 @@
       </w:tcPr>
     </w:tblStylePr>
   </w:style>
-  <w:style w:type="table" w:styleId="772">
+  <w:style w:type="table" w:styleId="782">
     <w:name w:val="List Table 1 Light"/>
-    <w:basedOn w:val="903"/>
+    <w:basedOn w:val="913"/>
     <w:uiPriority w:val="99"/>
     <w:pPr>
       <w:pBdr/>
@@ -21308,9 +21275,9 @@
       </w:tcPr>
     </w:tblStylePr>
   </w:style>
-  <w:style w:type="table" w:styleId="773">
+  <w:style w:type="table" w:styleId="783">
     <w:name w:val="List Table 1 Light - Accent 1"/>
-    <w:basedOn w:val="903"/>
+    <w:basedOn w:val="913"/>
     <w:uiPriority w:val="99"/>
     <w:pPr>
       <w:pBdr/>
@@ -21524,9 +21491,9 @@
       </w:tcPr>
     </w:tblStylePr>
   </w:style>
-  <w:style w:type="table" w:styleId="774">
+  <w:style w:type="table" w:styleId="784">
     <w:name w:val="List Table 1 Light - Accent 2"/>
-    <w:basedOn w:val="903"/>
+    <w:basedOn w:val="913"/>
     <w:uiPriority w:val="99"/>
     <w:pPr>
       <w:pBdr/>
@@ -21740,9 +21707,9 @@
       </w:tcPr>
     </w:tblStylePr>
   </w:style>
-  <w:style w:type="table" w:styleId="775">
+  <w:style w:type="table" w:styleId="785">
     <w:name w:val="List Table 1 Light - Accent 3"/>
-    <w:basedOn w:val="903"/>
+    <w:basedOn w:val="913"/>
     <w:uiPriority w:val="99"/>
     <w:pPr>
       <w:pBdr/>
@@ -21956,9 +21923,9 @@
       </w:tcPr>
     </w:tblStylePr>
   </w:style>
-  <w:style w:type="table" w:styleId="776">
+  <w:style w:type="table" w:styleId="786">
     <w:name w:val="List Table 1 Light - Accent 4"/>
-    <w:basedOn w:val="903"/>
+    <w:basedOn w:val="913"/>
     <w:uiPriority w:val="99"/>
     <w:pPr>
       <w:pBdr/>
@@ -22172,9 +22139,9 @@
       </w:tcPr>
     </w:tblStylePr>
   </w:style>
-  <w:style w:type="table" w:styleId="777">
+  <w:style w:type="table" w:styleId="787">
     <w:name w:val="List Table 1 Light - Accent 5"/>
-    <w:basedOn w:val="903"/>
+    <w:basedOn w:val="913"/>
     <w:uiPriority w:val="99"/>
     <w:pPr>
       <w:pBdr/>
@@ -22388,9 +22355,9 @@
       </w:tcPr>
     </w:tblStylePr>
   </w:style>
-  <w:style w:type="table" w:styleId="778">
+  <w:style w:type="table" w:styleId="788">
     <w:name w:val="List Table 1 Light - Accent 6"/>
-    <w:basedOn w:val="903"/>
+    <w:basedOn w:val="913"/>
     <w:uiPriority w:val="99"/>
     <w:pPr>
       <w:pBdr/>
@@ -22604,9 +22571,9 @@
       </w:tcPr>
     </w:tblStylePr>
   </w:style>
-  <w:style w:type="table" w:styleId="779">
+  <w:style w:type="table" w:styleId="789">
     <w:name w:val="List Table 2"/>
-    <w:basedOn w:val="903"/>
+    <w:basedOn w:val="913"/>
     <w:uiPriority w:val="99"/>
     <w:pPr>
       <w:pBdr/>
@@ -22842,9 +22809,9 @@
       </w:tcPr>
     </w:tblStylePr>
   </w:style>
-  <w:style w:type="table" w:styleId="780">
+  <w:style w:type="table" w:styleId="790">
     <w:name w:val="List Table 2 - Accent 1"/>
-    <w:basedOn w:val="903"/>
+    <w:basedOn w:val="913"/>
     <w:uiPriority w:val="99"/>
     <w:pPr>
       <w:pBdr/>
@@ -23080,9 +23047,9 @@
       </w:tcPr>
     </w:tblStylePr>
   </w:style>
-  <w:style w:type="table" w:styleId="781">
+  <w:style w:type="table" w:styleId="791">
     <w:name w:val="List Table 2 - Accent 2"/>
-    <w:basedOn w:val="903"/>
+    <w:basedOn w:val="913"/>
     <w:uiPriority w:val="99"/>
     <w:pPr>
       <w:pBdr/>
@@ -23318,9 +23285,9 @@
       </w:tcPr>
     </w:tblStylePr>
   </w:style>
-  <w:style w:type="table" w:styleId="782">
+  <w:style w:type="table" w:styleId="792">
     <w:name w:val="List Table 2 - Accent 3"/>
-    <w:basedOn w:val="903"/>
+    <w:basedOn w:val="913"/>
     <w:uiPriority w:val="99"/>
     <w:pPr>
       <w:pBdr/>
@@ -23556,9 +23523,9 @@
       </w:tcPr>
     </w:tblStylePr>
   </w:style>
-  <w:style w:type="table" w:styleId="783">
+  <w:style w:type="table" w:styleId="793">
     <w:name w:val="List Table 2 - Accent 4"/>
-    <w:basedOn w:val="903"/>
+    <w:basedOn w:val="913"/>
     <w:uiPriority w:val="99"/>
     <w:pPr>
       <w:pBdr/>
@@ -23794,9 +23761,9 @@
       </w:tcPr>
     </w:tblStylePr>
   </w:style>
-  <w:style w:type="table" w:styleId="784">
+  <w:style w:type="table" w:styleId="794">
     <w:name w:val="List Table 2 - Accent 5"/>
-    <w:basedOn w:val="903"/>
+    <w:basedOn w:val="913"/>
     <w:uiPriority w:val="99"/>
     <w:pPr>
       <w:pBdr/>
@@ -24032,9 +23999,9 @@
       </w:tcPr>
     </w:tblStylePr>
   </w:style>
-  <w:style w:type="table" w:styleId="785">
+  <w:style w:type="table" w:styleId="795">
     <w:name w:val="List Table 2 - Accent 6"/>
-    <w:basedOn w:val="903"/>
+    <w:basedOn w:val="913"/>
     <w:uiPriority w:val="99"/>
     <w:pPr>
       <w:pBdr/>
@@ -24270,9 +24237,9 @@
       </w:tcPr>
     </w:tblStylePr>
   </w:style>
-  <w:style w:type="table" w:styleId="786">
+  <w:style w:type="table" w:styleId="796">
     <w:name w:val="List Table 3"/>
-    <w:basedOn w:val="903"/>
+    <w:basedOn w:val="913"/>
     <w:uiPriority w:val="99"/>
     <w:pPr>
       <w:pBdr/>
@@ -24498,9 +24465,9 @@
       </w:tcPr>
     </w:tblStylePr>
   </w:style>
-  <w:style w:type="table" w:styleId="787">
+  <w:style w:type="table" w:styleId="797">
     <w:name w:val="List Table 3 - Accent 1"/>
-    <w:basedOn w:val="903"/>
+    <w:basedOn w:val="913"/>
     <w:uiPriority w:val="99"/>
     <w:pPr>
       <w:pBdr/>
@@ -24726,9 +24693,9 @@
       </w:tcPr>
     </w:tblStylePr>
   </w:style>
-  <w:style w:type="table" w:styleId="788">
+  <w:style w:type="table" w:styleId="798">
     <w:name w:val="List Table 3 - Accent 2"/>
-    <w:basedOn w:val="903"/>
+    <w:basedOn w:val="913"/>
     <w:uiPriority w:val="99"/>
     <w:pPr>
       <w:pBdr/>
@@ -24954,9 +24921,9 @@
       </w:tcPr>
     </w:tblStylePr>
   </w:style>
-  <w:style w:type="table" w:styleId="789">
+  <w:style w:type="table" w:styleId="799">
     <w:name w:val="List Table 3 - Accent 3"/>
-    <w:basedOn w:val="903"/>
+    <w:basedOn w:val="913"/>
     <w:uiPriority w:val="99"/>
     <w:pPr>
       <w:pBdr/>
@@ -25182,9 +25149,9 @@
       </w:tcPr>
     </w:tblStylePr>
   </w:style>
-  <w:style w:type="table" w:styleId="790">
+  <w:style w:type="table" w:styleId="800">
     <w:name w:val="List Table 3 - Accent 4"/>
-    <w:basedOn w:val="903"/>
+    <w:basedOn w:val="913"/>
     <w:uiPriority w:val="99"/>
     <w:pPr>
       <w:pBdr/>
@@ -25410,9 +25377,9 @@
       </w:tcPr>
     </w:tblStylePr>
   </w:style>
-  <w:style w:type="table" w:styleId="791">
+  <w:style w:type="table" w:styleId="801">
     <w:name w:val="List Table 3 - Accent 5"/>
-    <w:basedOn w:val="903"/>
+    <w:basedOn w:val="913"/>
     <w:uiPriority w:val="99"/>
     <w:pPr>
       <w:pBdr/>
@@ -25638,9 +25605,9 @@
       </w:tcPr>
     </w:tblStylePr>
   </w:style>
-  <w:style w:type="table" w:styleId="792">
+  <w:style w:type="table" w:styleId="802">
     <w:name w:val="List Table 3 - Accent 6"/>
-    <w:basedOn w:val="903"/>
+    <w:basedOn w:val="913"/>
     <w:uiPriority w:val="99"/>
     <w:pPr>
       <w:pBdr/>
@@ -25866,9 +25833,9 @@
       </w:tcPr>
     </w:tblStylePr>
   </w:style>
-  <w:style w:type="table" w:styleId="793">
+  <w:style w:type="table" w:styleId="803">
     <w:name w:val="List Table 4"/>
-    <w:basedOn w:val="903"/>
+    <w:basedOn w:val="913"/>
     <w:uiPriority w:val="99"/>
     <w:pPr>
       <w:pBdr/>
@@ -26091,9 +26058,9 @@
       </w:tcPr>
     </w:tblStylePr>
   </w:style>
-  <w:style w:type="table" w:styleId="794">
+  <w:style w:type="table" w:styleId="804">
     <w:name w:val="List Table 4 - Accent 1"/>
-    <w:basedOn w:val="903"/>
+    <w:basedOn w:val="913"/>
     <w:uiPriority w:val="99"/>
     <w:pPr>
       <w:pBdr/>
@@ -26316,9 +26283,9 @@
       </w:tcPr>
     </w:tblStylePr>
   </w:style>
-  <w:style w:type="table" w:styleId="795">
+  <w:style w:type="table" w:styleId="805">
     <w:name w:val="List Table 4 - Accent 2"/>
-    <w:basedOn w:val="903"/>
+    <w:basedOn w:val="913"/>
     <w:uiPriority w:val="99"/>
     <w:pPr>
       <w:pBdr/>
@@ -26541,9 +26508,9 @@
       </w:tcPr>
     </w:tblStylePr>
   </w:style>
-  <w:style w:type="table" w:styleId="796">
+  <w:style w:type="table" w:styleId="806">
     <w:name w:val="List Table 4 - Accent 3"/>
-    <w:basedOn w:val="903"/>
+    <w:basedOn w:val="913"/>
     <w:uiPriority w:val="99"/>
     <w:pPr>
       <w:pBdr/>
@@ -26766,9 +26733,9 @@
       </w:tcPr>
     </w:tblStylePr>
   </w:style>
-  <w:style w:type="table" w:styleId="797">
+  <w:style w:type="table" w:styleId="807">
     <w:name w:val="List Table 4 - Accent 4"/>
-    <w:basedOn w:val="903"/>
+    <w:basedOn w:val="913"/>
     <w:uiPriority w:val="99"/>
     <w:pPr>
       <w:pBdr/>
@@ -26991,9 +26958,9 @@
       </w:tcPr>
     </w:tblStylePr>
   </w:style>
-  <w:style w:type="table" w:styleId="798">
+  <w:style w:type="table" w:styleId="808">
     <w:name w:val="List Table 4 - Accent 5"/>
-    <w:basedOn w:val="903"/>
+    <w:basedOn w:val="913"/>
     <w:uiPriority w:val="99"/>
     <w:pPr>
       <w:pBdr/>
@@ -27216,9 +27183,9 @@
       </w:tcPr>
     </w:tblStylePr>
   </w:style>
-  <w:style w:type="table" w:styleId="799">
+  <w:style w:type="table" w:styleId="809">
     <w:name w:val="List Table 4 - Accent 6"/>
-    <w:basedOn w:val="903"/>
+    <w:basedOn w:val="913"/>
     <w:uiPriority w:val="99"/>
     <w:pPr>
       <w:pBdr/>
@@ -27441,9 +27408,9 @@
       </w:tcPr>
     </w:tblStylePr>
   </w:style>
-  <w:style w:type="table" w:styleId="800">
+  <w:style w:type="table" w:styleId="810">
     <w:name w:val="List Table 5 Dark"/>
-    <w:basedOn w:val="903"/>
+    <w:basedOn w:val="913"/>
     <w:uiPriority w:val="99"/>
     <w:pPr>
       <w:pBdr/>
@@ -27683,9 +27650,9 @@
       </w:tcPr>
     </w:tblStylePr>
   </w:style>
-  <w:style w:type="table" w:styleId="801">
+  <w:style w:type="table" w:styleId="811">
     <w:name w:val="List Table 5 Dark - Accent 1"/>
-    <w:basedOn w:val="903"/>
+    <w:basedOn w:val="913"/>
     <w:uiPriority w:val="99"/>
     <w:pPr>
       <w:pBdr/>
@@ -27925,9 +27892,9 @@
       </w:tcPr>
     </w:tblStylePr>
   </w:style>
-  <w:style w:type="table" w:styleId="802">
+  <w:style w:type="table" w:styleId="812">
     <w:name w:val="List Table 5 Dark - Accent 2"/>
-    <w:basedOn w:val="903"/>
+    <w:basedOn w:val="913"/>
     <w:uiPriority w:val="99"/>
     <w:pPr>
       <w:pBdr/>
@@ -28167,9 +28134,9 @@
       </w:tcPr>
     </w:tblStylePr>
   </w:style>
-  <w:style w:type="table" w:styleId="803">
+  <w:style w:type="table" w:styleId="813">
     <w:name w:val="List Table 5 Dark - Accent 3"/>
-    <w:basedOn w:val="903"/>
+    <w:basedOn w:val="913"/>
     <w:uiPriority w:val="99"/>
     <w:pPr>
       <w:pBdr/>
@@ -28409,9 +28376,9 @@
       </w:tcPr>
     </w:tblStylePr>
   </w:style>
-  <w:style w:type="table" w:styleId="804">
+  <w:style w:type="table" w:styleId="814">
     <w:name w:val="List Table 5 Dark - Accent 4"/>
-    <w:basedOn w:val="903"/>
+    <w:basedOn w:val="913"/>
     <w:uiPriority w:val="99"/>
     <w:pPr>
       <w:pBdr/>
@@ -28651,9 +28618,9 @@
       </w:tcPr>
     </w:tblStylePr>
   </w:style>
-  <w:style w:type="table" w:styleId="805">
+  <w:style w:type="table" w:styleId="815">
     <w:name w:val="List Table 5 Dark - Accent 5"/>
-    <w:basedOn w:val="903"/>
+    <w:basedOn w:val="913"/>
     <w:uiPriority w:val="99"/>
     <w:pPr>
       <w:pBdr/>
@@ -28893,9 +28860,9 @@
       </w:tcPr>
     </w:tblStylePr>
   </w:style>
-  <w:style w:type="table" w:styleId="806">
+  <w:style w:type="table" w:styleId="816">
     <w:name w:val="List Table 5 Dark - Accent 6"/>
-    <w:basedOn w:val="903"/>
+    <w:basedOn w:val="913"/>
     <w:uiPriority w:val="99"/>
     <w:pPr>
       <w:pBdr/>
@@ -29135,9 +29102,9 @@
       </w:tcPr>
     </w:tblStylePr>
   </w:style>
-  <w:style w:type="table" w:styleId="807">
+  <w:style w:type="table" w:styleId="817">
     <w:name w:val="List Table 6 Colorful"/>
-    <w:basedOn w:val="903"/>
+    <w:basedOn w:val="913"/>
     <w:uiPriority w:val="99"/>
     <w:pPr>
       <w:pBdr/>
@@ -29358,9 +29325,9 @@
       </w:tcPr>
     </w:tblStylePr>
   </w:style>
-  <w:style w:type="table" w:styleId="808">
+  <w:style w:type="table" w:styleId="818">
     <w:name w:val="List Table 6 Colorful - Accent 1"/>
-    <w:basedOn w:val="903"/>
+    <w:basedOn w:val="913"/>
     <w:uiPriority w:val="99"/>
     <w:pPr>
       <w:pBdr/>
@@ -29581,9 +29548,9 @@
       </w:tcPr>
     </w:tblStylePr>
   </w:style>
-  <w:style w:type="table" w:styleId="809">
+  <w:style w:type="table" w:styleId="819">
     <w:name w:val="List Table 6 Colorful - Accent 2"/>
-    <w:basedOn w:val="903"/>
+    <w:basedOn w:val="913"/>
     <w:uiPriority w:val="99"/>
     <w:pPr>
       <w:pBdr/>
@@ -29804,9 +29771,9 @@
       </w:tcPr>
     </w:tblStylePr>
   </w:style>
-  <w:style w:type="table" w:styleId="810">
+  <w:style w:type="table" w:styleId="820">
     <w:name w:val="List Table 6 Colorful - Accent 3"/>
-    <w:basedOn w:val="903"/>
+    <w:basedOn w:val="913"/>
     <w:uiPriority w:val="99"/>
     <w:pPr>
       <w:pBdr/>
@@ -30027,9 +29994,9 @@
       </w:tcPr>
     </w:tblStylePr>
   </w:style>
-  <w:style w:type="table" w:styleId="811">
+  <w:style w:type="table" w:styleId="821">
     <w:name w:val="List Table 6 Colorful - Accent 4"/>
-    <w:basedOn w:val="903"/>
+    <w:basedOn w:val="913"/>
     <w:uiPriority w:val="99"/>
     <w:pPr>
       <w:pBdr/>
@@ -30250,9 +30217,9 @@
       </w:tcPr>
     </w:tblStylePr>
   </w:style>
-  <w:style w:type="table" w:styleId="812">
+  <w:style w:type="table" w:styleId="822">
     <w:name w:val="List Table 6 Colorful - Accent 5"/>
-    <w:basedOn w:val="903"/>
+    <w:basedOn w:val="913"/>
     <w:uiPriority w:val="99"/>
     <w:pPr>
       <w:pBdr/>
@@ -30473,9 +30440,9 @@
       </w:tcPr>
     </w:tblStylePr>
   </w:style>
-  <w:style w:type="table" w:styleId="813">
+  <w:style w:type="table" w:styleId="823">
     <w:name w:val="List Table 6 Colorful - Accent 6"/>
-    <w:basedOn w:val="903"/>
+    <w:basedOn w:val="913"/>
     <w:uiPriority w:val="99"/>
     <w:pPr>
       <w:pBdr/>
@@ -30696,9 +30663,9 @@
       </w:tcPr>
     </w:tblStylePr>
   </w:style>
-  <w:style w:type="table" w:styleId="814">
+  <w:style w:type="table" w:styleId="824">
     <w:name w:val="List Table 7 Colorful"/>
-    <w:basedOn w:val="903"/>
+    <w:basedOn w:val="913"/>
     <w:uiPriority w:val="99"/>
     <w:pPr>
       <w:pBdr/>
@@ -30952,9 +30919,9 @@
       </w:tcPr>
     </w:tblStylePr>
   </w:style>
-  <w:style w:type="table" w:styleId="815">
+  <w:style w:type="table" w:styleId="825">
     <w:name w:val="List Table 7 Colorful - Accent 1"/>
-    <w:basedOn w:val="903"/>
+    <w:basedOn w:val="913"/>
     <w:uiPriority w:val="99"/>
     <w:pPr>
       <w:pBdr/>
@@ -31208,9 +31175,9 @@
       </w:tcPr>
     </w:tblStylePr>
   </w:style>
-  <w:style w:type="table" w:styleId="816">
+  <w:style w:type="table" w:styleId="826">
     <w:name w:val="List Table 7 Colorful - Accent 2"/>
-    <w:basedOn w:val="903"/>
+    <w:basedOn w:val="913"/>
     <w:uiPriority w:val="99"/>
     <w:pPr>
       <w:pBdr/>
@@ -31464,9 +31431,9 @@
       </w:tcPr>
     </w:tblStylePr>
   </w:style>
-  <w:style w:type="table" w:styleId="817">
+  <w:style w:type="table" w:styleId="827">
     <w:name w:val="List Table 7 Colorful - Accent 3"/>
-    <w:basedOn w:val="903"/>
+    <w:basedOn w:val="913"/>
     <w:uiPriority w:val="99"/>
     <w:pPr>
       <w:pBdr/>
@@ -31720,9 +31687,9 @@
       </w:tcPr>
     </w:tblStylePr>
   </w:style>
-  <w:style w:type="table" w:styleId="818">
+  <w:style w:type="table" w:styleId="828">
     <w:name w:val="List Table 7 Colorful - Accent 4"/>
-    <w:basedOn w:val="903"/>
+    <w:basedOn w:val="913"/>
     <w:uiPriority w:val="99"/>
     <w:pPr>
       <w:pBdr/>
@@ -31976,9 +31943,9 @@
       </w:tcPr>
     </w:tblStylePr>
   </w:style>
-  <w:style w:type="table" w:styleId="819">
+  <w:style w:type="table" w:styleId="829">
     <w:name w:val="List Table 7 Colorful - Accent 5"/>
-    <w:basedOn w:val="903"/>
+    <w:basedOn w:val="913"/>
     <w:uiPriority w:val="99"/>
     <w:pPr>
       <w:pBdr/>
@@ -32232,9 +32199,9 @@
       </w:tcPr>
     </w:tblStylePr>
   </w:style>
-  <w:style w:type="table" w:styleId="820">
+  <w:style w:type="table" w:styleId="830">
     <w:name w:val="List Table 7 Colorful - Accent 6"/>
-    <w:basedOn w:val="903"/>
+    <w:basedOn w:val="913"/>
     <w:uiPriority w:val="99"/>
     <w:pPr>
       <w:pBdr/>
@@ -32488,9 +32455,9 @@
       </w:tcPr>
     </w:tblStylePr>
   </w:style>
-  <w:style w:type="table" w:styleId="821">
+  <w:style w:type="table" w:styleId="831">
     <w:name w:val="Lined - Accent"/>
-    <w:basedOn w:val="903"/>
+    <w:basedOn w:val="913"/>
     <w:uiPriority w:val="99"/>
     <w:pPr>
       <w:pBdr/>
@@ -32725,9 +32692,9 @@
       </w:tcPr>
     </w:tblStylePr>
   </w:style>
-  <w:style w:type="table" w:styleId="822">
+  <w:style w:type="table" w:styleId="832">
     <w:name w:val="Lined - Accent 1"/>
-    <w:basedOn w:val="903"/>
+    <w:basedOn w:val="913"/>
     <w:uiPriority w:val="99"/>
     <w:pPr>
       <w:pBdr/>
@@ -32962,9 +32929,9 @@
       </w:tcPr>
     </w:tblStylePr>
   </w:style>
-  <w:style w:type="table" w:styleId="823">
+  <w:style w:type="table" w:styleId="833">
     <w:name w:val="Lined - Accent 2"/>
-    <w:basedOn w:val="903"/>
+    <w:basedOn w:val="913"/>
     <w:uiPriority w:val="99"/>
     <w:pPr>
       <w:pBdr/>
@@ -33199,9 +33166,9 @@
       </w:tcPr>
     </w:tblStylePr>
   </w:style>
-  <w:style w:type="table" w:styleId="824">
+  <w:style w:type="table" w:styleId="834">
     <w:name w:val="Lined - Accent 3"/>
-    <w:basedOn w:val="903"/>
+    <w:basedOn w:val="913"/>
     <w:uiPriority w:val="99"/>
     <w:pPr>
       <w:pBdr/>
@@ -33436,9 +33403,9 @@
       </w:tcPr>
     </w:tblStylePr>
   </w:style>
-  <w:style w:type="table" w:styleId="825">
+  <w:style w:type="table" w:styleId="835">
     <w:name w:val="Lined - Accent 4"/>
-    <w:basedOn w:val="903"/>
+    <w:basedOn w:val="913"/>
     <w:uiPriority w:val="99"/>
     <w:pPr>
       <w:pBdr/>
@@ -33673,9 +33640,9 @@
       </w:tcPr>
     </w:tblStylePr>
   </w:style>
-  <w:style w:type="table" w:styleId="826">
+  <w:style w:type="table" w:styleId="836">
     <w:name w:val="Lined - Accent 5"/>
-    <w:basedOn w:val="903"/>
+    <w:basedOn w:val="913"/>
     <w:uiPriority w:val="99"/>
     <w:pPr>
       <w:pBdr/>
@@ -33910,9 +33877,9 @@
       </w:tcPr>
     </w:tblStylePr>
   </w:style>
-  <w:style w:type="table" w:styleId="827">
+  <w:style w:type="table" w:styleId="837">
     <w:name w:val="Lined - Accent 6"/>
-    <w:basedOn w:val="903"/>
+    <w:basedOn w:val="913"/>
     <w:uiPriority w:val="99"/>
     <w:pPr>
       <w:pBdr/>
@@ -34147,9 +34114,9 @@
       </w:tcPr>
     </w:tblStylePr>
   </w:style>
-  <w:style w:type="table" w:styleId="828">
+  <w:style w:type="table" w:styleId="838">
     <w:name w:val="Bordered &amp; Lined - Accent"/>
-    <w:basedOn w:val="903"/>
+    <w:basedOn w:val="913"/>
     <w:uiPriority w:val="99"/>
     <w:pPr>
       <w:pBdr/>
@@ -34391,9 +34358,9 @@
       </w:tcPr>
     </w:tblStylePr>
   </w:style>
-  <w:style w:type="table" w:styleId="829">
+  <w:style w:type="table" w:styleId="839">
     <w:name w:val="Bordered &amp; Lined - Accent 1"/>
-    <w:basedOn w:val="903"/>
+    <w:basedOn w:val="913"/>
     <w:uiPriority w:val="99"/>
     <w:pPr>
       <w:pBdr/>
@@ -34635,9 +34602,9 @@
       </w:tcPr>
     </w:tblStylePr>
   </w:style>
-  <w:style w:type="table" w:styleId="830">
+  <w:style w:type="table" w:styleId="840">
     <w:name w:val="Bordered &amp; Lined - Accent 2"/>
-    <w:basedOn w:val="903"/>
+    <w:basedOn w:val="913"/>
     <w:uiPriority w:val="99"/>
     <w:pPr>
       <w:pBdr/>
@@ -34879,9 +34846,9 @@
       </w:tcPr>
     </w:tblStylePr>
   </w:style>
-  <w:style w:type="table" w:styleId="831">
+  <w:style w:type="table" w:styleId="841">
     <w:name w:val="Bordered &amp; Lined - Accent 3"/>
-    <w:basedOn w:val="903"/>
+    <w:basedOn w:val="913"/>
     <w:uiPriority w:val="99"/>
     <w:pPr>
       <w:pBdr/>
@@ -35123,9 +35090,9 @@
       </w:tcPr>
     </w:tblStylePr>
   </w:style>
-  <w:style w:type="table" w:styleId="832">
+  <w:style w:type="table" w:styleId="842">
     <w:name w:val="Bordered &amp; Lined - Accent 4"/>
-    <w:basedOn w:val="903"/>
+    <w:basedOn w:val="913"/>
     <w:uiPriority w:val="99"/>
     <w:pPr>
       <w:pBdr/>
@@ -35367,9 +35334,9 @@
       </w:tcPr>
     </w:tblStylePr>
   </w:style>
-  <w:style w:type="table" w:styleId="833">
+  <w:style w:type="table" w:styleId="843">
     <w:name w:val="Bordered &amp; Lined - Accent 5"/>
-    <w:basedOn w:val="903"/>
+    <w:basedOn w:val="913"/>
     <w:uiPriority w:val="99"/>
     <w:pPr>
       <w:pBdr/>
@@ -35611,9 +35578,9 @@
       </w:tcPr>
     </w:tblStylePr>
   </w:style>
-  <w:style w:type="table" w:styleId="834">
+  <w:style w:type="table" w:styleId="844">
     <w:name w:val="Bordered &amp; Lined - Accent 6"/>
-    <w:basedOn w:val="903"/>
+    <w:basedOn w:val="913"/>
     <w:uiPriority w:val="99"/>
     <w:pPr>
       <w:pBdr/>
@@ -35855,9 +35822,9 @@
       </w:tcPr>
     </w:tblStylePr>
   </w:style>
-  <w:style w:type="table" w:styleId="835">
+  <w:style w:type="table" w:styleId="845">
     <w:name w:val="Bordered"/>
-    <w:basedOn w:val="903"/>
+    <w:basedOn w:val="913"/>
     <w:uiPriority w:val="99"/>
     <w:pPr>
       <w:pBdr/>
@@ -36086,9 +36053,9 @@
       </w:tcPr>
     </w:tblStylePr>
   </w:style>
-  <w:style w:type="table" w:styleId="836">
+  <w:style w:type="table" w:styleId="846">
     <w:name w:val="Bordered - Accent 1"/>
-    <w:basedOn w:val="903"/>
+    <w:basedOn w:val="913"/>
     <w:uiPriority w:val="99"/>
     <w:pPr>
       <w:pBdr/>
@@ -36317,9 +36284,9 @@
       </w:tcPr>
     </w:tblStylePr>
   </w:style>
-  <w:style w:type="table" w:styleId="837">
+  <w:style w:type="table" w:styleId="847">
     <w:name w:val="Bordered - Accent 2"/>
-    <w:basedOn w:val="903"/>
+    <w:basedOn w:val="913"/>
     <w:uiPriority w:val="99"/>
     <w:pPr>
       <w:pBdr/>
@@ -36548,9 +36515,9 @@
       </w:tcPr>
     </w:tblStylePr>
   </w:style>
-  <w:style w:type="table" w:styleId="838">
+  <w:style w:type="table" w:styleId="848">
     <w:name w:val="Bordered - Accent 3"/>
-    <w:basedOn w:val="903"/>
+    <w:basedOn w:val="913"/>
     <w:uiPriority w:val="99"/>
     <w:pPr>
       <w:pBdr/>
@@ -36779,9 +36746,9 @@
       </w:tcPr>
     </w:tblStylePr>
   </w:style>
-  <w:style w:type="table" w:styleId="839">
+  <w:style w:type="table" w:styleId="849">
     <w:name w:val="Bordered - Accent 4"/>
-    <w:basedOn w:val="903"/>
+    <w:basedOn w:val="913"/>
     <w:uiPriority w:val="99"/>
     <w:pPr>
       <w:pBdr/>
@@ -37010,9 +36977,9 @@
       </w:tcPr>
     </w:tblStylePr>
   </w:style>
-  <w:style w:type="table" w:styleId="840">
+  <w:style w:type="table" w:styleId="850">
     <w:name w:val="Bordered - Accent 5"/>
-    <w:basedOn w:val="903"/>
+    <w:basedOn w:val="913"/>
     <w:uiPriority w:val="99"/>
     <w:pPr>
       <w:pBdr/>
@@ -37241,9 +37208,9 @@
       </w:tcPr>
     </w:tblStylePr>
   </w:style>
-  <w:style w:type="table" w:styleId="841">
+  <w:style w:type="table" w:styleId="851">
     <w:name w:val="Bordered - Accent 6"/>
-    <w:basedOn w:val="903"/>
+    <w:basedOn w:val="913"/>
     <w:uiPriority w:val="99"/>
     <w:pPr>
       <w:pBdr/>
@@ -37472,11 +37439,11 @@
       </w:tcPr>
     </w:tblStylePr>
   </w:style>
-  <w:style w:type="paragraph" w:styleId="842">
+  <w:style w:type="paragraph" w:styleId="852">
     <w:name w:val="Heading 1"/>
-    <w:basedOn w:val="901"/>
-    <w:next w:val="901"/>
-    <w:link w:val="851"/>
+    <w:basedOn w:val="911"/>
+    <w:next w:val="911"/>
+    <w:link w:val="861"/>
     <w:uiPriority w:val="9"/>
     <w:qFormat/>
     <w:pPr>
@@ -37494,11 +37461,11 @@
       <w:szCs w:val="40"/>
     </w:rPr>
   </w:style>
-  <w:style w:type="paragraph" w:styleId="843">
+  <w:style w:type="paragraph" w:styleId="853">
     <w:name w:val="Heading 2"/>
-    <w:basedOn w:val="901"/>
-    <w:next w:val="901"/>
-    <w:link w:val="852"/>
+    <w:basedOn w:val="911"/>
+    <w:next w:val="911"/>
+    <w:link w:val="862"/>
     <w:uiPriority w:val="9"/>
     <w:unhideWhenUsed/>
     <w:qFormat/>
@@ -37517,11 +37484,11 @@
       <w:szCs w:val="32"/>
     </w:rPr>
   </w:style>
-  <w:style w:type="paragraph" w:styleId="844">
+  <w:style w:type="paragraph" w:styleId="854">
     <w:name w:val="Heading 3"/>
-    <w:basedOn w:val="901"/>
-    <w:next w:val="901"/>
-    <w:link w:val="853"/>
+    <w:basedOn w:val="911"/>
+    <w:next w:val="911"/>
+    <w:link w:val="863"/>
     <w:uiPriority w:val="9"/>
     <w:unhideWhenUsed/>
     <w:qFormat/>
@@ -37540,11 +37507,11 @@
       <w:szCs w:val="28"/>
     </w:rPr>
   </w:style>
-  <w:style w:type="paragraph" w:styleId="845">
+  <w:style w:type="paragraph" w:styleId="855">
     <w:name w:val="Heading 4"/>
-    <w:basedOn w:val="901"/>
-    <w:next w:val="901"/>
-    <w:link w:val="854"/>
+    <w:basedOn w:val="911"/>
+    <w:next w:val="911"/>
+    <w:link w:val="864"/>
     <w:uiPriority w:val="9"/>
     <w:unhideWhenUsed/>
     <w:qFormat/>
@@ -37563,11 +37530,11 @@
       <w:color w:val="0f4761" w:themeColor="accent1" w:themeShade="BF"/>
     </w:rPr>
   </w:style>
-  <w:style w:type="paragraph" w:styleId="846">
+  <w:style w:type="paragraph" w:styleId="856">
     <w:name w:val="Heading 5"/>
-    <w:basedOn w:val="901"/>
-    <w:next w:val="901"/>
-    <w:link w:val="855"/>
+    <w:basedOn w:val="911"/>
+    <w:next w:val="911"/>
+    <w:link w:val="865"/>
     <w:uiPriority w:val="9"/>
     <w:unhideWhenUsed/>
     <w:qFormat/>
@@ -37584,11 +37551,11 @@
       <w:color w:val="0f4761" w:themeColor="accent1" w:themeShade="BF"/>
     </w:rPr>
   </w:style>
-  <w:style w:type="paragraph" w:styleId="847">
+  <w:style w:type="paragraph" w:styleId="857">
     <w:name w:val="Heading 6"/>
-    <w:basedOn w:val="901"/>
-    <w:next w:val="901"/>
-    <w:link w:val="856"/>
+    <w:basedOn w:val="911"/>
+    <w:next w:val="911"/>
+    <w:link w:val="866"/>
     <w:uiPriority w:val="9"/>
     <w:unhideWhenUsed/>
     <w:qFormat/>
@@ -37607,11 +37574,11 @@
       <w:color w:val="595959" w:themeColor="text1" w:themeTint="A6"/>
     </w:rPr>
   </w:style>
-  <w:style w:type="paragraph" w:styleId="848">
+  <w:style w:type="paragraph" w:styleId="858">
     <w:name w:val="Heading 7"/>
-    <w:basedOn w:val="901"/>
-    <w:next w:val="901"/>
-    <w:link w:val="857"/>
+    <w:basedOn w:val="911"/>
+    <w:next w:val="911"/>
+    <w:link w:val="867"/>
     <w:uiPriority w:val="9"/>
     <w:unhideWhenUsed/>
     <w:qFormat/>
@@ -37628,11 +37595,11 @@
       <w:color w:val="595959" w:themeColor="text1" w:themeTint="A6"/>
     </w:rPr>
   </w:style>
-  <w:style w:type="paragraph" w:styleId="849">
+  <w:style w:type="paragraph" w:styleId="859">
     <w:name w:val="Heading 8"/>
-    <w:basedOn w:val="901"/>
-    <w:next w:val="901"/>
-    <w:link w:val="858"/>
+    <w:basedOn w:val="911"/>
+    <w:next w:val="911"/>
+    <w:link w:val="868"/>
     <w:uiPriority w:val="9"/>
     <w:unhideWhenUsed/>
     <w:qFormat/>
@@ -37651,11 +37618,11 @@
       <w:color w:val="272727" w:themeColor="text1" w:themeTint="D8"/>
     </w:rPr>
   </w:style>
-  <w:style w:type="paragraph" w:styleId="850">
+  <w:style w:type="paragraph" w:styleId="860">
     <w:name w:val="Heading 9"/>
-    <w:basedOn w:val="901"/>
-    <w:next w:val="901"/>
-    <w:link w:val="859"/>
+    <w:basedOn w:val="911"/>
+    <w:next w:val="911"/>
+    <w:link w:val="869"/>
     <w:uiPriority w:val="9"/>
     <w:unhideWhenUsed/>
     <w:qFormat/>
@@ -37674,10 +37641,10 @@
       <w:color w:val="272727" w:themeColor="text1" w:themeTint="D8"/>
     </w:rPr>
   </w:style>
-  <w:style w:type="character" w:styleId="851">
+  <w:style w:type="character" w:styleId="861">
     <w:name w:val="Heading 1 Char"/>
-    <w:basedOn w:val="902"/>
-    <w:link w:val="842"/>
+    <w:basedOn w:val="912"/>
+    <w:link w:val="852"/>
     <w:uiPriority w:val="9"/>
     <w:pPr>
       <w:pBdr/>
@@ -37691,10 +37658,10 @@
       <w:szCs w:val="40"/>
     </w:rPr>
   </w:style>
-  <w:style w:type="character" w:styleId="852">
+  <w:style w:type="character" w:styleId="862">
     <w:name w:val="Heading 2 Char"/>
-    <w:basedOn w:val="902"/>
-    <w:link w:val="843"/>
+    <w:basedOn w:val="912"/>
+    <w:link w:val="853"/>
     <w:uiPriority w:val="9"/>
     <w:pPr>
       <w:pBdr/>
@@ -37708,10 +37675,10 @@
       <w:szCs w:val="32"/>
     </w:rPr>
   </w:style>
-  <w:style w:type="character" w:styleId="853">
+  <w:style w:type="character" w:styleId="863">
     <w:name w:val="Heading 3 Char"/>
-    <w:basedOn w:val="902"/>
-    <w:link w:val="844"/>
+    <w:basedOn w:val="912"/>
+    <w:link w:val="854"/>
     <w:uiPriority w:val="9"/>
     <w:pPr>
       <w:pBdr/>
@@ -37725,10 +37692,10 @@
       <w:szCs w:val="28"/>
     </w:rPr>
   </w:style>
-  <w:style w:type="character" w:styleId="854">
+  <w:style w:type="character" w:styleId="864">
     <w:name w:val="Heading 4 Char"/>
-    <w:basedOn w:val="902"/>
-    <w:link w:val="845"/>
+    <w:basedOn w:val="912"/>
+    <w:link w:val="855"/>
     <w:uiPriority w:val="9"/>
     <w:pPr>
       <w:pBdr/>
@@ -37742,10 +37709,10 @@
       <w:color w:val="0f4761" w:themeColor="accent1" w:themeShade="BF"/>
     </w:rPr>
   </w:style>
-  <w:style w:type="character" w:styleId="855">
+  <w:style w:type="character" w:styleId="865">
     <w:name w:val="Heading 5 Char"/>
-    <w:basedOn w:val="902"/>
-    <w:link w:val="846"/>
+    <w:basedOn w:val="912"/>
+    <w:link w:val="856"/>
     <w:uiPriority w:val="9"/>
     <w:pPr>
       <w:pBdr/>
@@ -37757,10 +37724,10 @@
       <w:color w:val="0f4761" w:themeColor="accent1" w:themeShade="BF"/>
     </w:rPr>
   </w:style>
-  <w:style w:type="character" w:styleId="856">
+  <w:style w:type="character" w:styleId="866">
     <w:name w:val="Heading 6 Char"/>
-    <w:basedOn w:val="902"/>
-    <w:link w:val="847"/>
+    <w:basedOn w:val="912"/>
+    <w:link w:val="857"/>
     <w:uiPriority w:val="9"/>
     <w:pPr>
       <w:pBdr/>
@@ -37774,10 +37741,10 @@
       <w:color w:val="595959" w:themeColor="text1" w:themeTint="A6"/>
     </w:rPr>
   </w:style>
-  <w:style w:type="character" w:styleId="857">
+  <w:style w:type="character" w:styleId="867">
     <w:name w:val="Heading 7 Char"/>
-    <w:basedOn w:val="902"/>
-    <w:link w:val="848"/>
+    <w:basedOn w:val="912"/>
+    <w:link w:val="858"/>
     <w:uiPriority w:val="9"/>
     <w:pPr>
       <w:pBdr/>
@@ -37789,10 +37756,10 @@
       <w:color w:val="595959" w:themeColor="text1" w:themeTint="A6"/>
     </w:rPr>
   </w:style>
-  <w:style w:type="character" w:styleId="858">
+  <w:style w:type="character" w:styleId="868">
     <w:name w:val="Heading 8 Char"/>
-    <w:basedOn w:val="902"/>
-    <w:link w:val="849"/>
+    <w:basedOn w:val="912"/>
+    <w:link w:val="859"/>
     <w:uiPriority w:val="9"/>
     <w:pPr>
       <w:pBdr/>
@@ -37806,10 +37773,10 @@
       <w:color w:val="272727" w:themeColor="text1" w:themeTint="D8"/>
     </w:rPr>
   </w:style>
-  <w:style w:type="character" w:styleId="859">
+  <w:style w:type="character" w:styleId="869">
     <w:name w:val="Heading 9 Char"/>
-    <w:basedOn w:val="902"/>
-    <w:link w:val="850"/>
+    <w:basedOn w:val="912"/>
+    <w:link w:val="860"/>
     <w:uiPriority w:val="9"/>
     <w:pPr>
       <w:pBdr/>
@@ -37823,11 +37790,11 @@
       <w:color w:val="272727" w:themeColor="text1" w:themeTint="D8"/>
     </w:rPr>
   </w:style>
-  <w:style w:type="paragraph" w:styleId="860">
+  <w:style w:type="paragraph" w:styleId="870">
     <w:name w:val="Title"/>
-    <w:basedOn w:val="901"/>
-    <w:next w:val="901"/>
-    <w:link w:val="861"/>
+    <w:basedOn w:val="911"/>
+    <w:next w:val="911"/>
+    <w:link w:val="871"/>
     <w:uiPriority w:val="10"/>
     <w:qFormat/>
     <w:pPr>
@@ -37843,10 +37810,10 @@
       <w:szCs w:val="56"/>
     </w:rPr>
   </w:style>
-  <w:style w:type="character" w:styleId="861">
+  <w:style w:type="character" w:styleId="871">
     <w:name w:val="Title Char"/>
-    <w:basedOn w:val="902"/>
-    <w:link w:val="860"/>
+    <w:basedOn w:val="912"/>
+    <w:link w:val="870"/>
     <w:uiPriority w:val="10"/>
     <w:pPr>
       <w:pBdr/>
@@ -37860,11 +37827,11 @@
       <w:szCs w:val="56"/>
     </w:rPr>
   </w:style>
-  <w:style w:type="paragraph" w:styleId="862">
+  <w:style w:type="paragraph" w:styleId="872">
     <w:name w:val="Subtitle"/>
-    <w:basedOn w:val="901"/>
-    <w:next w:val="901"/>
-    <w:link w:val="863"/>
+    <w:basedOn w:val="911"/>
+    <w:next w:val="911"/>
+    <w:link w:val="873"/>
     <w:uiPriority w:val="11"/>
     <w:qFormat/>
     <w:pPr>
@@ -37882,10 +37849,10 @@
       <w:szCs w:val="28"/>
     </w:rPr>
   </w:style>
-  <w:style w:type="character" w:styleId="863">
+  <w:style w:type="character" w:styleId="873">
     <w:name w:val="Subtitle Char"/>
-    <w:basedOn w:val="902"/>
-    <w:link w:val="862"/>
+    <w:basedOn w:val="912"/>
+    <w:link w:val="872"/>
     <w:uiPriority w:val="11"/>
     <w:pPr>
       <w:pBdr/>
@@ -37899,11 +37866,11 @@
       <w:szCs w:val="28"/>
     </w:rPr>
   </w:style>
-  <w:style w:type="paragraph" w:styleId="864">
+  <w:style w:type="paragraph" w:styleId="874">
     <w:name w:val="Quote"/>
-    <w:basedOn w:val="901"/>
-    <w:next w:val="901"/>
-    <w:link w:val="865"/>
+    <w:basedOn w:val="911"/>
+    <w:next w:val="911"/>
+    <w:link w:val="875"/>
     <w:uiPriority w:val="29"/>
     <w:qFormat/>
     <w:pPr>
@@ -37918,10 +37885,10 @@
       <w:color w:val="404040" w:themeColor="text1" w:themeTint="BF"/>
     </w:rPr>
   </w:style>
-  <w:style w:type="character" w:styleId="865">
+  <w:style w:type="character" w:styleId="875">
     <w:name w:val="Quote Char"/>
-    <w:basedOn w:val="902"/>
-    <w:link w:val="864"/>
+    <w:basedOn w:val="912"/>
+    <w:link w:val="874"/>
     <w:uiPriority w:val="29"/>
     <w:pPr>
       <w:pBdr/>
@@ -37934,9 +37901,9 @@
       <w:color w:val="404040" w:themeColor="text1" w:themeTint="BF"/>
     </w:rPr>
   </w:style>
-  <w:style w:type="character" w:styleId="866">
+  <w:style w:type="character" w:styleId="876">
     <w:name w:val="Intense Emphasis"/>
-    <w:basedOn w:val="902"/>
+    <w:basedOn w:val="912"/>
     <w:uiPriority w:val="21"/>
     <w:qFormat/>
     <w:pPr>
@@ -37950,11 +37917,11 @@
       <w:color w:val="0f4761" w:themeColor="accent1" w:themeShade="BF"/>
     </w:rPr>
   </w:style>
-  <w:style w:type="paragraph" w:styleId="867">
+  <w:style w:type="paragraph" w:styleId="877">
     <w:name w:val="Intense Quote"/>
-    <w:basedOn w:val="901"/>
-    <w:next w:val="901"/>
-    <w:link w:val="868"/>
+    <w:basedOn w:val="911"/>
+    <w:next w:val="911"/>
+    <w:link w:val="878"/>
     <w:uiPriority w:val="30"/>
     <w:qFormat/>
     <w:pPr>
@@ -37972,10 +37939,10 @@
       <w:color w:val="0f4761" w:themeColor="accent1" w:themeShade="BF"/>
     </w:rPr>
   </w:style>
-  <w:style w:type="character" w:styleId="868">
+  <w:style w:type="character" w:styleId="878">
     <w:name w:val="Intense Quote Char"/>
-    <w:basedOn w:val="902"/>
-    <w:link w:val="867"/>
+    <w:basedOn w:val="912"/>
+    <w:link w:val="877"/>
     <w:uiPriority w:val="30"/>
     <w:pPr>
       <w:pBdr/>
@@ -37988,9 +37955,9 @@
       <w:color w:val="0f4761" w:themeColor="accent1" w:themeShade="BF"/>
     </w:rPr>
   </w:style>
-  <w:style w:type="character" w:styleId="869">
+  <w:style w:type="character" w:styleId="879">
     <w:name w:val="Intense Reference"/>
-    <w:basedOn w:val="902"/>
+    <w:basedOn w:val="912"/>
     <w:uiPriority w:val="32"/>
     <w:qFormat/>
     <w:pPr>
@@ -38006,9 +37973,9 @@
       <w:spacing w:val="5"/>
     </w:rPr>
   </w:style>
-  <w:style w:type="paragraph" w:styleId="870">
+  <w:style w:type="paragraph" w:styleId="880">
     <w:name w:val="No Spacing"/>
-    <w:basedOn w:val="901"/>
+    <w:basedOn w:val="911"/>
     <w:uiPriority w:val="1"/>
     <w:qFormat/>
     <w:pPr>
@@ -38017,9 +37984,9 @@
       <w:ind/>
     </w:pPr>
   </w:style>
-  <w:style w:type="character" w:styleId="871">
+  <w:style w:type="character" w:styleId="881">
     <w:name w:val="Subtle Emphasis"/>
-    <w:basedOn w:val="902"/>
+    <w:basedOn w:val="912"/>
     <w:uiPriority w:val="19"/>
     <w:qFormat/>
     <w:pPr>
@@ -38033,9 +38000,9 @@
       <w:color w:val="404040" w:themeColor="text1" w:themeTint="BF"/>
     </w:rPr>
   </w:style>
-  <w:style w:type="character" w:styleId="872">
+  <w:style w:type="character" w:styleId="882">
     <w:name w:val="Emphasis"/>
-    <w:basedOn w:val="902"/>
+    <w:basedOn w:val="912"/>
     <w:uiPriority w:val="20"/>
     <w:qFormat/>
     <w:pPr>
@@ -38048,9 +38015,9 @@
       <w:iCs/>
     </w:rPr>
   </w:style>
-  <w:style w:type="character" w:styleId="873">
+  <w:style w:type="character" w:styleId="883">
     <w:name w:val="Strong"/>
-    <w:basedOn w:val="902"/>
+    <w:basedOn w:val="912"/>
     <w:uiPriority w:val="22"/>
     <w:qFormat/>
     <w:pPr>
@@ -38063,9 +38030,9 @@
       <w:bCs/>
     </w:rPr>
   </w:style>
-  <w:style w:type="character" w:styleId="874">
+  <w:style w:type="character" w:styleId="884">
     <w:name w:val="Subtle Reference"/>
-    <w:basedOn w:val="902"/>
+    <w:basedOn w:val="912"/>
     <w:uiPriority w:val="31"/>
     <w:qFormat/>
     <w:pPr>
@@ -38078,9 +38045,9 @@
       <w:color w:val="5a5a5a" w:themeColor="text1" w:themeTint="A5"/>
     </w:rPr>
   </w:style>
-  <w:style w:type="character" w:styleId="875">
+  <w:style w:type="character" w:styleId="885">
     <w:name w:val="Book Title"/>
-    <w:basedOn w:val="902"/>
+    <w:basedOn w:val="912"/>
     <w:uiPriority w:val="33"/>
     <w:qFormat/>
     <w:pPr>
@@ -38096,10 +38063,10 @@
       <w:spacing w:val="5"/>
     </w:rPr>
   </w:style>
-  <w:style w:type="paragraph" w:styleId="876">
+  <w:style w:type="paragraph" w:styleId="886">
     <w:name w:val="Header"/>
-    <w:basedOn w:val="901"/>
-    <w:link w:val="877"/>
+    <w:basedOn w:val="911"/>
+    <w:link w:val="887"/>
     <w:uiPriority w:val="99"/>
     <w:unhideWhenUsed/>
     <w:pPr>
@@ -38112,10 +38079,10 @@
       <w:ind/>
     </w:pPr>
   </w:style>
-  <w:style w:type="character" w:styleId="877">
+  <w:style w:type="character" w:styleId="887">
     <w:name w:val="Header Char"/>
-    <w:basedOn w:val="902"/>
-    <w:link w:val="876"/>
+    <w:basedOn w:val="912"/>
+    <w:link w:val="886"/>
     <w:uiPriority w:val="99"/>
     <w:pPr>
       <w:pBdr/>
@@ -38123,10 +38090,10 @@
       <w:ind/>
     </w:pPr>
   </w:style>
-  <w:style w:type="paragraph" w:styleId="878">
+  <w:style w:type="paragraph" w:styleId="888">
     <w:name w:val="Footer"/>
-    <w:basedOn w:val="901"/>
-    <w:link w:val="879"/>
+    <w:basedOn w:val="911"/>
+    <w:link w:val="889"/>
     <w:uiPriority w:val="99"/>
     <w:unhideWhenUsed/>
     <w:pPr>
@@ -38139,10 +38106,10 @@
       <w:ind/>
     </w:pPr>
   </w:style>
-  <w:style w:type="character" w:styleId="879">
+  <w:style w:type="character" w:styleId="889">
     <w:name w:val="Footer Char"/>
-    <w:basedOn w:val="902"/>
-    <w:link w:val="878"/>
+    <w:basedOn w:val="912"/>
+    <w:link w:val="888"/>
     <w:uiPriority w:val="99"/>
     <w:pPr>
       <w:pBdr/>
@@ -38150,10 +38117,10 @@
       <w:ind/>
     </w:pPr>
   </w:style>
-  <w:style w:type="paragraph" w:styleId="880">
+  <w:style w:type="paragraph" w:styleId="890">
     <w:name w:val="Caption"/>
-    <w:basedOn w:val="901"/>
-    <w:next w:val="901"/>
+    <w:basedOn w:val="911"/>
+    <w:next w:val="911"/>
     <w:uiPriority w:val="35"/>
     <w:unhideWhenUsed/>
     <w:qFormat/>
@@ -38170,10 +38137,10 @@
       <w:szCs w:val="18"/>
     </w:rPr>
   </w:style>
-  <w:style w:type="paragraph" w:styleId="881">
+  <w:style w:type="paragraph" w:styleId="891">
     <w:name w:val="footnote text"/>
-    <w:basedOn w:val="901"/>
-    <w:link w:val="882"/>
+    <w:basedOn w:val="911"/>
+    <w:link w:val="892"/>
     <w:uiPriority w:val="99"/>
     <w:semiHidden/>
     <w:unhideWhenUsed/>
@@ -38187,10 +38154,10 @@
       <w:szCs w:val="20"/>
     </w:rPr>
   </w:style>
-  <w:style w:type="character" w:styleId="882">
+  <w:style w:type="character" w:styleId="892">
     <w:name w:val="Footnote Text Char"/>
-    <w:basedOn w:val="902"/>
-    <w:link w:val="881"/>
+    <w:basedOn w:val="912"/>
+    <w:link w:val="891"/>
     <w:uiPriority w:val="99"/>
     <w:semiHidden/>
     <w:pPr>
@@ -38203,9 +38170,9 @@
       <w:szCs w:val="20"/>
     </w:rPr>
   </w:style>
-  <w:style w:type="character" w:styleId="883">
+  <w:style w:type="character" w:styleId="893">
     <w:name w:val="footnote reference"/>
-    <w:basedOn w:val="902"/>
+    <w:basedOn w:val="912"/>
     <w:uiPriority w:val="99"/>
     <w:semiHidden/>
     <w:unhideWhenUsed/>
@@ -38218,10 +38185,10 @@
       <w:vertAlign w:val="superscript"/>
     </w:rPr>
   </w:style>
-  <w:style w:type="paragraph" w:styleId="884">
+  <w:style w:type="paragraph" w:styleId="894">
     <w:name w:val="endnote text"/>
-    <w:basedOn w:val="901"/>
-    <w:link w:val="885"/>
+    <w:basedOn w:val="911"/>
+    <w:link w:val="895"/>
     <w:uiPriority w:val="99"/>
     <w:semiHidden/>
     <w:unhideWhenUsed/>
@@ -38235,10 +38202,10 @@
       <w:szCs w:val="20"/>
     </w:rPr>
   </w:style>
-  <w:style w:type="character" w:styleId="885">
+  <w:style w:type="character" w:styleId="895">
     <w:name w:val="Endnote Text Char"/>
-    <w:basedOn w:val="902"/>
-    <w:link w:val="884"/>
+    <w:basedOn w:val="912"/>
+    <w:link w:val="894"/>
     <w:uiPriority w:val="99"/>
     <w:semiHidden/>
     <w:pPr>
@@ -38251,9 +38218,9 @@
       <w:szCs w:val="20"/>
     </w:rPr>
   </w:style>
-  <w:style w:type="character" w:styleId="886">
+  <w:style w:type="character" w:styleId="896">
     <w:name w:val="endnote reference"/>
-    <w:basedOn w:val="902"/>
+    <w:basedOn w:val="912"/>
     <w:uiPriority w:val="99"/>
     <w:semiHidden/>
     <w:unhideWhenUsed/>
@@ -38266,9 +38233,9 @@
       <w:vertAlign w:val="superscript"/>
     </w:rPr>
   </w:style>
-  <w:style w:type="character" w:styleId="887">
+  <w:style w:type="character" w:styleId="897">
     <w:name w:val="Hyperlink"/>
-    <w:basedOn w:val="902"/>
+    <w:basedOn w:val="912"/>
     <w:uiPriority w:val="99"/>
     <w:unhideWhenUsed/>
     <w:pPr>
@@ -38281,9 +38248,9 @@
       <w:u w:val="single"/>
     </w:rPr>
   </w:style>
-  <w:style w:type="character" w:styleId="888">
+  <w:style w:type="character" w:styleId="898">
     <w:name w:val="FollowedHyperlink"/>
-    <w:basedOn w:val="902"/>
+    <w:basedOn w:val="912"/>
     <w:uiPriority w:val="99"/>
     <w:semiHidden/>
     <w:unhideWhenUsed/>
@@ -38297,10 +38264,10 @@
       <w:u w:val="single"/>
     </w:rPr>
   </w:style>
-  <w:style w:type="paragraph" w:styleId="889">
+  <w:style w:type="paragraph" w:styleId="899">
     <w:name w:val="toc 1"/>
-    <w:basedOn w:val="901"/>
-    <w:next w:val="901"/>
+    <w:basedOn w:val="911"/>
+    <w:next w:val="911"/>
     <w:uiPriority w:val="39"/>
     <w:unhideWhenUsed/>
     <w:pPr>
@@ -38309,10 +38276,10 @@
       <w:ind/>
     </w:pPr>
   </w:style>
-  <w:style w:type="paragraph" w:styleId="890">
+  <w:style w:type="paragraph" w:styleId="900">
     <w:name w:val="toc 2"/>
-    <w:basedOn w:val="901"/>
-    <w:next w:val="901"/>
+    <w:basedOn w:val="911"/>
+    <w:next w:val="911"/>
     <w:uiPriority w:val="39"/>
     <w:unhideWhenUsed/>
     <w:pPr>
@@ -38321,10 +38288,10 @@
       <w:ind w:left="220"/>
     </w:pPr>
   </w:style>
-  <w:style w:type="paragraph" w:styleId="891">
+  <w:style w:type="paragraph" w:styleId="901">
     <w:name w:val="toc 3"/>
-    <w:basedOn w:val="901"/>
-    <w:next w:val="901"/>
+    <w:basedOn w:val="911"/>
+    <w:next w:val="911"/>
     <w:uiPriority w:val="39"/>
     <w:unhideWhenUsed/>
     <w:pPr>
@@ -38333,10 +38300,10 @@
       <w:ind w:left="440"/>
     </w:pPr>
   </w:style>
-  <w:style w:type="paragraph" w:styleId="892">
+  <w:style w:type="paragraph" w:styleId="902">
     <w:name w:val="toc 4"/>
-    <w:basedOn w:val="901"/>
-    <w:next w:val="901"/>
+    <w:basedOn w:val="911"/>
+    <w:next w:val="911"/>
     <w:uiPriority w:val="39"/>
     <w:unhideWhenUsed/>
     <w:pPr>
@@ -38345,10 +38312,10 @@
       <w:ind w:left="660"/>
     </w:pPr>
   </w:style>
-  <w:style w:type="paragraph" w:styleId="893">
+  <w:style w:type="paragraph" w:styleId="903">
     <w:name w:val="toc 5"/>
-    <w:basedOn w:val="901"/>
-    <w:next w:val="901"/>
+    <w:basedOn w:val="911"/>
+    <w:next w:val="911"/>
     <w:uiPriority w:val="39"/>
     <w:unhideWhenUsed/>
     <w:pPr>
@@ -38357,10 +38324,10 @@
       <w:ind w:left="880"/>
     </w:pPr>
   </w:style>
-  <w:style w:type="paragraph" w:styleId="894">
+  <w:style w:type="paragraph" w:styleId="904">
     <w:name w:val="toc 6"/>
-    <w:basedOn w:val="901"/>
-    <w:next w:val="901"/>
+    <w:basedOn w:val="911"/>
+    <w:next w:val="911"/>
     <w:uiPriority w:val="39"/>
     <w:unhideWhenUsed/>
     <w:pPr>
@@ -38369,10 +38336,10 @@
       <w:ind w:left="1100"/>
     </w:pPr>
   </w:style>
-  <w:style w:type="paragraph" w:styleId="895">
+  <w:style w:type="paragraph" w:styleId="905">
     <w:name w:val="toc 7"/>
-    <w:basedOn w:val="901"/>
-    <w:next w:val="901"/>
+    <w:basedOn w:val="911"/>
+    <w:next w:val="911"/>
     <w:uiPriority w:val="39"/>
     <w:unhideWhenUsed/>
     <w:pPr>
@@ -38381,10 +38348,10 @@
       <w:ind w:left="1320"/>
     </w:pPr>
   </w:style>
-  <w:style w:type="paragraph" w:styleId="896">
+  <w:style w:type="paragraph" w:styleId="906">
     <w:name w:val="toc 8"/>
-    <w:basedOn w:val="901"/>
-    <w:next w:val="901"/>
+    <w:basedOn w:val="911"/>
+    <w:next w:val="911"/>
     <w:uiPriority w:val="39"/>
     <w:unhideWhenUsed/>
     <w:pPr>
@@ -38393,10 +38360,10 @@
       <w:ind w:left="1540"/>
     </w:pPr>
   </w:style>
-  <w:style w:type="paragraph" w:styleId="897">
+  <w:style w:type="paragraph" w:styleId="907">
     <w:name w:val="toc 9"/>
-    <w:basedOn w:val="901"/>
-    <w:next w:val="901"/>
+    <w:basedOn w:val="911"/>
+    <w:next w:val="911"/>
     <w:uiPriority w:val="39"/>
     <w:unhideWhenUsed/>
     <w:pPr>
@@ -38405,9 +38372,9 @@
       <w:ind w:left="1760"/>
     </w:pPr>
   </w:style>
-  <w:style w:type="character" w:styleId="898">
+  <w:style w:type="character" w:styleId="908">
     <w:name w:val="Placeholder Text"/>
-    <w:basedOn w:val="902"/>
+    <w:basedOn w:val="912"/>
     <w:uiPriority w:val="99"/>
     <w:semiHidden/>
     <w:pPr>
@@ -38419,7 +38386,7 @@
       <w:color w:val="666666"/>
     </w:rPr>
   </w:style>
-  <w:style w:type="paragraph" w:styleId="899">
+  <w:style w:type="paragraph" w:styleId="909">
     <w:name w:val="TOC Heading"/>
     <w:uiPriority w:val="39"/>
     <w:unhideWhenUsed/>
@@ -38429,10 +38396,10 @@
       <w:ind/>
     </w:pPr>
   </w:style>
-  <w:style w:type="paragraph" w:styleId="900">
+  <w:style w:type="paragraph" w:styleId="910">
     <w:name w:val="table of figures"/>
-    <w:basedOn w:val="901"/>
-    <w:next w:val="901"/>
+    <w:basedOn w:val="911"/>
+    <w:next w:val="911"/>
     <w:uiPriority w:val="99"/>
     <w:unhideWhenUsed/>
     <w:pPr>
@@ -38441,7 +38408,7 @@
       <w:ind/>
     </w:pPr>
   </w:style>
-  <w:style w:type="paragraph" w:styleId="901" w:default="1">
+  <w:style w:type="paragraph" w:styleId="911" w:default="1">
     <w:name w:val="Normal"/>
     <w:qFormat/>
     <w:pPr>
@@ -38450,7 +38417,7 @@
       <w:ind/>
     </w:pPr>
   </w:style>
-  <w:style w:type="character" w:styleId="902" w:default="1">
+  <w:style w:type="character" w:styleId="912" w:default="1">
     <w:name w:val="Default Paragraph Font"/>
     <w:uiPriority w:val="1"/>
     <w:unhideWhenUsed/>
@@ -38460,7 +38427,7 @@
       <w:ind/>
     </w:pPr>
   </w:style>
-  <w:style w:type="table" w:styleId="903" w:default="1">
+  <w:style w:type="table" w:styleId="913" w:default="1">
     <w:name w:val="Normal Table"/>
     <w:uiPriority w:val="99"/>
     <w:semiHidden/>
@@ -38653,7 +38620,7 @@
       </w:tcPr>
     </w:tblStylePr>
   </w:style>
-  <w:style w:type="numbering" w:styleId="904" w:default="1">
+  <w:style w:type="numbering" w:styleId="914" w:default="1">
     <w:name w:val="No List"/>
     <w:uiPriority w:val="99"/>
     <w:semiHidden/>
@@ -38664,7 +38631,7 @@
       <w:ind/>
     </w:pPr>
   </w:style>
-  <w:style w:type="character" w:styleId="905" w:customStyle="1">
+  <w:style w:type="character" w:styleId="915" w:customStyle="1">
     <w:name w:val="Verbatim Char"/>
     <w:pPr>
       <w:pBdr/>
@@ -38676,9 +38643,9 @@
       <w:sz w:val="22"/>
     </w:rPr>
   </w:style>
-  <w:style w:type="table" w:styleId="906" w:customStyle="1">
+  <w:style w:type="table" w:styleId="916" w:customStyle="1">
     <w:name w:val="Normal Grid"/>
-    <w:basedOn w:val="903"/>
+    <w:basedOn w:val="913"/>
     <w:uiPriority w:val="39"/>
     <w:pPr>
       <w:pBdr/>
@@ -38867,9 +38834,9 @@
       </w:tcPr>
     </w:tblStylePr>
   </w:style>
-  <w:style w:type="paragraph" w:styleId="907">
+  <w:style w:type="paragraph" w:styleId="917">
     <w:name w:val="List Paragraph"/>
-    <w:basedOn w:val="901"/>
+    <w:basedOn w:val="911"/>
     <w:uiPriority w:val="34"/>
     <w:qFormat/>
     <w:pPr>
@@ -38879,9 +38846,9 @@
       <w:contextualSpacing w:val="true"/>
     </w:pPr>
   </w:style>
-  <w:style w:type="paragraph" w:styleId="908">
+  <w:style w:type="paragraph" w:styleId="918">
     <w:name w:val="Normal (Web)"/>
-    <w:basedOn w:val="901"/>
+    <w:basedOn w:val="911"/>
     <w:uiPriority w:val="99"/>
     <w:semiHidden/>
     <w:unhideWhenUsed/>
